--- a/힐스테이트_광명11_검토보고서.docx
+++ b/힐스테이트_광명11_검토보고서.docx
@@ -1087,7 +1087,7 @@
                 <w:sz w:val="20"/>
                 <w:szCs w:val="20"/>
               </w:rPr>
-              <w:t xml:space="preserve">조망권 리스크 교차검증</w:t>
+              <w:t xml:space="preserve">내진능력 동별 편차</w:t>
             </w:r>
           </w:p>
         </w:tc>
@@ -1143,7 +1143,7 @@
                 <w:sz w:val="19"/>
                 <w:szCs w:val="19"/>
               </w:rPr>
-              <w:t xml:space="preserve">V-World 실측 결과 반경 500m 내 준주거지역·일반상업지역(용적률 상한 500~1,300%) 존재 확인 — 원문의 포괄적 조망권 면책조항과 결합 시 향후 고층 개발 리스크 실재</w:t>
+              <w:t xml:space="preserve">301~303동 VII-0.158g로 101~212동 VII-0.204g 대비 낮게 공개됨 — 사유 미설명. 지하주차장 우기 결로 발생 가능성도 원문이 직접 인정</w:t>
             </w:r>
           </w:p>
         </w:tc>
@@ -1175,6 +1175,93 @@
                 <w:sz w:val="20"/>
                 <w:szCs w:val="20"/>
               </w:rPr>
+              <w:t xml:space="preserve">조망권 리스크 교차검증</w:t>
+            </w:r>
+          </w:p>
+        </w:tc>
+        <w:tc>
+          <w:tcPr>
+            <w:tcW w:type="dxa" w:w="1400"/>
+            <w:tcMar>
+              <w:top w:type="dxa" w:w="90"/>
+              <w:left w:type="dxa" w:w="120"/>
+              <w:bottom w:type="dxa" w:w="90"/>
+              <w:right w:type="dxa" w:w="120"/>
+            </w:tcMar>
+            <w:vAlign w:val="center"/>
+          </w:tcPr>
+          <w:p>
+            <w:pPr>
+              <w:jc w:val="center"/>
+            </w:pPr>
+            <w:r>
+              <w:rPr>
+                <w:b/>
+                <w:bCs/>
+                <w:color w:val="C00000"/>
+                <w:sz w:val="20"/>
+                <w:szCs w:val="20"/>
+              </w:rPr>
+              <w:t xml:space="preserve">● 주의</w:t>
+            </w:r>
+          </w:p>
+        </w:tc>
+        <w:tc>
+          <w:tcPr>
+            <w:tcW w:type="dxa" w:w="5550"/>
+            <w:tcMar>
+              <w:top w:type="dxa" w:w="90"/>
+              <w:left w:type="dxa" w:w="120"/>
+              <w:bottom w:type="dxa" w:w="90"/>
+              <w:right w:type="dxa" w:w="120"/>
+            </w:tcMar>
+            <w:vAlign w:val="center"/>
+          </w:tcPr>
+          <w:p>
+            <w:pPr>
+              <w:jc w:val="left"/>
+            </w:pPr>
+            <w:r>
+              <w:rPr>
+                <w:b w:val="false"/>
+                <w:bCs w:val="false"/>
+                <w:color w:val="000000"/>
+                <w:sz w:val="19"/>
+                <w:szCs w:val="19"/>
+              </w:rPr>
+              <w:t xml:space="preserve">V-World 실측 결과 반경 500m 내 준주거지역·일반상업지역(용적률 상한 500~1,300%) 존재 확인 — 원문의 포괄적 조망권 면책조항과 결합 시 향후 고층 개발 리스크 실재</w:t>
+            </w:r>
+          </w:p>
+        </w:tc>
+      </w:tr>
+      <w:tr>
+        <w:trPr>
+          <w:cantSplit/>
+        </w:trPr>
+        <w:tc>
+          <w:tcPr>
+            <w:tcW w:type="dxa" w:w="2400"/>
+            <w:shd w:fill="F7F3EA" w:val="clear"/>
+            <w:tcMar>
+              <w:top w:type="dxa" w:w="90"/>
+              <w:left w:type="dxa" w:w="120"/>
+              <w:bottom w:type="dxa" w:w="90"/>
+              <w:right w:type="dxa" w:w="120"/>
+            </w:tcMar>
+            <w:vAlign w:val="center"/>
+          </w:tcPr>
+          <w:p>
+            <w:pPr>
+              <w:jc w:val="left"/>
+            </w:pPr>
+            <w:r>
+              <w:rPr>
+                <w:b/>
+                <w:bCs/>
+                <w:color w:val="000000"/>
+                <w:sz w:val="20"/>
+                <w:szCs w:val="20"/>
+              </w:rPr>
               <w:t xml:space="preserve">분양보증·소방·공기질 기본요건</w:t>
             </w:r>
           </w:p>
@@ -1182,6 +1269,7 @@
         <w:tc>
           <w:tcPr>
             <w:tcW w:type="dxa" w:w="1400"/>
+            <w:shd w:fill="F7F3EA" w:val="clear"/>
             <w:tcMar>
               <w:top w:type="dxa" w:w="90"/>
               <w:left w:type="dxa" w:w="120"/>
@@ -1209,6 +1297,7 @@
         <w:tc>
           <w:tcPr>
             <w:tcW w:type="dxa" w:w="5550"/>
+            <w:shd w:fill="F7F3EA" w:val="clear"/>
             <w:tcMar>
               <w:top w:type="dxa" w:w="90"/>
               <w:left w:type="dxa" w:w="120"/>
@@ -2326,6 +2415,115 @@
         </w:tc>
       </w:tr>
     </w:tbl>
+    <w:p>
+      <w:pPr>
+        <w:keepNext/>
+        <w:keepLines/>
+        <w:pBdr>
+          <w:left w:val="single" w:color="C89B3C" w:sz="18" w:space="6"/>
+        </w:pBdr>
+        <w:spacing w:after="100" w:before="240" w:line="276" w:lineRule="auto"/>
+        <w:ind w:left="80"/>
+      </w:pPr>
+      <w:r>
+        <w:rPr>
+          <w:b/>
+          <w:bCs/>
+          <w:color w:val="1F3864"/>
+          <w:sz w:val="22"/>
+          <w:szCs w:val="22"/>
+        </w:rPr>
+        <w:t xml:space="preserve">원문 인용 (동별 근거 문구)</w:t>
+      </w:r>
+    </w:p>
+    <w:p>
+      <w:pPr>
+        <w:keepNext/>
+        <w:keepLines/>
+        <w:pBdr>
+          <w:left w:val="single" w:color="999999" w:sz="16" w:space="8"/>
+        </w:pBdr>
+        <w:shd w:fill="F2F2F2" w:val="clear"/>
+        <w:spacing w:after="100" w:before="100" w:line="276" w:lineRule="auto"/>
+        <w:ind w:left="100"/>
+      </w:pPr>
+      <w:r>
+        <w:rPr>
+          <w:i/>
+          <w:iCs/>
+          <w:color w:val="595959"/>
+          <w:sz w:val="20"/>
+          <w:szCs w:val="20"/>
+        </w:rPr>
+        <w:t xml:space="preserve">"특히, 11-1R 지하주차장 및 104, 105동, 204, 205, 212동과 인접하여 7호선(광명사거리역)이 운행되고 있으므로 이를 인지하여 청약 신청 및 계약 체결하시기 바랍니다. 지하층 구조 및 흙막이 설계는 지하철 7호선 인접에 따른 영향으로 실시설계 시 상세한 검토 및 시공계획에 의해 변경 또는 증감이 발생할 수 있음을 반드시 확인하고 청약 및 계약하시기 바랍니다."</w:t>
+      </w:r>
+    </w:p>
+    <w:p>
+      <w:pPr>
+        <w:keepNext/>
+        <w:keepLines/>
+        <w:pBdr>
+          <w:left w:val="single" w:color="999999" w:sz="16" w:space="8"/>
+        </w:pBdr>
+        <w:shd w:fill="F2F2F2" w:val="clear"/>
+        <w:spacing w:after="100" w:before="100" w:line="276" w:lineRule="auto"/>
+        <w:ind w:left="100"/>
+      </w:pPr>
+      <w:r>
+        <w:rPr>
+          <w:i/>
+          <w:iCs/>
+          <w:color w:val="595959"/>
+          <w:sz w:val="20"/>
+          <w:szCs w:val="20"/>
+        </w:rPr>
+        <w:t xml:space="preserve">"옥탑 소화수조(203동, 103동 옥상)에 인접한 세대의 소음, 진동 등으로 인한 환경권 침해가 발생할 수 있습니다."</w:t>
+      </w:r>
+    </w:p>
+    <w:p>
+      <w:pPr>
+        <w:keepNext/>
+        <w:keepLines/>
+        <w:pBdr>
+          <w:left w:val="single" w:color="999999" w:sz="16" w:space="8"/>
+        </w:pBdr>
+        <w:shd w:fill="F2F2F2" w:val="clear"/>
+        <w:spacing w:after="100" w:before="100" w:line="276" w:lineRule="auto"/>
+        <w:ind w:left="100"/>
+      </w:pPr>
+      <w:r>
+        <w:rPr>
+          <w:i/>
+          <w:iCs/>
+          <w:color w:val="595959"/>
+          <w:sz w:val="20"/>
+          <w:szCs w:val="20"/>
+        </w:rPr>
+        <w:t xml:space="preserve">"단지 내에 기간통신사업자의 이동통신 중계기 및 옥외안테나가 설치 될 예정이며... 추후 이에 대한 문제를 제기할 수 없음을 사전 안내 드립니다. ※ 이동통신설비 설치 예정 위치 — 옥외안테나·중계장치(옥상층): 101동, 102동, 103동, 106동, 108동, 109동, 110동, 201동, 202동, 203동, 204동, 206동, 208동, 209동, 210동, 211동"</w:t>
+      </w:r>
+    </w:p>
+    <w:p>
+      <w:pPr>
+        <w:keepNext/>
+        <w:keepLines/>
+        <w:pBdr>
+          <w:left w:val="single" w:color="999999" w:sz="16" w:space="8"/>
+        </w:pBdr>
+        <w:shd w:fill="F2F2F2" w:val="clear"/>
+        <w:spacing w:after="100" w:before="100" w:line="276" w:lineRule="auto"/>
+        <w:ind w:left="100"/>
+      </w:pPr>
+      <w:r>
+        <w:rPr>
+          <w:i/>
+          <w:iCs/>
+          <w:color w:val="595959"/>
+          <w:sz w:val="20"/>
+          <w:szCs w:val="20"/>
+        </w:rPr>
+        <w:t xml:space="preserve">"본 아파트 11-2R구역 일대는, 제12R구역 재개발사업계획에 따라 차량 진출입로가 막힌 도로가 될 수 있으며, 차량 진출입로가 막히게 되면 기존 운행 중인 버스노선이 사업구역을 벗어나 '오리로'로 우회할 수 밖에 없는 상황입니다."</w:t>
+      </w:r>
+    </w:p>
     <w:p>
       <w:pPr>
         <w:keepLines/>
@@ -3123,6 +3321,28 @@
     </w:p>
     <w:p>
       <w:pPr>
+        <w:keepNext/>
+        <w:keepLines/>
+        <w:pBdr>
+          <w:left w:val="single" w:color="999999" w:sz="16" w:space="8"/>
+        </w:pBdr>
+        <w:shd w:fill="F2F2F2" w:val="clear"/>
+        <w:spacing w:after="100" w:before="100" w:line="276" w:lineRule="auto"/>
+        <w:ind w:left="100"/>
+      </w:pPr>
+      <w:r>
+        <w:rPr>
+          <w:i/>
+          <w:iCs/>
+          <w:color w:val="595959"/>
+          <w:sz w:val="20"/>
+          <w:szCs w:val="20"/>
+        </w:rPr>
+        <w:t xml:space="preserve">"본 아파트는 단지 배치상 동별, 향별, 층별 차이 및 세대 상호 간의 향⋅층에 따라 일조권, 조망권, 환경권(소음⋅진동 등) 및 사생활이 침해당할 수 있으므로 이 사실을 사전에 충분히 확인한 후 청약신청 및 계약을 체결하여야 합니다."</w:t>
+      </w:r>
+    </w:p>
+    <w:p>
+      <w:pPr>
         <w:keepLines/>
         <w:pBdr>
           <w:left w:val="single" w:color="2E5395" w:sz="28"/>
@@ -3195,6 +3415,1482 @@
                 <w:szCs w:val="24"/>
               </w:rPr>
               <w:t xml:space="preserve">5   </w:t>
+            </w:r>
+            <w:r>
+              <w:rPr>
+                <w:b/>
+                <w:bCs/>
+                <w:color w:val="FFFFFF"/>
+                <w:sz w:val="24"/>
+                <w:szCs w:val="24"/>
+              </w:rPr>
+              <w:t xml:space="preserve">건설·구조·조경·전기 심층분석</w:t>
+            </w:r>
+          </w:p>
+        </w:tc>
+      </w:tr>
+    </w:tbl>
+    <w:p>
+      <w:pPr>
+        <w:keepNext/>
+        <w:spacing w:after="0" w:before="160"/>
+      </w:pPr>
+      <w:r>
+        <w:t xml:space="preserve"/>
+      </w:r>
+    </w:p>
+    <w:p>
+      <w:pPr>
+        <w:keepLines/>
+        <w:spacing w:after="120" w:line="276" w:lineRule="auto"/>
+      </w:pPr>
+      <w:r>
+        <w:t xml:space="preserve">원문에 실제로 기재된 수치·사양을 구조(내진·주차), 조경, 전기설비 3개 분야로 나누어 정리하였습니다. 수치가 원문에 없는 항목(바닥충격음 등급, 철근콘크리트 배합강도 등)은 추정치를 채워 넣지 않고 "수치 미기재"로 남겼습니다.</w:t>
+      </w:r>
+    </w:p>
+    <w:p>
+      <w:pPr>
+        <w:keepNext/>
+        <w:keepLines/>
+        <w:pBdr>
+          <w:left w:val="single" w:color="C89B3C" w:sz="18" w:space="6"/>
+        </w:pBdr>
+        <w:spacing w:after="100" w:before="240" w:line="276" w:lineRule="auto"/>
+        <w:ind w:left="80"/>
+      </w:pPr>
+      <w:r>
+        <w:rPr>
+          <w:b/>
+          <w:bCs/>
+          <w:color w:val="1F3864"/>
+          <w:sz w:val="22"/>
+          <w:szCs w:val="22"/>
+        </w:rPr>
+        <w:t xml:space="preserve">① 구조·내진성능</w:t>
+      </w:r>
+    </w:p>
+    <w:tbl>
+      <w:tblPr>
+        <w:tblW w:type="dxa" w:w="8750"/>
+        <w:tblBorders>
+          <w:top w:val="single" w:color="auto" w:sz="4"/>
+          <w:left w:val="single" w:color="auto" w:sz="4"/>
+          <w:bottom w:val="single" w:color="auto" w:sz="4"/>
+          <w:right w:val="single" w:color="auto" w:sz="4"/>
+          <w:insideH w:val="single" w:color="auto" w:sz="4"/>
+          <w:insideV w:val="single" w:color="auto" w:sz="4"/>
+        </w:tblBorders>
+      </w:tblPr>
+      <w:tblGrid>
+        <w:gridCol w:w="2600"/>
+        <w:gridCol w:w="6150"/>
+      </w:tblGrid>
+      <w:tr>
+        <w:trPr>
+          <w:cantSplit/>
+        </w:trPr>
+        <w:tc>
+          <w:tcPr>
+            <w:tcW w:type="dxa" w:w="2600"/>
+            <w:shd w:fill="1F3864" w:val="clear"/>
+            <w:tcMar>
+              <w:top w:type="dxa" w:w="90"/>
+              <w:left w:type="dxa" w:w="120"/>
+              <w:bottom w:type="dxa" w:w="90"/>
+              <w:right w:type="dxa" w:w="120"/>
+            </w:tcMar>
+            <w:vAlign w:val="center"/>
+          </w:tcPr>
+          <w:p>
+            <w:pPr>
+              <w:jc w:val="left"/>
+            </w:pPr>
+            <w:r>
+              <w:rPr>
+                <w:b/>
+                <w:bCs/>
+                <w:color w:val="FFFFFF"/>
+                <w:sz w:val="20"/>
+                <w:szCs w:val="20"/>
+              </w:rPr>
+              <w:t xml:space="preserve">항목</w:t>
+            </w:r>
+          </w:p>
+        </w:tc>
+        <w:tc>
+          <w:tcPr>
+            <w:tcW w:type="dxa" w:w="6150"/>
+            <w:shd w:fill="1F3864" w:val="clear"/>
+            <w:tcMar>
+              <w:top w:type="dxa" w:w="90"/>
+              <w:left w:type="dxa" w:w="120"/>
+              <w:bottom w:type="dxa" w:w="90"/>
+              <w:right w:type="dxa" w:w="120"/>
+            </w:tcMar>
+            <w:vAlign w:val="center"/>
+          </w:tcPr>
+          <w:p>
+            <w:pPr>
+              <w:jc w:val="left"/>
+            </w:pPr>
+            <w:r>
+              <w:rPr>
+                <w:b/>
+                <w:bCs/>
+                <w:color w:val="FFFFFF"/>
+                <w:sz w:val="20"/>
+                <w:szCs w:val="20"/>
+              </w:rPr>
+              <w:t xml:space="preserve">내용</w:t>
+            </w:r>
+          </w:p>
+        </w:tc>
+      </w:tr>
+      <w:tr>
+        <w:trPr>
+          <w:cantSplit/>
+        </w:trPr>
+        <w:tc>
+          <w:tcPr>
+            <w:tcW w:type="dxa" w:w="2600"/>
+            <w:shd w:fill="F7F3EA" w:val="clear"/>
+            <w:tcMar>
+              <w:top w:type="dxa" w:w="90"/>
+              <w:left w:type="dxa" w:w="120"/>
+              <w:bottom w:type="dxa" w:w="90"/>
+              <w:right w:type="dxa" w:w="120"/>
+            </w:tcMar>
+            <w:vAlign w:val="center"/>
+          </w:tcPr>
+          <w:p>
+            <w:pPr>
+              <w:jc w:val="left"/>
+            </w:pPr>
+            <w:r>
+              <w:rPr>
+                <w:b w:val="false"/>
+                <w:bCs w:val="false"/>
+                <w:color w:val="000000"/>
+                <w:sz w:val="20"/>
+                <w:szCs w:val="20"/>
+              </w:rPr>
+              <w:t xml:space="preserve">내진능력(동별, 실측)</w:t>
+            </w:r>
+          </w:p>
+        </w:tc>
+        <w:tc>
+          <w:tcPr>
+            <w:tcW w:type="dxa" w:w="6150"/>
+            <w:shd w:fill="F7F3EA" w:val="clear"/>
+            <w:tcMar>
+              <w:top w:type="dxa" w:w="90"/>
+              <w:left w:type="dxa" w:w="120"/>
+              <w:bottom w:type="dxa" w:w="90"/>
+              <w:right w:type="dxa" w:w="120"/>
+            </w:tcMar>
+            <w:vAlign w:val="center"/>
+          </w:tcPr>
+          <w:p>
+            <w:pPr>
+              <w:jc w:val="left"/>
+            </w:pPr>
+            <w:r>
+              <w:rPr>
+                <w:b w:val="false"/>
+                <w:bCs w:val="false"/>
+                <w:color w:val="000000"/>
+                <w:sz w:val="20"/>
+                <w:szCs w:val="20"/>
+              </w:rPr>
+              <w:t xml:space="preserve">109~110동·209동: VII-0.197g / 101~108동·201~208동·210~212동: VII-0.204g / 301~303동: VII-0.158g (「건축법」 제48조·제48조의3에 따른 공개, 수정 메르칼리 진도등급 기준)</w:t>
+            </w:r>
+          </w:p>
+        </w:tc>
+      </w:tr>
+      <w:tr>
+        <w:trPr>
+          <w:cantSplit/>
+        </w:trPr>
+        <w:tc>
+          <w:tcPr>
+            <w:tcW w:type="dxa" w:w="2600"/>
+            <w:tcMar>
+              <w:top w:type="dxa" w:w="90"/>
+              <w:left w:type="dxa" w:w="120"/>
+              <w:bottom w:type="dxa" w:w="90"/>
+              <w:right w:type="dxa" w:w="120"/>
+            </w:tcMar>
+            <w:vAlign w:val="center"/>
+          </w:tcPr>
+          <w:p>
+            <w:pPr>
+              <w:jc w:val="left"/>
+            </w:pPr>
+            <w:r>
+              <w:rPr>
+                <w:b w:val="false"/>
+                <w:bCs w:val="false"/>
+                <w:color w:val="000000"/>
+                <w:sz w:val="20"/>
+                <w:szCs w:val="20"/>
+              </w:rPr>
+              <w:t xml:space="preserve">주차장 층고</w:t>
+            </w:r>
+          </w:p>
+        </w:tc>
+        <w:tc>
+          <w:tcPr>
+            <w:tcW w:type="dxa" w:w="6150"/>
+            <w:tcMar>
+              <w:top w:type="dxa" w:w="90"/>
+              <w:left w:type="dxa" w:w="120"/>
+              <w:bottom w:type="dxa" w:w="90"/>
+              <w:right w:type="dxa" w:w="120"/>
+            </w:tcMar>
+            <w:vAlign w:val="center"/>
+          </w:tcPr>
+          <w:p>
+            <w:pPr>
+              <w:jc w:val="left"/>
+            </w:pPr>
+            <w:r>
+              <w:rPr>
+                <w:b w:val="false"/>
+                <w:bCs w:val="false"/>
+                <w:color w:val="000000"/>
+                <w:sz w:val="20"/>
+                <w:szCs w:val="20"/>
+              </w:rPr>
+              <w:t xml:space="preserve">11-1-1R 지하1·2층 2.7m, 지하3·4층 2.3m / 11-1-2R 지하1·2·4·5층 2.3m, 지하3층 2.7m / 11-2R 지하1층 2.7m, 지하2층 2.3m</w:t>
+            </w:r>
+          </w:p>
+        </w:tc>
+      </w:tr>
+      <w:tr>
+        <w:trPr>
+          <w:cantSplit/>
+        </w:trPr>
+        <w:tc>
+          <w:tcPr>
+            <w:tcW w:type="dxa" w:w="2600"/>
+            <w:shd w:fill="F7F3EA" w:val="clear"/>
+            <w:tcMar>
+              <w:top w:type="dxa" w:w="90"/>
+              <w:left w:type="dxa" w:w="120"/>
+              <w:bottom w:type="dxa" w:w="90"/>
+              <w:right w:type="dxa" w:w="120"/>
+            </w:tcMar>
+            <w:vAlign w:val="center"/>
+          </w:tcPr>
+          <w:p>
+            <w:pPr>
+              <w:jc w:val="left"/>
+            </w:pPr>
+            <w:r>
+              <w:rPr>
+                <w:b w:val="false"/>
+                <w:bCs w:val="false"/>
+                <w:color w:val="000000"/>
+                <w:sz w:val="20"/>
+                <w:szCs w:val="20"/>
+              </w:rPr>
+              <w:t xml:space="preserve">총 주차대수</w:t>
+            </w:r>
+          </w:p>
+        </w:tc>
+        <w:tc>
+          <w:tcPr>
+            <w:tcW w:type="dxa" w:w="6150"/>
+            <w:shd w:fill="F7F3EA" w:val="clear"/>
+            <w:tcMar>
+              <w:top w:type="dxa" w:w="90"/>
+              <w:left w:type="dxa" w:w="120"/>
+              <w:bottom w:type="dxa" w:w="90"/>
+              <w:right w:type="dxa" w:w="120"/>
+            </w:tcMar>
+            <w:vAlign w:val="center"/>
+          </w:tcPr>
+          <w:p>
+            <w:pPr>
+              <w:jc w:val="left"/>
+            </w:pPr>
+            <w:r>
+              <w:rPr>
+                <w:b w:val="false"/>
+                <w:bCs w:val="false"/>
+                <w:color w:val="000000"/>
+                <w:sz w:val="20"/>
+                <w:szCs w:val="20"/>
+              </w:rPr>
+              <w:t xml:space="preserve">6,161대(근린생활시설 포함), 공동주택 세대당 1.42:1(총 6,099대)</w:t>
+            </w:r>
+          </w:p>
+        </w:tc>
+      </w:tr>
+      <w:tr>
+        <w:trPr>
+          <w:cantSplit/>
+        </w:trPr>
+        <w:tc>
+          <w:tcPr>
+            <w:tcW w:type="dxa" w:w="2600"/>
+            <w:tcMar>
+              <w:top w:type="dxa" w:w="90"/>
+              <w:left w:type="dxa" w:w="120"/>
+              <w:bottom w:type="dxa" w:w="90"/>
+              <w:right w:type="dxa" w:w="120"/>
+            </w:tcMar>
+            <w:vAlign w:val="center"/>
+          </w:tcPr>
+          <w:p>
+            <w:pPr>
+              <w:jc w:val="left"/>
+            </w:pPr>
+            <w:r>
+              <w:rPr>
+                <w:b w:val="false"/>
+                <w:bCs w:val="false"/>
+                <w:color w:val="000000"/>
+                <w:sz w:val="20"/>
+                <w:szCs w:val="20"/>
+              </w:rPr>
+              <w:t xml:space="preserve">지하주차장 결로</w:t>
+            </w:r>
+          </w:p>
+        </w:tc>
+        <w:tc>
+          <w:tcPr>
+            <w:tcW w:type="dxa" w:w="6150"/>
+            <w:tcMar>
+              <w:top w:type="dxa" w:w="90"/>
+              <w:left w:type="dxa" w:w="120"/>
+              <w:bottom w:type="dxa" w:w="90"/>
+              <w:right w:type="dxa" w:w="120"/>
+            </w:tcMar>
+            <w:vAlign w:val="center"/>
+          </w:tcPr>
+          <w:p>
+            <w:pPr>
+              <w:jc w:val="left"/>
+            </w:pPr>
+            <w:r>
+              <w:rPr>
+                <w:b w:val="false"/>
+                <w:bCs w:val="false"/>
+                <w:color w:val="000000"/>
+                <w:sz w:val="20"/>
+                <w:szCs w:val="20"/>
+              </w:rPr>
+              <w:t xml:space="preserve">"본 단지의 지하주차장은 지하층 특성상 우기에는 결로가 발생할 수 있습니다" — 원문이 결로 발생 가능성을 직접 인정</w:t>
+            </w:r>
+          </w:p>
+        </w:tc>
+      </w:tr>
+      <w:tr>
+        <w:trPr>
+          <w:cantSplit/>
+        </w:trPr>
+        <w:tc>
+          <w:tcPr>
+            <w:tcW w:type="dxa" w:w="2600"/>
+            <w:shd w:fill="F7F3EA" w:val="clear"/>
+            <w:tcMar>
+              <w:top w:type="dxa" w:w="90"/>
+              <w:left w:type="dxa" w:w="120"/>
+              <w:bottom w:type="dxa" w:w="90"/>
+              <w:right w:type="dxa" w:w="120"/>
+            </w:tcMar>
+            <w:vAlign w:val="center"/>
+          </w:tcPr>
+          <w:p>
+            <w:pPr>
+              <w:jc w:val="left"/>
+            </w:pPr>
+            <w:r>
+              <w:rPr>
+                <w:b w:val="false"/>
+                <w:bCs w:val="false"/>
+                <w:color w:val="000000"/>
+                <w:sz w:val="20"/>
+                <w:szCs w:val="20"/>
+              </w:rPr>
+              <w:t xml:space="preserve">하향식 피난구</w:t>
+            </w:r>
+          </w:p>
+        </w:tc>
+        <w:tc>
+          <w:tcPr>
+            <w:tcW w:type="dxa" w:w="6150"/>
+            <w:shd w:fill="F7F3EA" w:val="clear"/>
+            <w:tcMar>
+              <w:top w:type="dxa" w:w="90"/>
+              <w:left w:type="dxa" w:w="120"/>
+              <w:bottom w:type="dxa" w:w="90"/>
+              <w:right w:type="dxa" w:w="120"/>
+            </w:tcMar>
+            <w:vAlign w:val="center"/>
+          </w:tcPr>
+          <w:p>
+            <w:pPr>
+              <w:jc w:val="left"/>
+            </w:pPr>
+            <w:r>
+              <w:rPr>
+                <w:b w:val="false"/>
+                <w:bCs w:val="false"/>
+                <w:color w:val="000000"/>
+                <w:sz w:val="20"/>
+                <w:szCs w:val="20"/>
+              </w:rPr>
+              <w:t xml:space="preserve">설치세대는 사다리 전개 공간 확보 의무, 소음·누수 발생 가능하나 "인·허가상 불가피한 사항이므로 시공자가 책임지지 않음" 명시</w:t>
+            </w:r>
+          </w:p>
+        </w:tc>
+      </w:tr>
+      <w:tr>
+        <w:trPr>
+          <w:cantSplit/>
+        </w:trPr>
+        <w:tc>
+          <w:tcPr>
+            <w:tcW w:type="dxa" w:w="2600"/>
+            <w:tcMar>
+              <w:top w:type="dxa" w:w="90"/>
+              <w:left w:type="dxa" w:w="120"/>
+              <w:bottom w:type="dxa" w:w="90"/>
+              <w:right w:type="dxa" w:w="120"/>
+            </w:tcMar>
+            <w:vAlign w:val="center"/>
+          </w:tcPr>
+          <w:p>
+            <w:pPr>
+              <w:jc w:val="left"/>
+            </w:pPr>
+            <w:r>
+              <w:rPr>
+                <w:b w:val="false"/>
+                <w:bCs w:val="false"/>
+                <w:color w:val="000000"/>
+                <w:sz w:val="20"/>
+                <w:szCs w:val="20"/>
+              </w:rPr>
+              <w:t xml:space="preserve">바닥충격음 등급 / 철근콘크리트 배합강도</w:t>
+            </w:r>
+          </w:p>
+        </w:tc>
+        <w:tc>
+          <w:tcPr>
+            <w:tcW w:type="dxa" w:w="6150"/>
+            <w:tcMar>
+              <w:top w:type="dxa" w:w="90"/>
+              <w:left w:type="dxa" w:w="120"/>
+              <w:bottom w:type="dxa" w:w="90"/>
+              <w:right w:type="dxa" w:w="120"/>
+            </w:tcMar>
+            <w:vAlign w:val="center"/>
+          </w:tcPr>
+          <w:p>
+            <w:pPr>
+              <w:jc w:val="left"/>
+            </w:pPr>
+            <w:r>
+              <w:rPr>
+                <w:b w:val="false"/>
+                <w:bCs w:val="false"/>
+                <w:color w:val="000000"/>
+                <w:sz w:val="20"/>
+                <w:szCs w:val="20"/>
+              </w:rPr>
+              <w:t xml:space="preserve">원문에 수치 기재 없음 — 견본주택 시방서·마감자재 목록표에서 별도 확인 필요</w:t>
+            </w:r>
+          </w:p>
+        </w:tc>
+      </w:tr>
+    </w:tbl>
+    <w:p>
+      <w:pPr>
+        <w:keepNext/>
+        <w:keepLines/>
+        <w:pBdr>
+          <w:left w:val="single" w:color="999999" w:sz="16" w:space="8"/>
+        </w:pBdr>
+        <w:shd w:fill="F2F2F2" w:val="clear"/>
+        <w:spacing w:after="100" w:before="100" w:line="276" w:lineRule="auto"/>
+        <w:ind w:left="100"/>
+      </w:pPr>
+      <w:r>
+        <w:rPr>
+          <w:i/>
+          <w:iCs/>
+          <w:color w:val="595959"/>
+          <w:sz w:val="20"/>
+          <w:szCs w:val="20"/>
+        </w:rPr>
+        <w:t xml:space="preserve">"화재 시 대피할 수 있는 하향식 피난구는... 하향식 피난구로 인해 층간소음 및 방범상의 문제가 발생할 수 있으나 인·허가상 불가피한 사항이므로 시공자가 책임지지 않으며, 또한 하향식 피난구를 통해 소음 및 누수가 발생할 수 있습니다."</w:t>
+      </w:r>
+    </w:p>
+    <w:p>
+      <w:pPr>
+        <w:keepLines/>
+        <w:pBdr>
+          <w:left w:val="single" w:color="2E5395" w:sz="28"/>
+        </w:pBdr>
+        <w:shd w:fill="EDF1F8" w:val="clear"/>
+        <w:spacing w:after="240" w:before="100" w:line="276" w:lineRule="auto"/>
+        <w:ind w:left="140"/>
+      </w:pPr>
+      <w:r>
+        <w:rPr>
+          <w:b/>
+          <w:bCs/>
+          <w:color w:val="2E5395"/>
+        </w:rPr>
+        <w:t xml:space="preserve">법무법인제이엘 검토   </w:t>
+      </w:r>
+      <w:r>
+        <w:t xml:space="preserve">개선요청: 301~303동은 다른 동보다 내진능력 수치가 낮게(VII-0.158g) 공개되어 있으므로, 그 차이가 지반조건 때문인지 구조형식 때문인지 사업주체가 서면으로 설명해 줄 것을 요청합니다. 하향식 피난구의 소음·누수 면책 조항에 대해서도 시공 단계에서의 저감 방안(방음패드, 방수 마감 강화 등)을 검토해 줄 것을 요청합니다.</w:t>
+      </w:r>
+    </w:p>
+    <w:p>
+      <w:pPr>
+        <w:keepNext/>
+        <w:keepLines/>
+        <w:pBdr>
+          <w:left w:val="single" w:color="C89B3C" w:sz="18" w:space="6"/>
+        </w:pBdr>
+        <w:spacing w:after="100" w:before="240" w:line="276" w:lineRule="auto"/>
+        <w:ind w:left="80"/>
+      </w:pPr>
+      <w:r>
+        <w:rPr>
+          <w:b/>
+          <w:bCs/>
+          <w:color w:val="1F3864"/>
+          <w:sz w:val="22"/>
+          <w:szCs w:val="22"/>
+        </w:rPr>
+        <w:t xml:space="preserve">② 조경</w:t>
+      </w:r>
+    </w:p>
+    <w:tbl>
+      <w:tblPr>
+        <w:tblW w:type="dxa" w:w="8750"/>
+        <w:tblBorders>
+          <w:top w:val="single" w:color="auto" w:sz="4"/>
+          <w:left w:val="single" w:color="auto" w:sz="4"/>
+          <w:bottom w:val="single" w:color="auto" w:sz="4"/>
+          <w:right w:val="single" w:color="auto" w:sz="4"/>
+          <w:insideH w:val="single" w:color="auto" w:sz="4"/>
+          <w:insideV w:val="single" w:color="auto" w:sz="4"/>
+        </w:tblBorders>
+      </w:tblPr>
+      <w:tblGrid>
+        <w:gridCol w:w="2600"/>
+        <w:gridCol w:w="6150"/>
+      </w:tblGrid>
+      <w:tr>
+        <w:trPr>
+          <w:cantSplit/>
+        </w:trPr>
+        <w:tc>
+          <w:tcPr>
+            <w:tcW w:type="dxa" w:w="2600"/>
+            <w:shd w:fill="1F3864" w:val="clear"/>
+            <w:tcMar>
+              <w:top w:type="dxa" w:w="90"/>
+              <w:left w:type="dxa" w:w="120"/>
+              <w:bottom w:type="dxa" w:w="90"/>
+              <w:right w:type="dxa" w:w="120"/>
+            </w:tcMar>
+            <w:vAlign w:val="center"/>
+          </w:tcPr>
+          <w:p>
+            <w:pPr>
+              <w:jc w:val="left"/>
+            </w:pPr>
+            <w:r>
+              <w:rPr>
+                <w:b/>
+                <w:bCs/>
+                <w:color w:val="FFFFFF"/>
+                <w:sz w:val="20"/>
+                <w:szCs w:val="20"/>
+              </w:rPr>
+              <w:t xml:space="preserve">항목</w:t>
+            </w:r>
+          </w:p>
+        </w:tc>
+        <w:tc>
+          <w:tcPr>
+            <w:tcW w:type="dxa" w:w="6150"/>
+            <w:shd w:fill="1F3864" w:val="clear"/>
+            <w:tcMar>
+              <w:top w:type="dxa" w:w="90"/>
+              <w:left w:type="dxa" w:w="120"/>
+              <w:bottom w:type="dxa" w:w="90"/>
+              <w:right w:type="dxa" w:w="120"/>
+            </w:tcMar>
+            <w:vAlign w:val="center"/>
+          </w:tcPr>
+          <w:p>
+            <w:pPr>
+              <w:jc w:val="left"/>
+            </w:pPr>
+            <w:r>
+              <w:rPr>
+                <w:b/>
+                <w:bCs/>
+                <w:color w:val="FFFFFF"/>
+                <w:sz w:val="20"/>
+                <w:szCs w:val="20"/>
+              </w:rPr>
+              <w:t xml:space="preserve">내용</w:t>
+            </w:r>
+          </w:p>
+        </w:tc>
+      </w:tr>
+      <w:tr>
+        <w:trPr>
+          <w:cantSplit/>
+        </w:trPr>
+        <w:tc>
+          <w:tcPr>
+            <w:tcW w:type="dxa" w:w="2600"/>
+            <w:shd w:fill="F7F3EA" w:val="clear"/>
+            <w:tcMar>
+              <w:top w:type="dxa" w:w="90"/>
+              <w:left w:type="dxa" w:w="120"/>
+              <w:bottom w:type="dxa" w:w="90"/>
+              <w:right w:type="dxa" w:w="120"/>
+            </w:tcMar>
+            <w:vAlign w:val="center"/>
+          </w:tcPr>
+          <w:p>
+            <w:pPr>
+              <w:jc w:val="left"/>
+            </w:pPr>
+            <w:r>
+              <w:rPr>
+                <w:b w:val="false"/>
+                <w:bCs w:val="false"/>
+                <w:color w:val="000000"/>
+                <w:sz w:val="20"/>
+                <w:szCs w:val="20"/>
+              </w:rPr>
+              <w:t xml:space="preserve">조경면적·조경수</w:t>
+            </w:r>
+          </w:p>
+        </w:tc>
+        <w:tc>
+          <w:tcPr>
+            <w:tcW w:type="dxa" w:w="6150"/>
+            <w:shd w:fill="F7F3EA" w:val="clear"/>
+            <w:tcMar>
+              <w:top w:type="dxa" w:w="90"/>
+              <w:left w:type="dxa" w:w="120"/>
+              <w:bottom w:type="dxa" w:w="90"/>
+              <w:right w:type="dxa" w:w="120"/>
+            </w:tcMar>
+            <w:vAlign w:val="center"/>
+          </w:tcPr>
+          <w:p>
+            <w:pPr>
+              <w:jc w:val="left"/>
+            </w:pPr>
+            <w:r>
+              <w:rPr>
+                <w:b w:val="false"/>
+                <w:bCs w:val="false"/>
+                <w:color w:val="000000"/>
+                <w:sz w:val="20"/>
+                <w:szCs w:val="20"/>
+              </w:rPr>
+              <w:t xml:space="preserve">"조경면적은 추후 변경될 수 있습니다", 식재 위치·규격·수종·수량이 관계기관 심의 또는 시공과정 설계변경에 따라 변경 가능 — 분양 팜플렛과 실제가 다를 수 있음</w:t>
+            </w:r>
+          </w:p>
+        </w:tc>
+      </w:tr>
+      <w:tr>
+        <w:trPr>
+          <w:cantSplit/>
+        </w:trPr>
+        <w:tc>
+          <w:tcPr>
+            <w:tcW w:type="dxa" w:w="2600"/>
+            <w:tcMar>
+              <w:top w:type="dxa" w:w="90"/>
+              <w:left w:type="dxa" w:w="120"/>
+              <w:bottom w:type="dxa" w:w="90"/>
+              <w:right w:type="dxa" w:w="120"/>
+            </w:tcMar>
+            <w:vAlign w:val="center"/>
+          </w:tcPr>
+          <w:p>
+            <w:pPr>
+              <w:jc w:val="left"/>
+            </w:pPr>
+            <w:r>
+              <w:rPr>
+                <w:b w:val="false"/>
+                <w:bCs w:val="false"/>
+                <w:color w:val="000000"/>
+                <w:sz w:val="20"/>
+                <w:szCs w:val="20"/>
+              </w:rPr>
+              <w:t xml:space="preserve">유지관리비 부담</w:t>
+            </w:r>
+          </w:p>
+        </w:tc>
+        <w:tc>
+          <w:tcPr>
+            <w:tcW w:type="dxa" w:w="6150"/>
+            <w:tcMar>
+              <w:top w:type="dxa" w:w="90"/>
+              <w:left w:type="dxa" w:w="120"/>
+              <w:bottom w:type="dxa" w:w="90"/>
+              <w:right w:type="dxa" w:w="120"/>
+            </w:tcMar>
+            <w:vAlign w:val="center"/>
+          </w:tcPr>
+          <w:p>
+            <w:pPr>
+              <w:jc w:val="left"/>
+            </w:pPr>
+            <w:r>
+              <w:rPr>
+                <w:b w:val="false"/>
+                <w:bCs w:val="false"/>
+                <w:color w:val="000000"/>
+                <w:sz w:val="20"/>
+                <w:szCs w:val="20"/>
+              </w:rPr>
+              <w:t xml:space="preserve">조경식재·수경시설·조경시설물·야간조명·외벽 로고 등의 유지·보수·관리 일체 비용은 관리규약에 따라 입주자 부담</w:t>
+            </w:r>
+          </w:p>
+        </w:tc>
+      </w:tr>
+      <w:tr>
+        <w:trPr>
+          <w:cantSplit/>
+        </w:trPr>
+        <w:tc>
+          <w:tcPr>
+            <w:tcW w:type="dxa" w:w="2600"/>
+            <w:shd w:fill="F7F3EA" w:val="clear"/>
+            <w:tcMar>
+              <w:top w:type="dxa" w:w="90"/>
+              <w:left w:type="dxa" w:w="120"/>
+              <w:bottom w:type="dxa" w:w="90"/>
+              <w:right w:type="dxa" w:w="120"/>
+            </w:tcMar>
+            <w:vAlign w:val="center"/>
+          </w:tcPr>
+          <w:p>
+            <w:pPr>
+              <w:jc w:val="left"/>
+            </w:pPr>
+            <w:r>
+              <w:rPr>
+                <w:b w:val="false"/>
+                <w:bCs w:val="false"/>
+                <w:color w:val="000000"/>
+                <w:sz w:val="20"/>
+                <w:szCs w:val="20"/>
+              </w:rPr>
+              <w:t xml:space="preserve">놀이시설·파고라</w:t>
+            </w:r>
+          </w:p>
+        </w:tc>
+        <w:tc>
+          <w:tcPr>
+            <w:tcW w:type="dxa" w:w="6150"/>
+            <w:shd w:fill="F7F3EA" w:val="clear"/>
+            <w:tcMar>
+              <w:top w:type="dxa" w:w="90"/>
+              <w:left w:type="dxa" w:w="120"/>
+              <w:bottom w:type="dxa" w:w="90"/>
+              <w:right w:type="dxa" w:w="120"/>
+            </w:tcMar>
+            <w:vAlign w:val="center"/>
+          </w:tcPr>
+          <w:p>
+            <w:pPr>
+              <w:jc w:val="left"/>
+            </w:pPr>
+            <w:r>
+              <w:rPr>
+                <w:b w:val="false"/>
+                <w:bCs w:val="false"/>
+                <w:color w:val="000000"/>
+                <w:sz w:val="20"/>
+                <w:szCs w:val="20"/>
+              </w:rPr>
+              <w:t xml:space="preserve">어린이놀이터 놀이시설물·파고라 크기·형태가 추후 실시설계에 따라 변형 가능, 단지 진입부 조경시설물도 현장 상황에 따라 변경 가능</w:t>
+            </w:r>
+          </w:p>
+        </w:tc>
+      </w:tr>
+      <w:tr>
+        <w:trPr>
+          <w:cantSplit/>
+        </w:trPr>
+        <w:tc>
+          <w:tcPr>
+            <w:tcW w:type="dxa" w:w="2600"/>
+            <w:tcMar>
+              <w:top w:type="dxa" w:w="90"/>
+              <w:left w:type="dxa" w:w="120"/>
+              <w:bottom w:type="dxa" w:w="90"/>
+              <w:right w:type="dxa" w:w="120"/>
+            </w:tcMar>
+            <w:vAlign w:val="center"/>
+          </w:tcPr>
+          <w:p>
+            <w:pPr>
+              <w:jc w:val="left"/>
+            </w:pPr>
+            <w:r>
+              <w:rPr>
+                <w:b w:val="false"/>
+                <w:bCs w:val="false"/>
+                <w:color w:val="000000"/>
+                <w:sz w:val="20"/>
+                <w:szCs w:val="20"/>
+              </w:rPr>
+              <w:t xml:space="preserve">경계부 처리</w:t>
+            </w:r>
+          </w:p>
+        </w:tc>
+        <w:tc>
+          <w:tcPr>
+            <w:tcW w:type="dxa" w:w="6150"/>
+            <w:tcMar>
+              <w:top w:type="dxa" w:w="90"/>
+              <w:left w:type="dxa" w:w="120"/>
+              <w:bottom w:type="dxa" w:w="90"/>
+              <w:right w:type="dxa" w:w="120"/>
+            </w:tcMar>
+            <w:vAlign w:val="center"/>
+          </w:tcPr>
+          <w:p>
+            <w:pPr>
+              <w:jc w:val="left"/>
+            </w:pPr>
+            <w:r>
+              <w:rPr>
+                <w:b w:val="false"/>
+                <w:bCs w:val="false"/>
+                <w:color w:val="000000"/>
+                <w:sz w:val="20"/>
+                <w:szCs w:val="20"/>
+              </w:rPr>
+              <w:t xml:space="preserve">단지 경계부 단차는 "조경석, 옹벽블록, 토목옹벽, 건축벽체" 등으로 선택 시공 — 확정 전 상태</w:t>
+            </w:r>
+          </w:p>
+        </w:tc>
+      </w:tr>
+      <w:tr>
+        <w:trPr>
+          <w:cantSplit/>
+        </w:trPr>
+        <w:tc>
+          <w:tcPr>
+            <w:tcW w:type="dxa" w:w="2600"/>
+            <w:shd w:fill="F7F3EA" w:val="clear"/>
+            <w:tcMar>
+              <w:top w:type="dxa" w:w="90"/>
+              <w:left w:type="dxa" w:w="120"/>
+              <w:bottom w:type="dxa" w:w="90"/>
+              <w:right w:type="dxa" w:w="120"/>
+            </w:tcMar>
+            <w:vAlign w:val="center"/>
+          </w:tcPr>
+          <w:p>
+            <w:pPr>
+              <w:jc w:val="left"/>
+            </w:pPr>
+            <w:r>
+              <w:rPr>
+                <w:b w:val="false"/>
+                <w:bCs w:val="false"/>
+                <w:color w:val="000000"/>
+                <w:sz w:val="20"/>
+                <w:szCs w:val="20"/>
+              </w:rPr>
+              <w:t xml:space="preserve">수목 뿌리분 철사</w:t>
+            </w:r>
+          </w:p>
+        </w:tc>
+        <w:tc>
+          <w:tcPr>
+            <w:tcW w:type="dxa" w:w="6150"/>
+            <w:shd w:fill="F7F3EA" w:val="clear"/>
+            <w:tcMar>
+              <w:top w:type="dxa" w:w="90"/>
+              <w:left w:type="dxa" w:w="120"/>
+              <w:bottom w:type="dxa" w:w="90"/>
+              <w:right w:type="dxa" w:w="120"/>
+            </w:tcMar>
+            <w:vAlign w:val="center"/>
+          </w:tcPr>
+          <w:p>
+            <w:pPr>
+              <w:jc w:val="left"/>
+            </w:pPr>
+            <w:r>
+              <w:rPr>
+                <w:b w:val="false"/>
+                <w:bCs w:val="false"/>
+                <w:color w:val="000000"/>
+                <w:sz w:val="20"/>
+                <w:szCs w:val="20"/>
+              </w:rPr>
+              <w:t xml:space="preserve">생육·활착을 위해 뿌리분에 감긴 철사·고무바 등은 제거하지 않고 존치 — 원문은 "수목고사와 전혀 관련없다"고 자체 설명</w:t>
+            </w:r>
+          </w:p>
+        </w:tc>
+      </w:tr>
+    </w:tbl>
+    <w:p>
+      <w:pPr>
+        <w:keepNext/>
+        <w:keepLines/>
+        <w:pBdr>
+          <w:left w:val="single" w:color="999999" w:sz="16" w:space="8"/>
+        </w:pBdr>
+        <w:shd w:fill="F2F2F2" w:val="clear"/>
+        <w:spacing w:after="100" w:before="100" w:line="276" w:lineRule="auto"/>
+        <w:ind w:left="100"/>
+      </w:pPr>
+      <w:r>
+        <w:rPr>
+          <w:i/>
+          <w:iCs/>
+          <w:color w:val="595959"/>
+          <w:sz w:val="20"/>
+          <w:szCs w:val="20"/>
+        </w:rPr>
+        <w:t xml:space="preserve">"단지 내 조경식재, 수경시설, 조경시설물, 야간조명 및 외벽 로고설치 등의 관리에 따른 유지, 보수, 관리 일체의 비용은 관리규약에 따르며... 이는 입주자 부담입니다."</w:t>
+      </w:r>
+    </w:p>
+    <w:p>
+      <w:pPr>
+        <w:keepLines/>
+        <w:pBdr>
+          <w:left w:val="single" w:color="2E5395" w:sz="28"/>
+        </w:pBdr>
+        <w:shd w:fill="EDF1F8" w:val="clear"/>
+        <w:spacing w:after="240" w:before="100" w:line="276" w:lineRule="auto"/>
+        <w:ind w:left="140"/>
+      </w:pPr>
+      <w:r>
+        <w:rPr>
+          <w:b/>
+          <w:bCs/>
+          <w:color w:val="2E5395"/>
+        </w:rPr>
+        <w:t xml:space="preserve">법무법인제이엘 검토   </w:t>
+      </w:r>
+      <w:r>
+        <w:t xml:space="preserve">개선요청: 조경 유지관리비의 항목별 예상 연간 비용을 입주 전 관리규약(안)에 구체적으로 명시하고, 수목 뿌리분 철사 존치가 실제로 생육에 무해한지 조경 전문기관의 확인 자료를 제공해 줄 것을 요청합니다.</w:t>
+      </w:r>
+    </w:p>
+    <w:p>
+      <w:pPr>
+        <w:keepNext/>
+        <w:keepLines/>
+        <w:pBdr>
+          <w:left w:val="single" w:color="C89B3C" w:sz="18" w:space="6"/>
+        </w:pBdr>
+        <w:spacing w:after="100" w:before="240" w:line="276" w:lineRule="auto"/>
+        <w:ind w:left="80"/>
+      </w:pPr>
+      <w:r>
+        <w:rPr>
+          <w:b/>
+          <w:bCs/>
+          <w:color w:val="1F3864"/>
+          <w:sz w:val="22"/>
+          <w:szCs w:val="22"/>
+        </w:rPr>
+        <w:t xml:space="preserve">③ 전기설비</w:t>
+      </w:r>
+    </w:p>
+    <w:tbl>
+      <w:tblPr>
+        <w:tblW w:type="dxa" w:w="8750"/>
+        <w:tblBorders>
+          <w:top w:val="single" w:color="auto" w:sz="4"/>
+          <w:left w:val="single" w:color="auto" w:sz="4"/>
+          <w:bottom w:val="single" w:color="auto" w:sz="4"/>
+          <w:right w:val="single" w:color="auto" w:sz="4"/>
+          <w:insideH w:val="single" w:color="auto" w:sz="4"/>
+          <w:insideV w:val="single" w:color="auto" w:sz="4"/>
+        </w:tblBorders>
+      </w:tblPr>
+      <w:tblGrid>
+        <w:gridCol w:w="2600"/>
+        <w:gridCol w:w="6150"/>
+      </w:tblGrid>
+      <w:tr>
+        <w:trPr>
+          <w:cantSplit/>
+        </w:trPr>
+        <w:tc>
+          <w:tcPr>
+            <w:tcW w:type="dxa" w:w="2600"/>
+            <w:shd w:fill="1F3864" w:val="clear"/>
+            <w:tcMar>
+              <w:top w:type="dxa" w:w="90"/>
+              <w:left w:type="dxa" w:w="120"/>
+              <w:bottom w:type="dxa" w:w="90"/>
+              <w:right w:type="dxa" w:w="120"/>
+            </w:tcMar>
+            <w:vAlign w:val="center"/>
+          </w:tcPr>
+          <w:p>
+            <w:pPr>
+              <w:jc w:val="left"/>
+            </w:pPr>
+            <w:r>
+              <w:rPr>
+                <w:b/>
+                <w:bCs/>
+                <w:color w:val="FFFFFF"/>
+                <w:sz w:val="20"/>
+                <w:szCs w:val="20"/>
+              </w:rPr>
+              <w:t xml:space="preserve">항목</w:t>
+            </w:r>
+          </w:p>
+        </w:tc>
+        <w:tc>
+          <w:tcPr>
+            <w:tcW w:type="dxa" w:w="6150"/>
+            <w:shd w:fill="1F3864" w:val="clear"/>
+            <w:tcMar>
+              <w:top w:type="dxa" w:w="90"/>
+              <w:left w:type="dxa" w:w="120"/>
+              <w:bottom w:type="dxa" w:w="90"/>
+              <w:right w:type="dxa" w:w="120"/>
+            </w:tcMar>
+            <w:vAlign w:val="center"/>
+          </w:tcPr>
+          <w:p>
+            <w:pPr>
+              <w:jc w:val="left"/>
+            </w:pPr>
+            <w:r>
+              <w:rPr>
+                <w:b/>
+                <w:bCs/>
+                <w:color w:val="FFFFFF"/>
+                <w:sz w:val="20"/>
+                <w:szCs w:val="20"/>
+              </w:rPr>
+              <w:t xml:space="preserve">내용</w:t>
+            </w:r>
+          </w:p>
+        </w:tc>
+      </w:tr>
+      <w:tr>
+        <w:trPr>
+          <w:cantSplit/>
+        </w:trPr>
+        <w:tc>
+          <w:tcPr>
+            <w:tcW w:type="dxa" w:w="2600"/>
+            <w:shd w:fill="F7F3EA" w:val="clear"/>
+            <w:tcMar>
+              <w:top w:type="dxa" w:w="90"/>
+              <w:left w:type="dxa" w:w="120"/>
+              <w:bottom w:type="dxa" w:w="90"/>
+              <w:right w:type="dxa" w:w="120"/>
+            </w:tcMar>
+            <w:vAlign w:val="center"/>
+          </w:tcPr>
+          <w:p>
+            <w:pPr>
+              <w:jc w:val="left"/>
+            </w:pPr>
+            <w:r>
+              <w:rPr>
+                <w:b w:val="false"/>
+                <w:bCs w:val="false"/>
+                <w:color w:val="000000"/>
+                <w:sz w:val="20"/>
+                <w:szCs w:val="20"/>
+              </w:rPr>
+              <w:t xml:space="preserve">이동통신 중계기·안테나</w:t>
+            </w:r>
+          </w:p>
+        </w:tc>
+        <w:tc>
+          <w:tcPr>
+            <w:tcW w:type="dxa" w:w="6150"/>
+            <w:shd w:fill="F7F3EA" w:val="clear"/>
+            <w:tcMar>
+              <w:top w:type="dxa" w:w="90"/>
+              <w:left w:type="dxa" w:w="120"/>
+              <w:bottom w:type="dxa" w:w="90"/>
+              <w:right w:type="dxa" w:w="120"/>
+            </w:tcMar>
+            <w:vAlign w:val="center"/>
+          </w:tcPr>
+          <w:p>
+            <w:pPr>
+              <w:jc w:val="left"/>
+            </w:pPr>
+            <w:r>
+              <w:rPr>
+                <w:b w:val="false"/>
+                <w:bCs w:val="false"/>
+                <w:color w:val="000000"/>
+                <w:sz w:val="20"/>
+                <w:szCs w:val="20"/>
+              </w:rPr>
+              <w:t xml:space="preserve">16개동 옥상층 설치 예정(101·102·103·106·108·109·110·201·202·203·204·206·208·209·210·211동) — "추후 이에 대한 문제를 제기할 수 없음" (3번 섹션과 동일 근거, 전기설비 관점에서 재확인)</w:t>
+            </w:r>
+          </w:p>
+        </w:tc>
+      </w:tr>
+      <w:tr>
+        <w:trPr>
+          <w:cantSplit/>
+        </w:trPr>
+        <w:tc>
+          <w:tcPr>
+            <w:tcW w:type="dxa" w:w="2600"/>
+            <w:tcMar>
+              <w:top w:type="dxa" w:w="90"/>
+              <w:left w:type="dxa" w:w="120"/>
+              <w:bottom w:type="dxa" w:w="90"/>
+              <w:right w:type="dxa" w:w="120"/>
+            </w:tcMar>
+            <w:vAlign w:val="center"/>
+          </w:tcPr>
+          <w:p>
+            <w:pPr>
+              <w:jc w:val="left"/>
+            </w:pPr>
+            <w:r>
+              <w:rPr>
+                <w:b w:val="false"/>
+                <w:bCs w:val="false"/>
+                <w:color w:val="000000"/>
+                <w:sz w:val="20"/>
+                <w:szCs w:val="20"/>
+              </w:rPr>
+              <w:t xml:space="preserve">태양광 발전설비</w:t>
+            </w:r>
+          </w:p>
+        </w:tc>
+        <w:tc>
+          <w:tcPr>
+            <w:tcW w:type="dxa" w:w="6150"/>
+            <w:tcMar>
+              <w:top w:type="dxa" w:w="90"/>
+              <w:left w:type="dxa" w:w="120"/>
+              <w:bottom w:type="dxa" w:w="90"/>
+              <w:right w:type="dxa" w:w="120"/>
+            </w:tcMar>
+            <w:vAlign w:val="center"/>
+          </w:tcPr>
+          <w:p>
+            <w:pPr>
+              <w:jc w:val="left"/>
+            </w:pPr>
+            <w:r>
+              <w:rPr>
+                <w:b w:val="false"/>
+                <w:bCs w:val="false"/>
+                <w:color w:val="000000"/>
+                <w:sz w:val="20"/>
+                <w:szCs w:val="20"/>
+              </w:rPr>
+              <w:t xml:space="preserve">주동 옥상에 설치, 효율 개선 등의 사유로 위치·수량·크기·각도·높이·사양 변경 가능 — 하부 세대는 기기 작동 시 소음·냄새·그을음·진동에 의한 환경권 침해 가능</w:t>
+            </w:r>
+          </w:p>
+        </w:tc>
+      </w:tr>
+      <w:tr>
+        <w:trPr>
+          <w:cantSplit/>
+        </w:trPr>
+        <w:tc>
+          <w:tcPr>
+            <w:tcW w:type="dxa" w:w="2600"/>
+            <w:shd w:fill="F7F3EA" w:val="clear"/>
+            <w:tcMar>
+              <w:top w:type="dxa" w:w="90"/>
+              <w:left w:type="dxa" w:w="120"/>
+              <w:bottom w:type="dxa" w:w="90"/>
+              <w:right w:type="dxa" w:w="120"/>
+            </w:tcMar>
+            <w:vAlign w:val="center"/>
+          </w:tcPr>
+          <w:p>
+            <w:pPr>
+              <w:jc w:val="left"/>
+            </w:pPr>
+            <w:r>
+              <w:rPr>
+                <w:b w:val="false"/>
+                <w:bCs w:val="false"/>
+                <w:color w:val="000000"/>
+                <w:sz w:val="20"/>
+                <w:szCs w:val="20"/>
+              </w:rPr>
+              <w:t xml:space="preserve">전기차 충전시설</w:t>
+            </w:r>
+          </w:p>
+        </w:tc>
+        <w:tc>
+          <w:tcPr>
+            <w:tcW w:type="dxa" w:w="6150"/>
+            <w:shd w:fill="F7F3EA" w:val="clear"/>
+            <w:tcMar>
+              <w:top w:type="dxa" w:w="90"/>
+              <w:left w:type="dxa" w:w="120"/>
+              <w:bottom w:type="dxa" w:w="90"/>
+              <w:right w:type="dxa" w:w="120"/>
+            </w:tcMar>
+            <w:vAlign w:val="center"/>
+          </w:tcPr>
+          <w:p>
+            <w:pPr>
+              <w:jc w:val="left"/>
+            </w:pPr>
+            <w:r>
+              <w:rPr>
+                <w:b w:val="false"/>
+                <w:bCs w:val="false"/>
+                <w:color w:val="000000"/>
+                <w:sz w:val="20"/>
+                <w:szCs w:val="20"/>
+              </w:rPr>
+              <w:t xml:space="preserve">지하주차장 내 법적개소 이상 계획, 각 주동 공용홀로부터 접근성 형평성이 맞지 않을 수 있음을 원문이 자인</w:t>
+            </w:r>
+          </w:p>
+        </w:tc>
+      </w:tr>
+      <w:tr>
+        <w:trPr>
+          <w:cantSplit/>
+        </w:trPr>
+        <w:tc>
+          <w:tcPr>
+            <w:tcW w:type="dxa" w:w="2600"/>
+            <w:tcMar>
+              <w:top w:type="dxa" w:w="90"/>
+              <w:left w:type="dxa" w:w="120"/>
+              <w:bottom w:type="dxa" w:w="90"/>
+              <w:right w:type="dxa" w:w="120"/>
+            </w:tcMar>
+            <w:vAlign w:val="center"/>
+          </w:tcPr>
+          <w:p>
+            <w:pPr>
+              <w:jc w:val="left"/>
+            </w:pPr>
+            <w:r>
+              <w:rPr>
+                <w:b w:val="false"/>
+                <w:bCs w:val="false"/>
+                <w:color w:val="000000"/>
+                <w:sz w:val="20"/>
+                <w:szCs w:val="20"/>
+              </w:rPr>
+              <w:t xml:space="preserve">한전 공급설비(한전패드)</w:t>
+            </w:r>
+          </w:p>
+        </w:tc>
+        <w:tc>
+          <w:tcPr>
+            <w:tcW w:type="dxa" w:w="6150"/>
+            <w:tcMar>
+              <w:top w:type="dxa" w:w="90"/>
+              <w:left w:type="dxa" w:w="120"/>
+              <w:bottom w:type="dxa" w:w="90"/>
+              <w:right w:type="dxa" w:w="120"/>
+            </w:tcMar>
+            <w:vAlign w:val="center"/>
+          </w:tcPr>
+          <w:p>
+            <w:pPr>
+              <w:jc w:val="left"/>
+            </w:pPr>
+            <w:r>
+              <w:rPr>
+                <w:b w:val="false"/>
+                <w:bCs w:val="false"/>
+                <w:color w:val="000000"/>
+                <w:sz w:val="20"/>
+                <w:szCs w:val="20"/>
+              </w:rPr>
+              <w:t xml:space="preserve">설치를 위한 부지제공계약의 승계의무가 입주자에게 있음</w:t>
+            </w:r>
+          </w:p>
+        </w:tc>
+      </w:tr>
+      <w:tr>
+        <w:trPr>
+          <w:cantSplit/>
+        </w:trPr>
+        <w:tc>
+          <w:tcPr>
+            <w:tcW w:type="dxa" w:w="2600"/>
+            <w:shd w:fill="F7F3EA" w:val="clear"/>
+            <w:tcMar>
+              <w:top w:type="dxa" w:w="90"/>
+              <w:left w:type="dxa" w:w="120"/>
+              <w:bottom w:type="dxa" w:w="90"/>
+              <w:right w:type="dxa" w:w="120"/>
+            </w:tcMar>
+            <w:vAlign w:val="center"/>
+          </w:tcPr>
+          <w:p>
+            <w:pPr>
+              <w:jc w:val="left"/>
+            </w:pPr>
+            <w:r>
+              <w:rPr>
+                <w:b w:val="false"/>
+                <w:bCs w:val="false"/>
+                <w:color w:val="000000"/>
+                <w:sz w:val="20"/>
+                <w:szCs w:val="20"/>
+              </w:rPr>
+              <w:t xml:space="preserve">피뢰침</w:t>
+            </w:r>
+          </w:p>
+        </w:tc>
+        <w:tc>
+          <w:tcPr>
+            <w:tcW w:type="dxa" w:w="6150"/>
+            <w:shd w:fill="F7F3EA" w:val="clear"/>
+            <w:tcMar>
+              <w:top w:type="dxa" w:w="90"/>
+              <w:left w:type="dxa" w:w="120"/>
+              <w:bottom w:type="dxa" w:w="90"/>
+              <w:right w:type="dxa" w:w="120"/>
+            </w:tcMar>
+            <w:vAlign w:val="center"/>
+          </w:tcPr>
+          <w:p>
+            <w:pPr>
+              <w:jc w:val="left"/>
+            </w:pPr>
+            <w:r>
+              <w:rPr>
+                <w:b w:val="false"/>
+                <w:bCs w:val="false"/>
+                <w:color w:val="000000"/>
+                <w:sz w:val="20"/>
+                <w:szCs w:val="20"/>
+              </w:rPr>
+              <w:t xml:space="preserve">건축물 높이 60m 초과 시 지면에서 높이 5분의4 지점에 돌침형피뢰침 설치 — 특정세대 발코니 앞 미관에 영향 가능</w:t>
+            </w:r>
+          </w:p>
+        </w:tc>
+      </w:tr>
+    </w:tbl>
+    <w:p>
+      <w:pPr>
+        <w:keepNext/>
+        <w:keepLines/>
+        <w:pBdr>
+          <w:left w:val="single" w:color="999999" w:sz="16" w:space="8"/>
+        </w:pBdr>
+        <w:shd w:fill="F2F2F2" w:val="clear"/>
+        <w:spacing w:after="100" w:before="100" w:line="276" w:lineRule="auto"/>
+        <w:ind w:left="100"/>
+      </w:pPr>
+      <w:r>
+        <w:rPr>
+          <w:i/>
+          <w:iCs/>
+          <w:color w:val="595959"/>
+          <w:sz w:val="20"/>
+          <w:szCs w:val="20"/>
+        </w:rPr>
+        <w:t xml:space="preserve">"본 건물 옥상에는 태양광 발전설비 등이 설치 될 예정이며, 기기 작동 시 하부 세대에 소음, 냄새, 그을음, 진동 등에 의한 사생활권 등의 환경권 침해를 받을 수 있음을 확인하시고 계약체결 하시기 바랍니다."</w:t>
+      </w:r>
+    </w:p>
+    <w:p>
+      <w:pPr>
+        <w:keepLines/>
+        <w:pBdr>
+          <w:left w:val="single" w:color="2E5395" w:sz="28"/>
+        </w:pBdr>
+        <w:shd w:fill="EDF1F8" w:val="clear"/>
+        <w:spacing w:after="240" w:before="100" w:line="276" w:lineRule="auto"/>
+        <w:ind w:left="140"/>
+      </w:pPr>
+      <w:r>
+        <w:rPr>
+          <w:b/>
+          <w:bCs/>
+          <w:color w:val="2E5395"/>
+        </w:rPr>
+        <w:t xml:space="preserve">법무법인제이엘 검토   </w:t>
+      </w:r>
+      <w:r>
+        <w:t xml:space="preserve">개선요청: 태양광 발전설비 및 피뢰침 설치가 예정된 동·세대에는 계약 전 개별 고지하고, 전기차 충전시설의 동별 접근성 편차를 배치 단계에서 최소화해 줄 것을 요청합니다.</w:t>
+      </w:r>
+    </w:p>
+    <w:p>
+      <w:pPr>
+        <w:keepNext/>
+        <w:spacing w:after="0" w:before="420"/>
+      </w:pPr>
+      <w:r>
+        <w:t xml:space="preserve"/>
+      </w:r>
+    </w:p>
+    <w:tbl>
+      <w:tblPr>
+        <w:tblW w:type="dxa" w:w="9350"/>
+        <w:tblBorders>
+          <w:top w:val="single" w:color="auto" w:sz="4"/>
+          <w:left w:val="single" w:color="auto" w:sz="4"/>
+          <w:bottom w:val="single" w:color="auto" w:sz="4"/>
+          <w:right w:val="single" w:color="auto" w:sz="4"/>
+          <w:insideH w:val="single" w:color="auto" w:sz="4"/>
+          <w:insideV w:val="single" w:color="auto" w:sz="4"/>
+        </w:tblBorders>
+      </w:tblPr>
+      <w:tblGrid>
+        <w:gridCol w:w="9350"/>
+      </w:tblGrid>
+      <w:tr>
+        <w:trPr>
+          <w:cantSplit/>
+        </w:trPr>
+        <w:tc>
+          <w:tcPr>
+            <w:tcW w:type="dxa" w:w="9350"/>
+            <w:tcBorders>
+              <w:bottom w:val="single" w:color="C89B3C" w:sz="24"/>
+            </w:tcBorders>
+            <w:shd w:fill="1F3864" w:val="clear"/>
+            <w:tcMar>
+              <w:top w:type="dxa" w:w="140"/>
+              <w:left w:type="dxa" w:w="200"/>
+              <w:bottom w:type="dxa" w:w="140"/>
+              <w:right w:type="dxa" w:w="200"/>
+            </w:tcMar>
+          </w:tcPr>
+          <w:p>
+            <w:r>
+              <w:rPr>
+                <w:b/>
+                <w:bCs/>
+                <w:color w:val="C89B3C"/>
+                <w:sz w:val="24"/>
+                <w:szCs w:val="24"/>
+              </w:rPr>
+              <w:t xml:space="preserve">6   </w:t>
             </w:r>
             <w:r>
               <w:rPr>
@@ -3619,6 +5315,28 @@
     </w:p>
     <w:p>
       <w:pPr>
+        <w:keepNext/>
+        <w:keepLines/>
+        <w:pBdr>
+          <w:left w:val="single" w:color="999999" w:sz="16" w:space="8"/>
+        </w:pBdr>
+        <w:shd w:fill="F2F2F2" w:val="clear"/>
+        <w:spacing w:after="100" w:before="100" w:line="276" w:lineRule="auto"/>
+        <w:ind w:left="100"/>
+      </w:pPr>
+      <w:r>
+        <w:rPr>
+          <w:i/>
+          <w:iCs/>
+          <w:color w:val="595959"/>
+          <w:sz w:val="20"/>
+          <w:szCs w:val="20"/>
+        </w:rPr>
+        <w:t xml:space="preserve">"본 아파트는 재개발정비사업으로 공급되는 아파트로서 동일 주택형에 아파트라도 조합원 분양분과 일반 분양분에 대해 무상제공품목 및 마감재 등이 상이한 부분에 대하여 확인 후 청약하시기 바랍니다. 본 아파트에 적용되는 창호는 조합원 분양세대와 일반 분양세대에 대해 창호 업체, 브랜드, 사양, 성능, 디자인, 방충망의 형태 등 상이한 부분이 있습니다."</w:t>
+      </w:r>
+    </w:p>
+    <w:p>
+      <w:pPr>
         <w:keepLines/>
         <w:pBdr>
           <w:left w:val="single" w:color="2E5395" w:sz="28"/>
@@ -3720,7 +5438,7 @@
                 <w:sz w:val="24"/>
                 <w:szCs w:val="24"/>
               </w:rPr>
-              <w:t xml:space="preserve">6   </w:t>
+              <w:t xml:space="preserve">7   </w:t>
             </w:r>
             <w:r>
               <w:rPr>
@@ -4079,6 +5797,28 @@
         </w:tc>
       </w:tr>
     </w:tbl>
+    <w:p>
+      <w:pPr>
+        <w:keepNext/>
+        <w:keepLines/>
+        <w:pBdr>
+          <w:left w:val="single" w:color="999999" w:sz="16" w:space="8"/>
+        </w:pBdr>
+        <w:shd w:fill="F2F2F2" w:val="clear"/>
+        <w:spacing w:after="100" w:before="100" w:line="276" w:lineRule="auto"/>
+        <w:ind w:left="100"/>
+      </w:pPr>
+      <w:r>
+        <w:rPr>
+          <w:i/>
+          <w:iCs/>
+          <w:color w:val="595959"/>
+          <w:sz w:val="20"/>
+          <w:szCs w:val="20"/>
+        </w:rPr>
+        <w:t xml:space="preserve">"계약자는 법률의 변경 및 정부의 부동산 정책(주택담보대출의 제한 등), 금융시장 변화 또는 대출기관의 규제 등에 따라 사업주체의 중도금대출 알선이 제한될 수 있음을 인지하고 계약 체결하여야 하며, 이러한 제한에도 불구하고 분양대금은 계약자 본인 책임하에 조달하여 기일 내에 납부해야 합니다."</w:t>
+      </w:r>
+    </w:p>
     <w:p>
       <w:pPr>
         <w:keepLines/>

--- a/힐스테이트_광명11_검토보고서.docx
+++ b/힐스테이트_광명11_검토보고서.docx
@@ -5448,7 +5448,7 @@
                 <w:sz w:val="24"/>
                 <w:szCs w:val="24"/>
               </w:rPr>
-              <w:t xml:space="preserve">대출·청약 규제 및 기타 확인사항</w:t>
+              <w:t xml:space="preserve">청약 규제 및 기타 확인사항</w:t>
             </w:r>
           </w:p>
         </w:tc>
@@ -5481,7 +5481,7 @@
           <w:sz w:val="22"/>
           <w:szCs w:val="22"/>
         </w:rPr>
-        <w:t xml:space="preserve">대출·청약 규제 분석 (공고일 2025.11.07. 기준)</w:t>
+        <w:t xml:space="preserve">청약 규제 분석 (공고일 2025.11.07. 기준)</w:t>
       </w:r>
     </w:p>
     <w:p>
@@ -5490,355 +5490,7 @@
         <w:spacing w:after="120" w:line="276" w:lineRule="auto"/>
       </w:pPr>
       <w:r>
-        <w:t xml:space="preserve">해당 주택건설지역인 경기도 광명시는 2025.10.16. 투기과열지구로 지정되었으나, 본 주택은 2025.10.15. 이전 입주자모집승인을 신청하여 비규제지역 기준으로 공급됩니다(단, 전매제한은 투기과열지구 기준 적용). 이에 따라 분양가상한제 미적용, 재당첨제한 없음, 거주의무기간 없음이 적용되며, 전매제한은 3년(소유권이전등기 완료 시 그 전까지)입니다. 다만 2025.09.07. 「주택공급 확대방안」 및 2025.10.15. 「주택시장 안정화 대책」에 따른 규제지역 LTV 축소 등 정부정책, 계약자 개인의 대출 부적격사유 등으로 대출한도가 계약자별로 상이하거나 대출이 불가할 수 있음을 원문이 명시하고 있습니다.</w:t>
-      </w:r>
-    </w:p>
-    <w:p>
-      <w:pPr>
-        <w:keepNext/>
-        <w:keepLines/>
-        <w:pBdr>
-          <w:left w:val="single" w:color="999999" w:sz="16" w:space="8"/>
-        </w:pBdr>
-        <w:shd w:fill="F2F2F2" w:val="clear"/>
-        <w:spacing w:after="100" w:before="100" w:line="276" w:lineRule="auto"/>
-        <w:ind w:left="100"/>
-      </w:pPr>
-      <w:r>
-        <w:rPr>
-          <w:i/>
-          <w:iCs/>
-          <w:color w:val="595959"/>
-          <w:sz w:val="20"/>
-          <w:szCs w:val="20"/>
-        </w:rPr>
-        <w:t xml:space="preserve">"사업주체 및 시공사는 중도금 대출의 알선, 대출금액·대출조건 및 대출 여부에 관하여 어떠한 경우에도 이를 보장하거나 보증하지 않습니다. ... 대출 불가사유로 공급계약 해제를 주장할 수 없습니다."</w:t>
-      </w:r>
-    </w:p>
-    <w:tbl>
-      <w:tblPr>
-        <w:tblW w:type="dxa" w:w="8650"/>
-        <w:tblBorders>
-          <w:top w:val="single" w:color="auto" w:sz="4"/>
-          <w:left w:val="single" w:color="auto" w:sz="4"/>
-          <w:bottom w:val="single" w:color="auto" w:sz="4"/>
-          <w:right w:val="single" w:color="auto" w:sz="4"/>
-          <w:insideH w:val="single" w:color="auto" w:sz="4"/>
-          <w:insideV w:val="single" w:color="auto" w:sz="4"/>
-        </w:tblBorders>
-      </w:tblPr>
-      <w:tblGrid>
-        <w:gridCol w:w="2400"/>
-        <w:gridCol w:w="2400"/>
-        <w:gridCol w:w="3850"/>
-      </w:tblGrid>
-      <w:tr>
-        <w:trPr>
-          <w:cantSplit/>
-        </w:trPr>
-        <w:tc>
-          <w:tcPr>
-            <w:tcW w:type="dxa" w:w="2400"/>
-            <w:shd w:fill="1F3864" w:val="clear"/>
-            <w:tcMar>
-              <w:top w:type="dxa" w:w="90"/>
-              <w:left w:type="dxa" w:w="120"/>
-              <w:bottom w:type="dxa" w:w="90"/>
-              <w:right w:type="dxa" w:w="120"/>
-            </w:tcMar>
-            <w:vAlign w:val="center"/>
-          </w:tcPr>
-          <w:p>
-            <w:pPr>
-              <w:jc w:val="left"/>
-            </w:pPr>
-            <w:r>
-              <w:rPr>
-                <w:b/>
-                <w:bCs/>
-                <w:color w:val="FFFFFF"/>
-                <w:sz w:val="20"/>
-                <w:szCs w:val="20"/>
-              </w:rPr>
-              <w:t xml:space="preserve">주택형</w:t>
-            </w:r>
-          </w:p>
-        </w:tc>
-        <w:tc>
-          <w:tcPr>
-            <w:tcW w:type="dxa" w:w="2400"/>
-            <w:shd w:fill="1F3864" w:val="clear"/>
-            <w:tcMar>
-              <w:top w:type="dxa" w:w="90"/>
-              <w:left w:type="dxa" w:w="120"/>
-              <w:bottom w:type="dxa" w:w="90"/>
-              <w:right w:type="dxa" w:w="120"/>
-            </w:tcMar>
-            <w:vAlign w:val="center"/>
-          </w:tcPr>
-          <w:p>
-            <w:pPr>
-              <w:jc w:val="left"/>
-            </w:pPr>
-            <w:r>
-              <w:rPr>
-                <w:b/>
-                <w:bCs/>
-                <w:color w:val="FFFFFF"/>
-                <w:sz w:val="20"/>
-                <w:szCs w:val="20"/>
-              </w:rPr>
-              <w:t xml:space="preserve">중도금 대출조건</w:t>
-            </w:r>
-          </w:p>
-        </w:tc>
-        <w:tc>
-          <w:tcPr>
-            <w:tcW w:type="dxa" w:w="3850"/>
-            <w:shd w:fill="1F3864" w:val="clear"/>
-            <w:tcMar>
-              <w:top w:type="dxa" w:w="90"/>
-              <w:left w:type="dxa" w:w="120"/>
-              <w:bottom w:type="dxa" w:w="90"/>
-              <w:right w:type="dxa" w:w="120"/>
-            </w:tcMar>
-            <w:vAlign w:val="center"/>
-          </w:tcPr>
-          <w:p>
-            <w:pPr>
-              <w:jc w:val="left"/>
-            </w:pPr>
-            <w:r>
-              <w:rPr>
-                <w:b/>
-                <w:bCs/>
-                <w:color w:val="FFFFFF"/>
-                <w:sz w:val="20"/>
-                <w:szCs w:val="20"/>
-              </w:rPr>
-              <w:t xml:space="preserve">비고</w:t>
-            </w:r>
-          </w:p>
-        </w:tc>
-      </w:tr>
-      <w:tr>
-        <w:trPr>
-          <w:cantSplit/>
-        </w:trPr>
-        <w:tc>
-          <w:tcPr>
-            <w:tcW w:type="dxa" w:w="2400"/>
-            <w:shd w:fill="F7F3EA" w:val="clear"/>
-            <w:tcMar>
-              <w:top w:type="dxa" w:w="90"/>
-              <w:left w:type="dxa" w:w="120"/>
-              <w:bottom w:type="dxa" w:w="90"/>
-              <w:right w:type="dxa" w:w="120"/>
-            </w:tcMar>
-            <w:vAlign w:val="center"/>
-          </w:tcPr>
-          <w:p>
-            <w:pPr>
-              <w:jc w:val="left"/>
-            </w:pPr>
-            <w:r>
-              <w:rPr>
-                <w:b w:val="false"/>
-                <w:bCs w:val="false"/>
-                <w:color w:val="000000"/>
-                <w:sz w:val="20"/>
-                <w:szCs w:val="20"/>
-              </w:rPr>
-              <w:t xml:space="preserve">39A·39B·51·59B·59C·74C·74D·84D</w:t>
-            </w:r>
-          </w:p>
-        </w:tc>
-        <w:tc>
-          <w:tcPr>
-            <w:tcW w:type="dxa" w:w="2400"/>
-            <w:shd w:fill="F7F3EA" w:val="clear"/>
-            <w:tcMar>
-              <w:top w:type="dxa" w:w="90"/>
-              <w:left w:type="dxa" w:w="120"/>
-              <w:bottom w:type="dxa" w:w="90"/>
-              <w:right w:type="dxa" w:w="120"/>
-            </w:tcMar>
-            <w:vAlign w:val="center"/>
-          </w:tcPr>
-          <w:p>
-            <w:pPr>
-              <w:jc w:val="left"/>
-            </w:pPr>
-            <w:r>
-              <w:rPr>
-                <w:b w:val="false"/>
-                <w:bCs w:val="false"/>
-                <w:color w:val="000000"/>
-                <w:sz w:val="20"/>
-                <w:szCs w:val="20"/>
-              </w:rPr>
-              <w:t xml:space="preserve">중도금 무이자 대출</w:t>
-            </w:r>
-          </w:p>
-        </w:tc>
-        <w:tc>
-          <w:tcPr>
-            <w:tcW w:type="dxa" w:w="3850"/>
-            <w:shd w:fill="F7F3EA" w:val="clear"/>
-            <w:tcMar>
-              <w:top w:type="dxa" w:w="90"/>
-              <w:left w:type="dxa" w:w="120"/>
-              <w:bottom w:type="dxa" w:w="90"/>
-              <w:right w:type="dxa" w:w="120"/>
-            </w:tcMar>
-            <w:vAlign w:val="center"/>
-          </w:tcPr>
-          <w:p>
-            <w:pPr>
-              <w:jc w:val="left"/>
-            </w:pPr>
-            <w:r>
-              <w:rPr>
-                <w:b w:val="false"/>
-                <w:bCs w:val="false"/>
-                <w:color w:val="000000"/>
-                <w:sz w:val="20"/>
-                <w:szCs w:val="20"/>
-              </w:rPr>
-              <w:t xml:space="preserve">총 공급대금의 40% 범위 내</w:t>
-            </w:r>
-          </w:p>
-        </w:tc>
-      </w:tr>
-      <w:tr>
-        <w:trPr>
-          <w:cantSplit/>
-        </w:trPr>
-        <w:tc>
-          <w:tcPr>
-            <w:tcW w:type="dxa" w:w="2400"/>
-            <w:tcMar>
-              <w:top w:type="dxa" w:w="90"/>
-              <w:left w:type="dxa" w:w="120"/>
-              <w:bottom w:type="dxa" w:w="90"/>
-              <w:right w:type="dxa" w:w="120"/>
-            </w:tcMar>
-            <w:vAlign w:val="center"/>
-          </w:tcPr>
-          <w:p>
-            <w:pPr>
-              <w:jc w:val="left"/>
-            </w:pPr>
-            <w:r>
-              <w:rPr>
-                <w:b w:val="false"/>
-                <w:bCs w:val="false"/>
-                <w:color w:val="000000"/>
-                <w:sz w:val="20"/>
-                <w:szCs w:val="20"/>
-              </w:rPr>
-              <w:t xml:space="preserve">59A</w:t>
-            </w:r>
-          </w:p>
-        </w:tc>
-        <w:tc>
-          <w:tcPr>
-            <w:tcW w:type="dxa" w:w="2400"/>
-            <w:tcMar>
-              <w:top w:type="dxa" w:w="90"/>
-              <w:left w:type="dxa" w:w="120"/>
-              <w:bottom w:type="dxa" w:w="90"/>
-              <w:right w:type="dxa" w:w="120"/>
-            </w:tcMar>
-            <w:vAlign w:val="center"/>
-          </w:tcPr>
-          <w:p>
-            <w:pPr>
-              <w:jc w:val="left"/>
-            </w:pPr>
-            <w:r>
-              <w:rPr>
-                <w:b w:val="false"/>
-                <w:bCs w:val="false"/>
-                <w:color w:val="000000"/>
-                <w:sz w:val="20"/>
-                <w:szCs w:val="20"/>
-              </w:rPr>
-              <w:t xml:space="preserve">중도금 대출 이자 후불제</w:t>
-            </w:r>
-          </w:p>
-        </w:tc>
-        <w:tc>
-          <w:tcPr>
-            <w:tcW w:type="dxa" w:w="3850"/>
-            <w:tcMar>
-              <w:top w:type="dxa" w:w="90"/>
-              <w:left w:type="dxa" w:w="120"/>
-              <w:bottom w:type="dxa" w:w="90"/>
-              <w:right w:type="dxa" w:w="120"/>
-            </w:tcMar>
-            <w:vAlign w:val="center"/>
-          </w:tcPr>
-          <w:p>
-            <w:pPr>
-              <w:jc w:val="left"/>
-            </w:pPr>
-            <w:r>
-              <w:rPr>
-                <w:b w:val="false"/>
-                <w:bCs w:val="false"/>
-                <w:color w:val="000000"/>
-                <w:sz w:val="20"/>
-                <w:szCs w:val="20"/>
-              </w:rPr>
-              <w:t xml:space="preserve">총 공급대금의 40% 범위 내</w:t>
-            </w:r>
-          </w:p>
-        </w:tc>
-      </w:tr>
-    </w:tbl>
-    <w:p>
-      <w:pPr>
-        <w:keepNext/>
-        <w:keepLines/>
-        <w:pBdr>
-          <w:left w:val="single" w:color="999999" w:sz="16" w:space="8"/>
-        </w:pBdr>
-        <w:shd w:fill="F2F2F2" w:val="clear"/>
-        <w:spacing w:after="100" w:before="100" w:line="276" w:lineRule="auto"/>
-        <w:ind w:left="100"/>
-      </w:pPr>
-      <w:r>
-        <w:rPr>
-          <w:i/>
-          <w:iCs/>
-          <w:color w:val="595959"/>
-          <w:sz w:val="20"/>
-          <w:szCs w:val="20"/>
-        </w:rPr>
-        <w:t xml:space="preserve">"계약자는 법률의 변경 및 정부의 부동산 정책(주택담보대출의 제한 등), 금융시장 변화 또는 대출기관의 규제 등에 따라 사업주체의 중도금대출 알선이 제한될 수 있음을 인지하고 계약 체결하여야 하며, 이러한 제한에도 불구하고 분양대금은 계약자 본인 책임하에 조달하여 기일 내에 납부해야 합니다."</w:t>
-      </w:r>
-    </w:p>
-    <w:p>
-      <w:pPr>
-        <w:keepLines/>
-        <w:pBdr>
-          <w:left w:val="single" w:color="2E5395" w:sz="28"/>
-        </w:pBdr>
-        <w:shd w:fill="EDF1F8" w:val="clear"/>
-        <w:spacing w:after="240" w:before="100" w:line="276" w:lineRule="auto"/>
-        <w:ind w:left="140"/>
-      </w:pPr>
-      <w:r>
-        <w:rPr>
-          <w:b/>
-          <w:bCs/>
-          <w:color w:val="2E5395"/>
-        </w:rPr>
-        <w:t xml:space="preserve">법무법인제이엘 검토   </w:t>
-      </w:r>
-      <w:r>
-        <w:t xml:space="preserve">개선요청: 대출한도 축소 또는 대출 불가 시 계약자가 본인 자금으로 직접 납부해야 하는 구조이므로, 계약 전 중도금 대출 취급기관과 예상 한도를 사전 상담할 것을 입주예정자협의회 차원에서 안내해 줄 것을 요청합니다.</w:t>
+        <w:t xml:space="preserve">해당 주택건설지역인 경기도 광명시는 2025.10.16. 투기과열지구로 지정되었으나, 본 주택은 2025.10.15. 이전 입주자모집승인을 신청하여 비규제지역 기준으로 공급됩니다(단, 전매제한은 투기과열지구 기준 적용). 이에 따라 분양가상한제 미적용, 재당첨제한 없음, 거주의무기간 없음이 적용되며, 전매제한은 3년(소유권이전등기 완료 시 그 전까지)입니다.</w:t>
       </w:r>
     </w:p>
     <w:p>

--- a/힐스테이트_광명11_검토보고서.docx
+++ b/힐스테이트_광명11_검토보고서.docx
@@ -3235,7 +3235,7 @@
           <w:sz w:val="18"/>
           <w:szCs w:val="18"/>
         </w:rPr>
-        <w:t xml:space="preserve">[그림 1] 단지 주변 시설 위치관계도 (실제 지도)</w:t>
+        <w:t xml:space="preserve">[그림 1] 단지 주변 시설 위치관계도 (카카오맵)</w:t>
       </w:r>
       <w:r>
         <w:rPr>
@@ -3245,7 +3245,7 @@
           <w:sz w:val="18"/>
           <w:szCs w:val="18"/>
         </w:rPr>
-        <w:t xml:space="preserve">   자료: 배경지도 © OpenStreetMap 기여자, 시설 위치·거리 카카오 로컬 API 실측</w:t>
+        <w:t xml:space="preserve">   자료: 배경지도 ⓒ Kakao, 시설 위치·거리 카카오 로컬 API 실측</w:t>
       </w:r>
     </w:p>
     <w:p>

--- a/힐스테이트_광명11_검토보고서.docx
+++ b/힐스테이트_광명11_검토보고서.docx
@@ -3469,6 +3469,472 @@
         <w:t xml:space="preserve">① 구조·내진성능</w:t>
       </w:r>
     </w:p>
+    <w:p>
+      <w:pPr>
+        <w:keepNext/>
+        <w:keepLines/>
+        <w:pBdr>
+          <w:left w:val="single" w:color="C89B3C" w:sz="18" w:space="6"/>
+        </w:pBdr>
+        <w:spacing w:after="100" w:before="240" w:line="276" w:lineRule="auto"/>
+        <w:ind w:left="80"/>
+      </w:pPr>
+      <w:r>
+        <w:rPr>
+          <w:b/>
+          <w:bCs/>
+          <w:color w:val="1F3864"/>
+          <w:sz w:val="22"/>
+          <w:szCs w:val="22"/>
+        </w:rPr>
+        <w:t xml:space="preserve">내진능력 — 원문 인용 (동별 편차)</w:t>
+      </w:r>
+    </w:p>
+    <w:p>
+      <w:pPr>
+        <w:keepNext/>
+        <w:keepLines/>
+        <w:pBdr>
+          <w:left w:val="single" w:color="999999" w:sz="16" w:space="8"/>
+        </w:pBdr>
+        <w:shd w:fill="F2F2F2" w:val="clear"/>
+        <w:spacing w:after="100" w:before="100" w:line="276" w:lineRule="auto"/>
+        <w:ind w:left="100"/>
+      </w:pPr>
+      <w:r>
+        <w:rPr>
+          <w:i/>
+          <w:iCs/>
+          <w:color w:val="595959"/>
+          <w:sz w:val="20"/>
+          <w:szCs w:val="20"/>
+        </w:rPr>
+        <w:t xml:space="preserve">"■ 내진성능 및 능력 공개 — 본 아파트는 「건축법」 제48조 및 제48조의3에 따른 건축물의 내진성능 확보 여부와 내진능력 공개에 의거 메르칼리 진도 등급을 기준으로 내진능력을 아래와 같이 공개합니다. [표] 내진능력 109~110, 209동 VII-0.197g / 101~108동, 201~208동, 210~212동 VII-0.204g / 301~303동 VII-0.158g ※ 내진능력 : 건축물이 지진 발생 시에 견딜 수 있는 능력."</w:t>
+      </w:r>
+    </w:p>
+    <w:p>
+      <w:pPr>
+        <w:keepLines/>
+        <w:spacing w:after="120" w:line="276" w:lineRule="auto"/>
+      </w:pPr>
+      <w:r>
+        <w:t xml:space="preserve">위 원문 고지표를 동군별로 정리하면 아래와 같습니다. 이 수치는 「건축법」 제48조·제48조의3에 따른 법정 공개 의무사항으로 사업주체가 임의로 축소·과장할 수 있는 항목이 아니나, 동군 간 수치 차이(왜 301~303동만 다른 동보다 낮은지)에 대한 설명은 원문 어디에도 없습니다.</w:t>
+      </w:r>
+    </w:p>
+    <w:tbl>
+      <w:tblPr>
+        <w:tblW w:type="dxa" w:w="8750"/>
+        <w:tblBorders>
+          <w:top w:val="single" w:color="auto" w:sz="4"/>
+          <w:left w:val="single" w:color="auto" w:sz="4"/>
+          <w:bottom w:val="single" w:color="auto" w:sz="4"/>
+          <w:right w:val="single" w:color="auto" w:sz="4"/>
+          <w:insideH w:val="single" w:color="auto" w:sz="4"/>
+          <w:insideV w:val="single" w:color="auto" w:sz="4"/>
+        </w:tblBorders>
+      </w:tblPr>
+      <w:tblGrid>
+        <w:gridCol w:w="2900"/>
+        <w:gridCol w:w="1900"/>
+        <w:gridCol w:w="3950"/>
+      </w:tblGrid>
+      <w:tr>
+        <w:trPr>
+          <w:cantSplit/>
+        </w:trPr>
+        <w:tc>
+          <w:tcPr>
+            <w:tcW w:type="dxa" w:w="2900"/>
+            <w:shd w:fill="1F3864" w:val="clear"/>
+            <w:tcMar>
+              <w:top w:type="dxa" w:w="90"/>
+              <w:left w:type="dxa" w:w="120"/>
+              <w:bottom w:type="dxa" w:w="90"/>
+              <w:right w:type="dxa" w:w="120"/>
+            </w:tcMar>
+            <w:vAlign w:val="center"/>
+          </w:tcPr>
+          <w:p>
+            <w:pPr>
+              <w:jc w:val="left"/>
+            </w:pPr>
+            <w:r>
+              <w:rPr>
+                <w:b/>
+                <w:bCs/>
+                <w:color w:val="FFFFFF"/>
+                <w:sz w:val="20"/>
+                <w:szCs w:val="20"/>
+              </w:rPr>
+              <w:t xml:space="preserve">대상 동</w:t>
+            </w:r>
+          </w:p>
+        </w:tc>
+        <w:tc>
+          <w:tcPr>
+            <w:tcW w:type="dxa" w:w="1900"/>
+            <w:shd w:fill="1F3864" w:val="clear"/>
+            <w:tcMar>
+              <w:top w:type="dxa" w:w="90"/>
+              <w:left w:type="dxa" w:w="120"/>
+              <w:bottom w:type="dxa" w:w="90"/>
+              <w:right w:type="dxa" w:w="120"/>
+            </w:tcMar>
+            <w:vAlign w:val="center"/>
+          </w:tcPr>
+          <w:p>
+            <w:pPr>
+              <w:jc w:val="left"/>
+            </w:pPr>
+            <w:r>
+              <w:rPr>
+                <w:b/>
+                <w:bCs/>
+                <w:color w:val="FFFFFF"/>
+                <w:sz w:val="20"/>
+                <w:szCs w:val="20"/>
+              </w:rPr>
+              <w:t xml:space="preserve">내진능력(MMI등급)</w:t>
+            </w:r>
+          </w:p>
+        </w:tc>
+        <w:tc>
+          <w:tcPr>
+            <w:tcW w:type="dxa" w:w="3950"/>
+            <w:shd w:fill="1F3864" w:val="clear"/>
+            <w:tcMar>
+              <w:top w:type="dxa" w:w="90"/>
+              <w:left w:type="dxa" w:w="120"/>
+              <w:bottom w:type="dxa" w:w="90"/>
+              <w:right w:type="dxa" w:w="120"/>
+            </w:tcMar>
+            <w:vAlign w:val="center"/>
+          </w:tcPr>
+          <w:p>
+            <w:pPr>
+              <w:jc w:val="left"/>
+            </w:pPr>
+            <w:r>
+              <w:rPr>
+                <w:b/>
+                <w:bCs/>
+                <w:color w:val="FFFFFF"/>
+                <w:sz w:val="20"/>
+                <w:szCs w:val="20"/>
+              </w:rPr>
+              <w:t xml:space="preserve">비고</w:t>
+            </w:r>
+          </w:p>
+        </w:tc>
+      </w:tr>
+      <w:tr>
+        <w:trPr>
+          <w:cantSplit/>
+        </w:trPr>
+        <w:tc>
+          <w:tcPr>
+            <w:tcW w:type="dxa" w:w="2900"/>
+            <w:shd w:fill="F7F3EA" w:val="clear"/>
+            <w:tcMar>
+              <w:top w:type="dxa" w:w="90"/>
+              <w:left w:type="dxa" w:w="120"/>
+              <w:bottom w:type="dxa" w:w="90"/>
+              <w:right w:type="dxa" w:w="120"/>
+            </w:tcMar>
+            <w:vAlign w:val="center"/>
+          </w:tcPr>
+          <w:p>
+            <w:pPr>
+              <w:jc w:val="left"/>
+            </w:pPr>
+            <w:r>
+              <w:rPr>
+                <w:b w:val="false"/>
+                <w:bCs w:val="false"/>
+                <w:color w:val="000000"/>
+                <w:sz w:val="20"/>
+                <w:szCs w:val="20"/>
+              </w:rPr>
+              <w:t xml:space="preserve">109~110동, 209동</w:t>
+            </w:r>
+          </w:p>
+        </w:tc>
+        <w:tc>
+          <w:tcPr>
+            <w:tcW w:type="dxa" w:w="1900"/>
+            <w:shd w:fill="F7F3EA" w:val="clear"/>
+            <w:tcMar>
+              <w:top w:type="dxa" w:w="90"/>
+              <w:left w:type="dxa" w:w="120"/>
+              <w:bottom w:type="dxa" w:w="90"/>
+              <w:right w:type="dxa" w:w="120"/>
+            </w:tcMar>
+            <w:vAlign w:val="center"/>
+          </w:tcPr>
+          <w:p>
+            <w:pPr>
+              <w:jc w:val="left"/>
+            </w:pPr>
+            <w:r>
+              <w:rPr>
+                <w:b w:val="false"/>
+                <w:bCs w:val="false"/>
+                <w:color w:val="000000"/>
+                <w:sz w:val="20"/>
+                <w:szCs w:val="20"/>
+              </w:rPr>
+              <w:t xml:space="preserve">Ⅶ-0.197g</w:t>
+            </w:r>
+          </w:p>
+        </w:tc>
+        <w:tc>
+          <w:tcPr>
+            <w:tcW w:type="dxa" w:w="3950"/>
+            <w:shd w:fill="F7F3EA" w:val="clear"/>
+            <w:tcMar>
+              <w:top w:type="dxa" w:w="90"/>
+              <w:left w:type="dxa" w:w="120"/>
+              <w:bottom w:type="dxa" w:w="90"/>
+              <w:right w:type="dxa" w:w="120"/>
+            </w:tcMar>
+            <w:vAlign w:val="center"/>
+          </w:tcPr>
+          <w:p>
+            <w:pPr>
+              <w:jc w:val="left"/>
+            </w:pPr>
+            <w:r>
+              <w:rPr>
+                <w:b w:val="false"/>
+                <w:bCs w:val="false"/>
+                <w:color w:val="000000"/>
+                <w:sz w:val="20"/>
+                <w:szCs w:val="20"/>
+              </w:rPr>
+              <w:t xml:space="preserve">원문 표기 그대로 (근거: 건축법 제48조·제48조의3)</w:t>
+            </w:r>
+          </w:p>
+        </w:tc>
+      </w:tr>
+      <w:tr>
+        <w:trPr>
+          <w:cantSplit/>
+        </w:trPr>
+        <w:tc>
+          <w:tcPr>
+            <w:tcW w:type="dxa" w:w="2900"/>
+            <w:tcMar>
+              <w:top w:type="dxa" w:w="90"/>
+              <w:left w:type="dxa" w:w="120"/>
+              <w:bottom w:type="dxa" w:w="90"/>
+              <w:right w:type="dxa" w:w="120"/>
+            </w:tcMar>
+            <w:vAlign w:val="center"/>
+          </w:tcPr>
+          <w:p>
+            <w:pPr>
+              <w:jc w:val="left"/>
+            </w:pPr>
+            <w:r>
+              <w:rPr>
+                <w:b w:val="false"/>
+                <w:bCs w:val="false"/>
+                <w:color w:val="000000"/>
+                <w:sz w:val="20"/>
+                <w:szCs w:val="20"/>
+              </w:rPr>
+              <w:t xml:space="preserve">101~108동, 201~208동, 210~212동</w:t>
+            </w:r>
+          </w:p>
+        </w:tc>
+        <w:tc>
+          <w:tcPr>
+            <w:tcW w:type="dxa" w:w="1900"/>
+            <w:tcMar>
+              <w:top w:type="dxa" w:w="90"/>
+              <w:left w:type="dxa" w:w="120"/>
+              <w:bottom w:type="dxa" w:w="90"/>
+              <w:right w:type="dxa" w:w="120"/>
+            </w:tcMar>
+            <w:vAlign w:val="center"/>
+          </w:tcPr>
+          <w:p>
+            <w:pPr>
+              <w:jc w:val="left"/>
+            </w:pPr>
+            <w:r>
+              <w:rPr>
+                <w:b w:val="false"/>
+                <w:bCs w:val="false"/>
+                <w:color w:val="000000"/>
+                <w:sz w:val="20"/>
+                <w:szCs w:val="20"/>
+              </w:rPr>
+              <w:t xml:space="preserve">Ⅶ-0.204g</w:t>
+            </w:r>
+          </w:p>
+        </w:tc>
+        <w:tc>
+          <w:tcPr>
+            <w:tcW w:type="dxa" w:w="3950"/>
+            <w:tcMar>
+              <w:top w:type="dxa" w:w="90"/>
+              <w:left w:type="dxa" w:w="120"/>
+              <w:bottom w:type="dxa" w:w="90"/>
+              <w:right w:type="dxa" w:w="120"/>
+            </w:tcMar>
+            <w:vAlign w:val="center"/>
+          </w:tcPr>
+          <w:p>
+            <w:pPr>
+              <w:jc w:val="left"/>
+            </w:pPr>
+            <w:r>
+              <w:rPr>
+                <w:b w:val="false"/>
+                <w:bCs w:val="false"/>
+                <w:color w:val="000000"/>
+                <w:sz w:val="20"/>
+                <w:szCs w:val="20"/>
+              </w:rPr>
+              <w:t xml:space="preserve">3개 동군 중 가장 넓은 범위에 적용 — 근거: 상동</w:t>
+            </w:r>
+          </w:p>
+        </w:tc>
+      </w:tr>
+      <w:tr>
+        <w:trPr>
+          <w:cantSplit/>
+        </w:trPr>
+        <w:tc>
+          <w:tcPr>
+            <w:tcW w:type="dxa" w:w="2900"/>
+            <w:shd w:fill="F7F3EA" w:val="clear"/>
+            <w:tcMar>
+              <w:top w:type="dxa" w:w="90"/>
+              <w:left w:type="dxa" w:w="120"/>
+              <w:bottom w:type="dxa" w:w="90"/>
+              <w:right w:type="dxa" w:w="120"/>
+            </w:tcMar>
+            <w:vAlign w:val="center"/>
+          </w:tcPr>
+          <w:p>
+            <w:pPr>
+              <w:jc w:val="left"/>
+            </w:pPr>
+            <w:r>
+              <w:rPr>
+                <w:b w:val="false"/>
+                <w:bCs w:val="false"/>
+                <w:color w:val="000000"/>
+                <w:sz w:val="20"/>
+                <w:szCs w:val="20"/>
+              </w:rPr>
+              <w:t xml:space="preserve">301~303동</w:t>
+            </w:r>
+          </w:p>
+        </w:tc>
+        <w:tc>
+          <w:tcPr>
+            <w:tcW w:type="dxa" w:w="1900"/>
+            <w:shd w:fill="F7F3EA" w:val="clear"/>
+            <w:tcMar>
+              <w:top w:type="dxa" w:w="90"/>
+              <w:left w:type="dxa" w:w="120"/>
+              <w:bottom w:type="dxa" w:w="90"/>
+              <w:right w:type="dxa" w:w="120"/>
+            </w:tcMar>
+            <w:vAlign w:val="center"/>
+          </w:tcPr>
+          <w:p>
+            <w:pPr>
+              <w:jc w:val="left"/>
+            </w:pPr>
+            <w:r>
+              <w:rPr>
+                <w:b w:val="false"/>
+                <w:bCs w:val="false"/>
+                <w:color w:val="000000"/>
+                <w:sz w:val="20"/>
+                <w:szCs w:val="20"/>
+              </w:rPr>
+              <w:t xml:space="preserve">Ⅶ-0.158g</w:t>
+            </w:r>
+          </w:p>
+        </w:tc>
+        <w:tc>
+          <w:tcPr>
+            <w:tcW w:type="dxa" w:w="3950"/>
+            <w:shd w:fill="F7F3EA" w:val="clear"/>
+            <w:tcMar>
+              <w:top w:type="dxa" w:w="90"/>
+              <w:left w:type="dxa" w:w="120"/>
+              <w:bottom w:type="dxa" w:w="90"/>
+              <w:right w:type="dxa" w:w="120"/>
+            </w:tcMar>
+            <w:vAlign w:val="center"/>
+          </w:tcPr>
+          <w:p>
+            <w:pPr>
+              <w:jc w:val="left"/>
+            </w:pPr>
+            <w:r>
+              <w:rPr>
+                <w:b w:val="false"/>
+                <w:bCs w:val="false"/>
+                <w:color w:val="000000"/>
+                <w:sz w:val="20"/>
+                <w:szCs w:val="20"/>
+              </w:rPr>
+              <w:t xml:space="preserve">3개 동군 중 가장 낮은 수치 — 원문에 사유 설명 없음, 지반조건·구조형식 차이 여부 확인 필요</w:t>
+            </w:r>
+          </w:p>
+        </w:tc>
+      </w:tr>
+    </w:tbl>
+    <w:p>
+      <w:pPr>
+        <w:keepLines/>
+        <w:pBdr>
+          <w:left w:val="single" w:color="2E5395" w:sz="28"/>
+        </w:pBdr>
+        <w:shd w:fill="EDF1F8" w:val="clear"/>
+        <w:spacing w:after="240" w:before="100" w:line="276" w:lineRule="auto"/>
+        <w:ind w:left="140"/>
+      </w:pPr>
+      <w:r>
+        <w:rPr>
+          <w:b/>
+          <w:bCs/>
+          <w:color w:val="2E5395"/>
+        </w:rPr>
+        <w:t xml:space="preserve">법무법인제이엘 검토   </w:t>
+      </w:r>
+      <w:r>
+        <w:t xml:space="preserve">개선요청: 301~303동의 내진능력 수치가 다른 동군보다 낮게(Ⅶ-0.158g) 공개된 구체적 사유(지반조사 결과 차이, 구조형식 차이, 층수·평면 차이 등)를 사업주체가 서면으로 설명해 줄 것을 요청합니다. 세 수치 모두 법정 공개사항으로 그 자체가 위법·부실을 의미하지는 않으나, 동군 간 차이의 근거는 입주예정자가 알 권리가 있는 사항입니다.</w:t>
+      </w:r>
+    </w:p>
+    <w:p>
+      <w:pPr>
+        <w:keepNext/>
+        <w:keepLines/>
+        <w:pBdr>
+          <w:left w:val="single" w:color="C89B3C" w:sz="18" w:space="6"/>
+        </w:pBdr>
+        <w:spacing w:after="100" w:before="240" w:line="276" w:lineRule="auto"/>
+        <w:ind w:left="80"/>
+      </w:pPr>
+      <w:r>
+        <w:rPr>
+          <w:b/>
+          <w:bCs/>
+          <w:color w:val="1F3864"/>
+          <w:sz w:val="22"/>
+          <w:szCs w:val="22"/>
+        </w:rPr>
+        <w:t xml:space="preserve">기타 구조 항목</w:t>
+      </w:r>
+    </w:p>
     <w:tbl>
       <w:tblPr>
         <w:tblW w:type="dxa" w:w="8750"/>
@@ -3574,7 +4040,7 @@
                 <w:sz w:val="20"/>
                 <w:szCs w:val="20"/>
               </w:rPr>
-              <w:t xml:space="preserve">내진능력(동별, 실측)</w:t>
+              <w:t xml:space="preserve">주차장 층고</w:t>
             </w:r>
           </w:p>
         </w:tc>
@@ -3602,7 +4068,7 @@
                 <w:sz w:val="20"/>
                 <w:szCs w:val="20"/>
               </w:rPr>
-              <w:t xml:space="preserve">109~110동·209동: VII-0.197g / 101~108동·201~208동·210~212동: VII-0.204g / 301~303동: VII-0.158g (「건축법」 제48조·제48조의3에 따른 공개, 수정 메르칼리 진도등급 기준)</w:t>
+              <w:t xml:space="preserve">11-1-1R 지하1·2층 2.7m, 지하3·4층 2.3m / 11-1-2R 지하1·2·4·5층 2.3m, 지하3층 2.7m / 11-2R 지하1층 2.7m, 지하2층 2.3m</w:t>
             </w:r>
           </w:p>
         </w:tc>
@@ -3634,7 +4100,7 @@
                 <w:sz w:val="20"/>
                 <w:szCs w:val="20"/>
               </w:rPr>
-              <w:t xml:space="preserve">주차장 층고</w:t>
+              <w:t xml:space="preserve">총 주차대수</w:t>
             </w:r>
           </w:p>
         </w:tc>
@@ -3661,7 +4127,7 @@
                 <w:sz w:val="20"/>
                 <w:szCs w:val="20"/>
               </w:rPr>
-              <w:t xml:space="preserve">11-1-1R 지하1·2층 2.7m, 지하3·4층 2.3m / 11-1-2R 지하1·2·4·5층 2.3m, 지하3층 2.7m / 11-2R 지하1층 2.7m, 지하2층 2.3m</w:t>
+              <w:t xml:space="preserve">6,161대(근린생활시설 포함), 공동주택 세대당 1.42:1(총 6,099대)</w:t>
             </w:r>
           </w:p>
         </w:tc>
@@ -3694,7 +4160,7 @@
                 <w:sz w:val="20"/>
                 <w:szCs w:val="20"/>
               </w:rPr>
-              <w:t xml:space="preserve">총 주차대수</w:t>
+              <w:t xml:space="preserve">지하주차장 결로</w:t>
             </w:r>
           </w:p>
         </w:tc>
@@ -3722,7 +4188,7 @@
                 <w:sz w:val="20"/>
                 <w:szCs w:val="20"/>
               </w:rPr>
-              <w:t xml:space="preserve">6,161대(근린생활시설 포함), 공동주택 세대당 1.42:1(총 6,099대)</w:t>
+              <w:t xml:space="preserve">"본 단지의 지하주차장은 지하층 특성상 우기에는 결로가 발생할 수 있습니다" — 원문이 결로 발생 가능성을 직접 인정</w:t>
             </w:r>
           </w:p>
         </w:tc>
@@ -3754,7 +4220,7 @@
                 <w:sz w:val="20"/>
                 <w:szCs w:val="20"/>
               </w:rPr>
-              <w:t xml:space="preserve">지하주차장 결로</w:t>
+              <w:t xml:space="preserve">하향식 피난구</w:t>
             </w:r>
           </w:p>
         </w:tc>
@@ -3781,7 +4247,7 @@
                 <w:sz w:val="20"/>
                 <w:szCs w:val="20"/>
               </w:rPr>
-              <w:t xml:space="preserve">"본 단지의 지하주차장은 지하층 특성상 우기에는 결로가 발생할 수 있습니다" — 원문이 결로 발생 가능성을 직접 인정</w:t>
+              <w:t xml:space="preserve">설치세대는 사다리 전개 공간 확보 의무, 소음·누수 발생 가능하나 "인·허가상 불가피한 사항이므로 시공자가 책임지지 않음" 명시</w:t>
             </w:r>
           </w:p>
         </w:tc>
@@ -3814,7 +4280,7 @@
                 <w:sz w:val="20"/>
                 <w:szCs w:val="20"/>
               </w:rPr>
-              <w:t xml:space="preserve">하향식 피난구</w:t>
+              <w:t xml:space="preserve">바닥충격음 등급 / 철근콘크리트 배합강도</w:t>
             </w:r>
           </w:p>
         </w:tc>
@@ -3822,65 +4288,6 @@
           <w:tcPr>
             <w:tcW w:type="dxa" w:w="6150"/>
             <w:shd w:fill="F7F3EA" w:val="clear"/>
-            <w:tcMar>
-              <w:top w:type="dxa" w:w="90"/>
-              <w:left w:type="dxa" w:w="120"/>
-              <w:bottom w:type="dxa" w:w="90"/>
-              <w:right w:type="dxa" w:w="120"/>
-            </w:tcMar>
-            <w:vAlign w:val="center"/>
-          </w:tcPr>
-          <w:p>
-            <w:pPr>
-              <w:jc w:val="left"/>
-            </w:pPr>
-            <w:r>
-              <w:rPr>
-                <w:b w:val="false"/>
-                <w:bCs w:val="false"/>
-                <w:color w:val="000000"/>
-                <w:sz w:val="20"/>
-                <w:szCs w:val="20"/>
-              </w:rPr>
-              <w:t xml:space="preserve">설치세대는 사다리 전개 공간 확보 의무, 소음·누수 발생 가능하나 "인·허가상 불가피한 사항이므로 시공자가 책임지지 않음" 명시</w:t>
-            </w:r>
-          </w:p>
-        </w:tc>
-      </w:tr>
-      <w:tr>
-        <w:trPr>
-          <w:cantSplit/>
-        </w:trPr>
-        <w:tc>
-          <w:tcPr>
-            <w:tcW w:type="dxa" w:w="2600"/>
-            <w:tcMar>
-              <w:top w:type="dxa" w:w="90"/>
-              <w:left w:type="dxa" w:w="120"/>
-              <w:bottom w:type="dxa" w:w="90"/>
-              <w:right w:type="dxa" w:w="120"/>
-            </w:tcMar>
-            <w:vAlign w:val="center"/>
-          </w:tcPr>
-          <w:p>
-            <w:pPr>
-              <w:jc w:val="left"/>
-            </w:pPr>
-            <w:r>
-              <w:rPr>
-                <w:b w:val="false"/>
-                <w:bCs w:val="false"/>
-                <w:color w:val="000000"/>
-                <w:sz w:val="20"/>
-                <w:szCs w:val="20"/>
-              </w:rPr>
-              <w:t xml:space="preserve">바닥충격음 등급 / 철근콘크리트 배합강도</w:t>
-            </w:r>
-          </w:p>
-        </w:tc>
-        <w:tc>
-          <w:tcPr>
-            <w:tcW w:type="dxa" w:w="6150"/>
             <w:tcMar>
               <w:top w:type="dxa" w:w="90"/>
               <w:left w:type="dxa" w:w="120"/>

--- a/힐스테이트_광명11_검토보고서.docx
+++ b/힐스테이트_광명11_검토보고서.docx
@@ -56,12 +56,12 @@
       <w:tblPr>
         <w:tblW w:type="dxa" w:w="9350"/>
         <w:tblBorders>
-          <w:top w:val="single" w:color="auto" w:sz="4"/>
-          <w:left w:val="single" w:color="auto" w:sz="4"/>
-          <w:bottom w:val="single" w:color="auto" w:sz="4"/>
-          <w:right w:val="single" w:color="auto" w:sz="4"/>
-          <w:insideH w:val="single" w:color="auto" w:sz="4"/>
-          <w:insideV w:val="single" w:color="auto" w:sz="4"/>
+          <w:top w:val="single" w:color="E2DED4" w:sz="4"/>
+          <w:left w:val="single" w:color="E2DED4" w:sz="4"/>
+          <w:bottom w:val="single" w:color="E2DED4" w:sz="4"/>
+          <w:right w:val="single" w:color="E2DED4" w:sz="4"/>
+          <w:insideH w:val="single" w:color="E2DED4" w:sz="4"/>
+          <w:insideV w:val="single" w:color="E2DED4" w:sz="4"/>
         </w:tblBorders>
       </w:tblPr>
       <w:tblGrid>
@@ -607,12 +607,12 @@
       <w:tblPr>
         <w:tblW w:type="dxa" w:w="9350"/>
         <w:tblBorders>
-          <w:top w:val="single" w:color="auto" w:sz="4"/>
-          <w:left w:val="single" w:color="auto" w:sz="4"/>
-          <w:bottom w:val="single" w:color="auto" w:sz="4"/>
-          <w:right w:val="single" w:color="auto" w:sz="4"/>
-          <w:insideH w:val="single" w:color="auto" w:sz="4"/>
-          <w:insideV w:val="single" w:color="auto" w:sz="4"/>
+          <w:top w:val="single" w:color="E2DED4" w:sz="4"/>
+          <w:left w:val="single" w:color="E2DED4" w:sz="4"/>
+          <w:bottom w:val="single" w:color="E2DED4" w:sz="4"/>
+          <w:right w:val="single" w:color="E2DED4" w:sz="4"/>
+          <w:insideH w:val="single" w:color="E2DED4" w:sz="4"/>
+          <w:insideV w:val="single" w:color="E2DED4" w:sz="4"/>
         </w:tblBorders>
       </w:tblPr>
       <w:tblGrid>
@@ -716,7 +716,7 @@
         <w:tc>
           <w:tcPr>
             <w:tcW w:type="dxa" w:w="2400"/>
-            <w:shd w:fill="F7F3EA" w:val="clear"/>
+            <w:shd w:fill="FBEAEA" w:val="clear"/>
             <w:tcMar>
               <w:top w:type="dxa" w:w="90"/>
               <w:left w:type="dxa" w:w="120"/>
@@ -744,7 +744,7 @@
         <w:tc>
           <w:tcPr>
             <w:tcW w:type="dxa" w:w="1400"/>
-            <w:shd w:fill="F7F3EA" w:val="clear"/>
+            <w:shd w:fill="FBEAEA" w:val="clear"/>
             <w:tcMar>
               <w:top w:type="dxa" w:w="90"/>
               <w:left w:type="dxa" w:w="120"/>
@@ -772,7 +772,7 @@
         <w:tc>
           <w:tcPr>
             <w:tcW w:type="dxa" w:w="5550"/>
-            <w:shd w:fill="F7F3EA" w:val="clear"/>
+            <w:shd w:fill="FBEAEA" w:val="clear"/>
             <w:tcMar>
               <w:top w:type="dxa" w:w="90"/>
               <w:left w:type="dxa" w:w="120"/>
@@ -805,6 +805,7 @@
         <w:tc>
           <w:tcPr>
             <w:tcW w:type="dxa" w:w="2400"/>
+            <w:shd w:fill="FBEAEA" w:val="clear"/>
             <w:tcMar>
               <w:top w:type="dxa" w:w="90"/>
               <w:left w:type="dxa" w:w="120"/>
@@ -832,6 +833,7 @@
         <w:tc>
           <w:tcPr>
             <w:tcW w:type="dxa" w:w="1400"/>
+            <w:shd w:fill="FBEAEA" w:val="clear"/>
             <w:tcMar>
               <w:top w:type="dxa" w:w="90"/>
               <w:left w:type="dxa" w:w="120"/>
@@ -859,6 +861,7 @@
         <w:tc>
           <w:tcPr>
             <w:tcW w:type="dxa" w:w="5550"/>
+            <w:shd w:fill="FBEAEA" w:val="clear"/>
             <w:tcMar>
               <w:top w:type="dxa" w:w="90"/>
               <w:left w:type="dxa" w:w="120"/>
@@ -891,7 +894,7 @@
         <w:tc>
           <w:tcPr>
             <w:tcW w:type="dxa" w:w="2400"/>
-            <w:shd w:fill="F7F3EA" w:val="clear"/>
+            <w:shd w:fill="FBEAEA" w:val="clear"/>
             <w:tcMar>
               <w:top w:type="dxa" w:w="90"/>
               <w:left w:type="dxa" w:w="120"/>
@@ -919,7 +922,7 @@
         <w:tc>
           <w:tcPr>
             <w:tcW w:type="dxa" w:w="1400"/>
-            <w:shd w:fill="F7F3EA" w:val="clear"/>
+            <w:shd w:fill="FBEAEA" w:val="clear"/>
             <w:tcMar>
               <w:top w:type="dxa" w:w="90"/>
               <w:left w:type="dxa" w:w="120"/>
@@ -947,7 +950,7 @@
         <w:tc>
           <w:tcPr>
             <w:tcW w:type="dxa" w:w="5550"/>
-            <w:shd w:fill="F7F3EA" w:val="clear"/>
+            <w:shd w:fill="FBEAEA" w:val="clear"/>
             <w:tcMar>
               <w:top w:type="dxa" w:w="90"/>
               <w:left w:type="dxa" w:w="120"/>
@@ -980,6 +983,7 @@
         <w:tc>
           <w:tcPr>
             <w:tcW w:type="dxa" w:w="2400"/>
+            <w:shd w:fill="FBEAEA" w:val="clear"/>
             <w:tcMar>
               <w:top w:type="dxa" w:w="90"/>
               <w:left w:type="dxa" w:w="120"/>
@@ -1007,6 +1011,7 @@
         <w:tc>
           <w:tcPr>
             <w:tcW w:type="dxa" w:w="1400"/>
+            <w:shd w:fill="FBEAEA" w:val="clear"/>
             <w:tcMar>
               <w:top w:type="dxa" w:w="90"/>
               <w:left w:type="dxa" w:w="120"/>
@@ -1034,6 +1039,7 @@
         <w:tc>
           <w:tcPr>
             <w:tcW w:type="dxa" w:w="5550"/>
+            <w:shd w:fill="FBEAEA" w:val="clear"/>
             <w:tcMar>
               <w:top w:type="dxa" w:w="90"/>
               <w:left w:type="dxa" w:w="120"/>
@@ -1066,7 +1072,7 @@
         <w:tc>
           <w:tcPr>
             <w:tcW w:type="dxa" w:w="2400"/>
-            <w:shd w:fill="F7F3EA" w:val="clear"/>
+            <w:shd w:fill="FBEAEA" w:val="clear"/>
             <w:tcMar>
               <w:top w:type="dxa" w:w="90"/>
               <w:left w:type="dxa" w:w="120"/>
@@ -1094,7 +1100,7 @@
         <w:tc>
           <w:tcPr>
             <w:tcW w:type="dxa" w:w="1400"/>
-            <w:shd w:fill="F7F3EA" w:val="clear"/>
+            <w:shd w:fill="FBEAEA" w:val="clear"/>
             <w:tcMar>
               <w:top w:type="dxa" w:w="90"/>
               <w:left w:type="dxa" w:w="120"/>
@@ -1122,7 +1128,7 @@
         <w:tc>
           <w:tcPr>
             <w:tcW w:type="dxa" w:w="5550"/>
-            <w:shd w:fill="F7F3EA" w:val="clear"/>
+            <w:shd w:fill="FBEAEA" w:val="clear"/>
             <w:tcMar>
               <w:top w:type="dxa" w:w="90"/>
               <w:left w:type="dxa" w:w="120"/>
@@ -1155,6 +1161,7 @@
         <w:tc>
           <w:tcPr>
             <w:tcW w:type="dxa" w:w="2400"/>
+            <w:shd w:fill="FBEAEA" w:val="clear"/>
             <w:tcMar>
               <w:top w:type="dxa" w:w="90"/>
               <w:left w:type="dxa" w:w="120"/>
@@ -1182,6 +1189,7 @@
         <w:tc>
           <w:tcPr>
             <w:tcW w:type="dxa" w:w="1400"/>
+            <w:shd w:fill="FBEAEA" w:val="clear"/>
             <w:tcMar>
               <w:top w:type="dxa" w:w="90"/>
               <w:left w:type="dxa" w:w="120"/>
@@ -1209,6 +1217,7 @@
         <w:tc>
           <w:tcPr>
             <w:tcW w:type="dxa" w:w="5550"/>
+            <w:shd w:fill="FBEAEA" w:val="clear"/>
             <w:tcMar>
               <w:top w:type="dxa" w:w="90"/>
               <w:left w:type="dxa" w:w="120"/>
@@ -1241,7 +1250,7 @@
         <w:tc>
           <w:tcPr>
             <w:tcW w:type="dxa" w:w="2400"/>
-            <w:shd w:fill="F7F3EA" w:val="clear"/>
+            <w:shd w:fill="EAF3EA" w:val="clear"/>
             <w:tcMar>
               <w:top w:type="dxa" w:w="90"/>
               <w:left w:type="dxa" w:w="120"/>
@@ -1269,7 +1278,7 @@
         <w:tc>
           <w:tcPr>
             <w:tcW w:type="dxa" w:w="1400"/>
-            <w:shd w:fill="F7F3EA" w:val="clear"/>
+            <w:shd w:fill="EAF3EA" w:val="clear"/>
             <w:tcMar>
               <w:top w:type="dxa" w:w="90"/>
               <w:left w:type="dxa" w:w="120"/>
@@ -1297,7 +1306,7 @@
         <w:tc>
           <w:tcPr>
             <w:tcW w:type="dxa" w:w="5550"/>
-            <w:shd w:fill="F7F3EA" w:val="clear"/>
+            <w:shd w:fill="EAF3EA" w:val="clear"/>
             <w:tcMar>
               <w:top w:type="dxa" w:w="90"/>
               <w:left w:type="dxa" w:w="120"/>
@@ -1409,479 +1418,6 @@
         <w:t xml:space="preserve">아래 조항들은 원문에 실제로 기재된 문구를 그대로 인용한 것이며, 약관 위반 여부를 단정하기보다 입주예정자협의회가 사업주체에 실질적으로 개선을 요청할 수 있는 지점을 중심으로 정리하였습니다.</w:t>
       </w:r>
     </w:p>
-    <w:p>
-      <w:pPr>
-        <w:keepNext/>
-        <w:keepLines/>
-        <w:pBdr>
-          <w:left w:val="single" w:color="C89B3C" w:sz="18" w:space="6"/>
-        </w:pBdr>
-        <w:spacing w:after="100" w:before="240" w:line="276" w:lineRule="auto"/>
-        <w:ind w:left="80"/>
-      </w:pPr>
-      <w:r>
-        <w:rPr>
-          <w:b/>
-          <w:bCs/>
-          <w:color w:val="C00000"/>
-          <w:sz w:val="22"/>
-          <w:szCs w:val="22"/>
-        </w:rPr>
-        <w:t xml:space="preserve">1. [입주 후 소음 심화에 대한 이의제기 포괄면책]</w:t>
-      </w:r>
-    </w:p>
-    <w:p>
-      <w:pPr>
-        <w:keepNext/>
-        <w:keepLines/>
-        <w:pBdr>
-          <w:left w:val="single" w:color="999999" w:sz="16" w:space="8"/>
-        </w:pBdr>
-        <w:shd w:fill="F2F2F2" w:val="clear"/>
-        <w:spacing w:after="100" w:before="100" w:line="276" w:lineRule="auto"/>
-        <w:ind w:left="100"/>
-      </w:pPr>
-      <w:r>
-        <w:rPr>
-          <w:i/>
-          <w:iCs/>
-          <w:color w:val="595959"/>
-          <w:sz w:val="20"/>
-          <w:szCs w:val="20"/>
-        </w:rPr>
-        <w:t xml:space="preserve">"사용검사 때와 달리 입주 후 교통량 증가 등 주변여건 변화로 소음이 심화될 경우에는 행정청에 이의 제기 및 보상요구를 할 수 없으므로 소음에 대한 내용을 반드시 숙지하시고 분양계약을 하여야 합니다."</w:t>
-      </w:r>
-    </w:p>
-    <w:p>
-      <w:pPr>
-        <w:keepLines/>
-        <w:pBdr>
-          <w:left w:val="single" w:color="2E5395" w:sz="28"/>
-        </w:pBdr>
-        <w:shd w:fill="EDF1F8" w:val="clear"/>
-        <w:spacing w:after="240" w:before="100" w:line="276" w:lineRule="auto"/>
-        <w:ind w:left="140"/>
-      </w:pPr>
-      <w:r>
-        <w:rPr>
-          <w:b/>
-          <w:bCs/>
-          <w:color w:val="2E5395"/>
-        </w:rPr>
-        <w:t xml:space="preserve">법무법인제이엘 검토   </w:t>
-      </w:r>
-      <w:r>
-        <w:t xml:space="preserve">개선요청: 사용검사 시점 소음도 측정 결과를 입주 전 공개하고, 입주 후 실측치가 관리기준을 초과할 경우 방음시설 보강 등 사업주체 차원의 대응방안을 사전에 마련해 줄 것을 요청합니다.</w:t>
-      </w:r>
-    </w:p>
-    <w:p>
-      <w:pPr>
-        <w:keepNext/>
-        <w:keepLines/>
-        <w:pBdr>
-          <w:left w:val="single" w:color="C89B3C" w:sz="18" w:space="6"/>
-        </w:pBdr>
-        <w:spacing w:after="100" w:before="240" w:line="276" w:lineRule="auto"/>
-        <w:ind w:left="80"/>
-      </w:pPr>
-      <w:r>
-        <w:rPr>
-          <w:b/>
-          <w:bCs/>
-          <w:color w:val="C00000"/>
-          <w:sz w:val="22"/>
-          <w:szCs w:val="22"/>
-        </w:rPr>
-        <w:t xml:space="preserve">2. [조합원·일반분양 마감재 및 창호 차등]</w:t>
-      </w:r>
-    </w:p>
-    <w:p>
-      <w:pPr>
-        <w:keepNext/>
-        <w:keepLines/>
-        <w:pBdr>
-          <w:left w:val="single" w:color="999999" w:sz="16" w:space="8"/>
-        </w:pBdr>
-        <w:shd w:fill="F2F2F2" w:val="clear"/>
-        <w:spacing w:after="100" w:before="100" w:line="276" w:lineRule="auto"/>
-        <w:ind w:left="100"/>
-      </w:pPr>
-      <w:r>
-        <w:rPr>
-          <w:i/>
-          <w:iCs/>
-          <w:color w:val="595959"/>
-          <w:sz w:val="20"/>
-          <w:szCs w:val="20"/>
-        </w:rPr>
-        <w:t xml:space="preserve">"본 아파트는 재개발정비사업으로 공급되는 아파트로서 동일 주택형에 아파트라도 조합원 분양분과 일반 분양분에 대해 무상제공품목 및 마감재 등이 상이한 부분에 대하여 확인 후 청약하시기 바랍니다. 본 아파트에 적용되는 창호는 조합원 분양세대와 일반 분양세대에 대해 창호 업체, 브랜드, 사양, 성능, 디자인, 방충망의 형태 등 상이한 부분이 있습니다."</w:t>
-      </w:r>
-    </w:p>
-    <w:p>
-      <w:pPr>
-        <w:keepLines/>
-        <w:pBdr>
-          <w:left w:val="single" w:color="2E5395" w:sz="28"/>
-        </w:pBdr>
-        <w:shd w:fill="EDF1F8" w:val="clear"/>
-        <w:spacing w:after="240" w:before="100" w:line="276" w:lineRule="auto"/>
-        <w:ind w:left="140"/>
-      </w:pPr>
-      <w:r>
-        <w:rPr>
-          <w:b/>
-          <w:bCs/>
-          <w:color w:val="2E5395"/>
-        </w:rPr>
-        <w:t xml:space="preserve">법무법인제이엘 검토   </w:t>
-      </w:r>
-      <w:r>
-        <w:t xml:space="preserve">개선요청: 일반분양 세대와 조합원 분양 세대 간 마감재·창호의 구체적 사양 비교표를 계약 전 견본주택에 게시해 줄 것을 요청합니다.</w:t>
-      </w:r>
-    </w:p>
-    <w:p>
-      <w:pPr>
-        <w:keepNext/>
-        <w:keepLines/>
-        <w:pBdr>
-          <w:left w:val="single" w:color="C89B3C" w:sz="18" w:space="6"/>
-        </w:pBdr>
-        <w:spacing w:after="100" w:before="240" w:line="276" w:lineRule="auto"/>
-        <w:ind w:left="80"/>
-      </w:pPr>
-      <w:r>
-        <w:rPr>
-          <w:b/>
-          <w:bCs/>
-          <w:color w:val="C00000"/>
-          <w:sz w:val="22"/>
-          <w:szCs w:val="22"/>
-        </w:rPr>
-        <w:t xml:space="preserve">3. [인접 재개발사업으로 인한 교통 접근성 저하]</w:t>
-      </w:r>
-    </w:p>
-    <w:p>
-      <w:pPr>
-        <w:keepNext/>
-        <w:keepLines/>
-        <w:pBdr>
-          <w:left w:val="single" w:color="999999" w:sz="16" w:space="8"/>
-        </w:pBdr>
-        <w:shd w:fill="F2F2F2" w:val="clear"/>
-        <w:spacing w:after="100" w:before="100" w:line="276" w:lineRule="auto"/>
-        <w:ind w:left="100"/>
-      </w:pPr>
-      <w:r>
-        <w:rPr>
-          <w:i/>
-          <w:iCs/>
-          <w:color w:val="595959"/>
-          <w:sz w:val="20"/>
-          <w:szCs w:val="20"/>
-        </w:rPr>
-        <w:t xml:space="preserve">"본 아파트 11-2R구역 일대는, 제12R구역 재개발사업계획에 따라 차량 진출입로가 막힌 도로가 될 수 있으며, 차량 진출입로가 막히게 되면 기존 운행 중인 버스노선이 사업구역을 벗어나 '오리로'로 우회할 수 밖에 없는 상황입니다. 따라서 입주 후 버스노선 서비스를 받기 위해서는 '오리로' 도로변까지 도보 등으로 이동해야 할 수 있습니다."</w:t>
-      </w:r>
-    </w:p>
-    <w:p>
-      <w:pPr>
-        <w:keepLines/>
-        <w:pBdr>
-          <w:left w:val="single" w:color="2E5395" w:sz="28"/>
-        </w:pBdr>
-        <w:shd w:fill="EDF1F8" w:val="clear"/>
-        <w:spacing w:after="240" w:before="100" w:line="276" w:lineRule="auto"/>
-        <w:ind w:left="140"/>
-      </w:pPr>
-      <w:r>
-        <w:rPr>
-          <w:b/>
-          <w:bCs/>
-          <w:color w:val="2E5395"/>
-        </w:rPr>
-        <w:t xml:space="preserve">법무법인제이엘 검토   </w:t>
-      </w:r>
-      <w:r>
-        <w:t xml:space="preserve">개선요청: 제12R구역 사업 진행 상황을 입주예정자협의회에 정기적으로 공유하고, 버스노선 우회가 확정될 경우 대체 교통수단(마을버스 신설 등)을 광명시와 사전 협의해 줄 것을 요청합니다.</w:t>
-      </w:r>
-    </w:p>
-    <w:p>
-      <w:pPr>
-        <w:keepNext/>
-        <w:keepLines/>
-        <w:pBdr>
-          <w:left w:val="single" w:color="C89B3C" w:sz="18" w:space="6"/>
-        </w:pBdr>
-        <w:spacing w:after="100" w:before="240" w:line="276" w:lineRule="auto"/>
-        <w:ind w:left="80"/>
-      </w:pPr>
-      <w:r>
-        <w:rPr>
-          <w:b/>
-          <w:bCs/>
-          <w:color w:val="C00000"/>
-          <w:sz w:val="22"/>
-          <w:szCs w:val="22"/>
-        </w:rPr>
-        <w:t xml:space="preserve">4. [국공립어린이집 조건부 설치]</w:t>
-      </w:r>
-    </w:p>
-    <w:p>
-      <w:pPr>
-        <w:keepNext/>
-        <w:keepLines/>
-        <w:pBdr>
-          <w:left w:val="single" w:color="999999" w:sz="16" w:space="8"/>
-        </w:pBdr>
-        <w:shd w:fill="F2F2F2" w:val="clear"/>
-        <w:spacing w:after="100" w:before="100" w:line="276" w:lineRule="auto"/>
-        <w:ind w:left="100"/>
-      </w:pPr>
-      <w:r>
-        <w:rPr>
-          <w:i/>
-          <w:iCs/>
-          <w:color w:val="595959"/>
-          <w:sz w:val="20"/>
-          <w:szCs w:val="20"/>
-        </w:rPr>
-        <w:t xml:space="preserve">"본 시행사는 공동주택 사용검사 신청 전까지 국공립어린이집 설치 운영에 관한 협약을 광명시청과 체결 할 예정입니다. 단 입주(예정)자등의 과반수가 서면으로 이를 동의하지 않을 경우 국공립어린이집이 설치되지 않을 수 있습니다."</w:t>
-      </w:r>
-    </w:p>
-    <w:p>
-      <w:pPr>
-        <w:keepLines/>
-        <w:pBdr>
-          <w:left w:val="single" w:color="2E5395" w:sz="28"/>
-        </w:pBdr>
-        <w:shd w:fill="EDF1F8" w:val="clear"/>
-        <w:spacing w:after="240" w:before="100" w:line="276" w:lineRule="auto"/>
-        <w:ind w:left="140"/>
-      </w:pPr>
-      <w:r>
-        <w:rPr>
-          <w:b/>
-          <w:bCs/>
-          <w:color w:val="2E5395"/>
-        </w:rPr>
-        <w:t xml:space="preserve">법무법인제이엘 검토   </w:t>
-      </w:r>
-      <w:r>
-        <w:t xml:space="preserve">개선요청: 국공립어린이집 설치가 사실상 확정 사항인지, 협약 체결 진행 경과를 입주 전 입주예정자협의회에 공유해 줄 것을 요청합니다.</w:t>
-      </w:r>
-    </w:p>
-    <w:p>
-      <w:pPr>
-        <w:keepNext/>
-        <w:keepLines/>
-        <w:pBdr>
-          <w:left w:val="single" w:color="C89B3C" w:sz="18" w:space="6"/>
-        </w:pBdr>
-        <w:spacing w:after="100" w:before="240" w:line="276" w:lineRule="auto"/>
-        <w:ind w:left="80"/>
-      </w:pPr>
-      <w:r>
-        <w:rPr>
-          <w:b/>
-          <w:bCs/>
-          <w:color w:val="C00000"/>
-          <w:sz w:val="22"/>
-          <w:szCs w:val="22"/>
-        </w:rPr>
-        <w:t xml:space="preserve">5. [기부채납 시설의 입주민 전용 사용 불가]</w:t>
-      </w:r>
-    </w:p>
-    <w:p>
-      <w:pPr>
-        <w:keepNext/>
-        <w:keepLines/>
-        <w:pBdr>
-          <w:left w:val="single" w:color="999999" w:sz="16" w:space="8"/>
-        </w:pBdr>
-        <w:shd w:fill="F2F2F2" w:val="clear"/>
-        <w:spacing w:after="100" w:before="100" w:line="276" w:lineRule="auto"/>
-        <w:ind w:left="100"/>
-      </w:pPr>
-      <w:r>
-        <w:rPr>
-          <w:i/>
-          <w:iCs/>
-          <w:color w:val="595959"/>
-          <w:sz w:val="20"/>
-          <w:szCs w:val="20"/>
-        </w:rPr>
-        <w:t xml:space="preserve">"정비구역 내에 설치되는 도로, 어린이공원, 녹지 및 공공청사는 기부채납 부지로 단지 내 도로, 어린이공원, 녹지 및 공공청사 아니므로 입주민 전용으로 사용할 수 없으며... 지구단위계획 등 상위계획에 의해 설치되는 공지 및 공공보행통로등은 외부인이 이용 및 통행할 수 있습니다."</w:t>
-      </w:r>
-    </w:p>
-    <w:p>
-      <w:pPr>
-        <w:keepLines/>
-        <w:pBdr>
-          <w:left w:val="single" w:color="2E5395" w:sz="28"/>
-        </w:pBdr>
-        <w:shd w:fill="EDF1F8" w:val="clear"/>
-        <w:spacing w:after="240" w:before="100" w:line="276" w:lineRule="auto"/>
-        <w:ind w:left="140"/>
-      </w:pPr>
-      <w:r>
-        <w:rPr>
-          <w:b/>
-          <w:bCs/>
-          <w:color w:val="2E5395"/>
-        </w:rPr>
-        <w:t xml:space="preserve">법무법인제이엘 검토   </w:t>
-      </w:r>
-      <w:r>
-        <w:t xml:space="preserve">개선요청: 홍보 자료상 조경·공원 이미지가 실제로는 외부인과 공유하는 기부채납 시설임을 계약 전 명확히 고지해 줄 것을 요청합니다.</w:t>
-      </w:r>
-    </w:p>
-    <w:p>
-      <w:pPr>
-        <w:keepNext/>
-        <w:keepLines/>
-        <w:pBdr>
-          <w:left w:val="single" w:color="C89B3C" w:sz="18" w:space="6"/>
-        </w:pBdr>
-        <w:spacing w:after="100" w:before="240" w:line="276" w:lineRule="auto"/>
-        <w:ind w:left="80"/>
-      </w:pPr>
-      <w:r>
-        <w:rPr>
-          <w:b/>
-          <w:bCs/>
-          <w:color w:val="C00000"/>
-          <w:sz w:val="22"/>
-          <w:szCs w:val="22"/>
-        </w:rPr>
-        <w:t xml:space="preserve">6. [이동통신 중계기 설치 관련 이의제기 금지]</w:t>
-      </w:r>
-    </w:p>
-    <w:p>
-      <w:pPr>
-        <w:keepNext/>
-        <w:keepLines/>
-        <w:pBdr>
-          <w:left w:val="single" w:color="999999" w:sz="16" w:space="8"/>
-        </w:pBdr>
-        <w:shd w:fill="F2F2F2" w:val="clear"/>
-        <w:spacing w:after="100" w:before="100" w:line="276" w:lineRule="auto"/>
-        <w:ind w:left="100"/>
-      </w:pPr>
-      <w:r>
-        <w:rPr>
-          <w:i/>
-          <w:iCs/>
-          <w:color w:val="595959"/>
-          <w:sz w:val="20"/>
-          <w:szCs w:val="20"/>
-        </w:rPr>
-        <w:t xml:space="preserve">"단지 내에 기간통신사업자의 이동통신 중계기 및 옥외안테나가 설치 될 예정이며... 추후 이에 대한 문제를 제기할 수 없음을 사전 안내 드립니다. (옥외안테나·중계장치 설치: 101·102·103·106·108·109·110·201·202·203·204·206·208·209·210·211동 옥상층)"</w:t>
-      </w:r>
-    </w:p>
-    <w:p>
-      <w:pPr>
-        <w:keepLines/>
-        <w:pBdr>
-          <w:left w:val="single" w:color="2E5395" w:sz="28"/>
-        </w:pBdr>
-        <w:shd w:fill="EDF1F8" w:val="clear"/>
-        <w:spacing w:after="240" w:before="100" w:line="276" w:lineRule="auto"/>
-        <w:ind w:left="140"/>
-      </w:pPr>
-      <w:r>
-        <w:rPr>
-          <w:b/>
-          <w:bCs/>
-          <w:color w:val="2E5395"/>
-        </w:rPr>
-        <w:t xml:space="preserve">법무법인제이엘 검토   </w:t>
-      </w:r>
-      <w:r>
-        <w:t xml:space="preserve">개선요청: 전자파 노출 저감을 위한 설치 위치 선정 기준(국립전파연구원 인체보호기준 대비 여유마진 등)을 해당 동 입주예정자에게 사전 공개해 줄 것을 요청합니다.</w:t>
-      </w:r>
-    </w:p>
-    <w:p>
-      <w:pPr>
-        <w:keepNext/>
-        <w:keepLines/>
-        <w:pBdr>
-          <w:left w:val="single" w:color="C89B3C" w:sz="18" w:space="6"/>
-        </w:pBdr>
-        <w:spacing w:after="100" w:before="240" w:line="276" w:lineRule="auto"/>
-        <w:ind w:left="80"/>
-      </w:pPr>
-      <w:r>
-        <w:rPr>
-          <w:b/>
-          <w:bCs/>
-          <w:color w:val="C00000"/>
-          <w:sz w:val="22"/>
-          <w:szCs w:val="22"/>
-        </w:rPr>
-        <w:t xml:space="preserve">7. [세대창고 습기 피해 시공사 면책]</w:t>
-      </w:r>
-    </w:p>
-    <w:p>
-      <w:pPr>
-        <w:keepNext/>
-        <w:keepLines/>
-        <w:pBdr>
-          <w:left w:val="single" w:color="999999" w:sz="16" w:space="8"/>
-        </w:pBdr>
-        <w:shd w:fill="F2F2F2" w:val="clear"/>
-        <w:spacing w:after="100" w:before="100" w:line="276" w:lineRule="auto"/>
-        <w:ind w:left="100"/>
-      </w:pPr>
-      <w:r>
-        <w:rPr>
-          <w:i/>
-          <w:iCs/>
-          <w:color w:val="595959"/>
-          <w:sz w:val="20"/>
-          <w:szCs w:val="20"/>
-        </w:rPr>
-        <w:t xml:space="preserve">"지하 세대 창고의 위치에 따라 습기에 취약한 물품은 보관을 지양하여 주시기 바랍니다. 이로 인한 피해에 대해서는 시공사의 책임은 없으니, 이 점을 충분히 인지하여 주시기 바랍니다."</w:t>
-      </w:r>
-    </w:p>
-    <w:p>
-      <w:pPr>
-        <w:keepLines/>
-        <w:pBdr>
-          <w:left w:val="single" w:color="2E5395" w:sz="28"/>
-        </w:pBdr>
-        <w:shd w:fill="EDF1F8" w:val="clear"/>
-        <w:spacing w:after="240" w:before="100" w:line="276" w:lineRule="auto"/>
-        <w:ind w:left="140"/>
-      </w:pPr>
-      <w:r>
-        <w:rPr>
-          <w:b/>
-          <w:bCs/>
-          <w:color w:val="2E5395"/>
-        </w:rPr>
-        <w:t xml:space="preserve">법무법인제이엘 검토   </w:t>
-      </w:r>
-      <w:r>
-        <w:t xml:space="preserve">개선요청: 습기 취약 우려가 있는 지하 창고에는 최소한의 제습·환기 설비를 기본 반영해 줄 것을 요청합니다.</w:t>
-      </w:r>
-    </w:p>
-    <w:p>
-      <w:pPr>
-        <w:keepLines/>
-        <w:spacing w:after="120" w:line="276" w:lineRule="auto"/>
-      </w:pPr>
-      <w:r>
-        <w:t xml:space="preserve">참고사항: 공사 중 천재지변·전염병·정부정책 변경 등 불가항력 사유로 입주가 지연되는 경우 지체보상금이 발생하지 않는다는 조항이 있습니다. 입주예정자 관심도가 낮은 항목으로 참고용으로만 기재합니다.</w:t>
-      </w:r>
-    </w:p>
-    <w:p>
-      <w:pPr>
-        <w:keepNext/>
-        <w:spacing w:after="0" w:before="420"/>
-      </w:pPr>
-      <w:r>
-        <w:t xml:space="preserve"/>
-      </w:r>
-    </w:p>
     <w:tbl>
       <w:tblPr>
         <w:tblW w:type="dxa" w:w="9350"/>
@@ -1905,656 +1441,121 @@
           <w:tcPr>
             <w:tcW w:type="dxa" w:w="9350"/>
             <w:tcBorders>
-              <w:bottom w:val="single" w:color="C89B3C" w:sz="24"/>
+              <w:top w:val="single" w:color="E2DED4" w:sz="4"/>
+              <w:left w:val="single" w:color="C00000" w:sz="32"/>
+              <w:bottom w:val="single" w:color="E2DED4" w:sz="4"/>
+              <w:right w:val="single" w:color="E2DED4" w:sz="4"/>
             </w:tcBorders>
-            <w:shd w:fill="1F3864" w:val="clear"/>
-            <w:tcMar>
-              <w:top w:type="dxa" w:w="140"/>
-              <w:left w:type="dxa" w:w="200"/>
-              <w:bottom w:type="dxa" w:w="140"/>
-              <w:right w:type="dxa" w:w="200"/>
-            </w:tcMar>
-          </w:tcPr>
-          <w:p>
-            <w:r>
-              <w:rPr>
-                <w:b/>
-                <w:bCs/>
-                <w:color w:val="C89B3C"/>
-                <w:sz w:val="24"/>
-                <w:szCs w:val="24"/>
-              </w:rPr>
-              <w:t xml:space="preserve">3   </w:t>
-            </w:r>
-            <w:r>
-              <w:rPr>
-                <w:b/>
-                <w:bCs/>
-                <w:color w:val="FFFFFF"/>
-                <w:sz w:val="24"/>
-                <w:szCs w:val="24"/>
-              </w:rPr>
-              <w:t xml:space="preserve">동별·위치별 유의사항</w:t>
+            <w:tcMar>
+              <w:top w:type="dxa" w:w="180"/>
+              <w:left w:type="dxa" w:w="240"/>
+              <w:bottom w:type="dxa" w:w="200"/>
+              <w:right w:type="dxa" w:w="220"/>
+            </w:tcMar>
+          </w:tcPr>
+          <w:p>
+            <w:pPr>
+              <w:keepNext/>
+              <w:keepLines/>
+              <w:spacing w:after="40" w:line="276" w:lineRule="auto"/>
+            </w:pPr>
+            <w:r>
+              <w:rPr>
+                <w:b/>
+                <w:bCs/>
+                <w:color w:val="8A8F99"/>
+                <w:sz w:val="18"/>
+                <w:szCs w:val="18"/>
+              </w:rPr>
+              <w:t xml:space="preserve">01   </w:t>
+            </w:r>
+            <w:r>
+              <w:rPr>
+                <w:b/>
+                <w:bCs/>
+                <w:color w:val="1F3864"/>
+                <w:sz w:val="23"/>
+                <w:szCs w:val="23"/>
+              </w:rPr>
+              <w:t xml:space="preserve">입주 후 소음 심화에 대한 이의제기 포괄면책</w:t>
+            </w:r>
+            <w:r>
+              <w:rPr>
+                <w:b/>
+                <w:bCs/>
+                <w:color w:val="C00000"/>
+                <w:sz w:val="18"/>
+                <w:szCs w:val="18"/>
+              </w:rPr>
+              <w:t xml:space="preserve">   ［상］</w:t>
+            </w:r>
+          </w:p>
+          <w:p>
+            <w:pPr>
+              <w:keepNext/>
+              <w:keepLines/>
+              <w:spacing w:after="60" w:before="160" w:line="276" w:lineRule="auto"/>
+            </w:pPr>
+            <w:r>
+              <w:rPr>
+                <w:b/>
+                <w:bCs/>
+                <w:color w:val="595959"/>
+                <w:sz w:val="16"/>
+                <w:szCs w:val="16"/>
+              </w:rPr>
+              <w:t xml:space="preserve">원문 인용</w:t>
+            </w:r>
+          </w:p>
+          <w:p>
+            <w:pPr>
+              <w:keepNext/>
+              <w:keepLines/>
+              <w:pBdr>
+                <w:top w:val="single" w:color="E2DED4" w:sz="4"/>
+                <w:bottom w:val="single" w:color="E2DED4" w:sz="4"/>
+                <w:left w:val="single" w:color="E2DED4" w:sz="4"/>
+                <w:right w:val="single" w:color="E2DED4" w:sz="4"/>
+              </w:pBdr>
+              <w:shd w:fill="F7F3EA" w:val="clear"/>
+              <w:spacing w:after="160" w:before="100" w:line="288" w:lineRule="auto"/>
+              <w:ind w:left="160" w:right="160"/>
+            </w:pPr>
+            <w:r>
+              <w:rPr>
+                <w:color w:val="2B2E33"/>
+                <w:sz w:val="20"/>
+                <w:szCs w:val="20"/>
+              </w:rPr>
+              <w:t xml:space="preserve">“사용검사 때와 달리 입주 후 교통량 증가 등 주변여건 변화로 소음이 심화될 경우에는 행정청에 이의 제기 및 보상요구를 할 수 없으므로 소음에 대한 내용을 반드시 숙지하시고 분양계약을 하여야 합니다.”</w:t>
+            </w:r>
+          </w:p>
+          <w:p>
+            <w:pPr>
+              <w:keepLines/>
+              <w:spacing w:after="40" w:before="20" w:line="280" w:lineRule="auto"/>
+            </w:pPr>
+            <w:r>
+              <w:rPr>
+                <w:b/>
+                <w:bCs/>
+                <w:color w:val="2E5395"/>
+                <w:sz w:val="20"/>
+                <w:szCs w:val="20"/>
+              </w:rPr>
+              <w:t xml:space="preserve">✓  개선요청   </w:t>
+            </w:r>
+            <w:r>
+              <w:rPr>
+                <w:sz w:val="20"/>
+                <w:szCs w:val="20"/>
+              </w:rPr>
+              <w:t xml:space="preserve">사용검사 시점 소음도 측정 결과를 입주 전 공개하고, 입주 후 실측치가 관리기준을 초과할 경우 방음시설 보강 등 사업주체 차원의 대응방안을 사전에 마련해 줄 것을 요청합니다.</w:t>
             </w:r>
           </w:p>
         </w:tc>
       </w:tr>
     </w:tbl>
-    <w:p>
-      <w:pPr>
-        <w:keepNext/>
-        <w:spacing w:after="0" w:before="160"/>
-      </w:pPr>
-      <w:r>
-        <w:t xml:space="preserve"/>
-      </w:r>
-    </w:p>
-    <w:p>
-      <w:pPr>
-        <w:keepLines/>
-        <w:spacing w:after="120" w:line="276" w:lineRule="auto"/>
-      </w:pPr>
-      <w:r>
-        <w:t xml:space="preserve">공고문은 특정 동의 소음·진동·통신설비 영향을 개별적으로 명시하고 있습니다. 아래는 원문에서 동 번호가 직접 언급된 항목을 전수 정리한 매트릭스입니다.</w:t>
-      </w:r>
-    </w:p>
-    <w:tbl>
-      <w:tblPr>
-        <w:tblW w:type="dxa" w:w="9150"/>
-        <w:tblBorders>
-          <w:top w:val="single" w:color="auto" w:sz="4"/>
-          <w:left w:val="single" w:color="auto" w:sz="4"/>
-          <w:bottom w:val="single" w:color="auto" w:sz="4"/>
-          <w:right w:val="single" w:color="auto" w:sz="4"/>
-          <w:insideH w:val="single" w:color="auto" w:sz="4"/>
-          <w:insideV w:val="single" w:color="auto" w:sz="4"/>
-        </w:tblBorders>
-      </w:tblPr>
-      <w:tblGrid>
-        <w:gridCol w:w="2300"/>
-        <w:gridCol w:w="2300"/>
-        <w:gridCol w:w="4550"/>
-      </w:tblGrid>
-      <w:tr>
-        <w:trPr>
-          <w:cantSplit/>
-        </w:trPr>
-        <w:tc>
-          <w:tcPr>
-            <w:tcW w:type="dxa" w:w="2300"/>
-            <w:shd w:fill="1F3864" w:val="clear"/>
-            <w:tcMar>
-              <w:top w:type="dxa" w:w="90"/>
-              <w:left w:type="dxa" w:w="120"/>
-              <w:bottom w:type="dxa" w:w="90"/>
-              <w:right w:type="dxa" w:w="120"/>
-            </w:tcMar>
-            <w:vAlign w:val="center"/>
-          </w:tcPr>
-          <w:p>
-            <w:pPr>
-              <w:jc w:val="left"/>
-            </w:pPr>
-            <w:r>
-              <w:rPr>
-                <w:b/>
-                <w:bCs/>
-                <w:color w:val="FFFFFF"/>
-                <w:sz w:val="20"/>
-                <w:szCs w:val="20"/>
-              </w:rPr>
-              <w:t xml:space="preserve">대상 동</w:t>
-            </w:r>
-          </w:p>
-        </w:tc>
-        <w:tc>
-          <w:tcPr>
-            <w:tcW w:type="dxa" w:w="2300"/>
-            <w:shd w:fill="1F3864" w:val="clear"/>
-            <w:tcMar>
-              <w:top w:type="dxa" w:w="90"/>
-              <w:left w:type="dxa" w:w="120"/>
-              <w:bottom w:type="dxa" w:w="90"/>
-              <w:right w:type="dxa" w:w="120"/>
-            </w:tcMar>
-            <w:vAlign w:val="center"/>
-          </w:tcPr>
-          <w:p>
-            <w:pPr>
-              <w:jc w:val="left"/>
-            </w:pPr>
-            <w:r>
-              <w:rPr>
-                <w:b/>
-                <w:bCs/>
-                <w:color w:val="FFFFFF"/>
-                <w:sz w:val="20"/>
-                <w:szCs w:val="20"/>
-              </w:rPr>
-              <w:t xml:space="preserve">유형</w:t>
-            </w:r>
-          </w:p>
-        </w:tc>
-        <w:tc>
-          <w:tcPr>
-            <w:tcW w:type="dxa" w:w="4550"/>
-            <w:shd w:fill="1F3864" w:val="clear"/>
-            <w:tcMar>
-              <w:top w:type="dxa" w:w="90"/>
-              <w:left w:type="dxa" w:w="120"/>
-              <w:bottom w:type="dxa" w:w="90"/>
-              <w:right w:type="dxa" w:w="120"/>
-            </w:tcMar>
-            <w:vAlign w:val="center"/>
-          </w:tcPr>
-          <w:p>
-            <w:pPr>
-              <w:jc w:val="left"/>
-            </w:pPr>
-            <w:r>
-              <w:rPr>
-                <w:b/>
-                <w:bCs/>
-                <w:color w:val="FFFFFF"/>
-                <w:sz w:val="20"/>
-                <w:szCs w:val="20"/>
-              </w:rPr>
-              <w:t xml:space="preserve">내용</w:t>
-            </w:r>
-          </w:p>
-        </w:tc>
-      </w:tr>
-      <w:tr>
-        <w:trPr>
-          <w:cantSplit/>
-        </w:trPr>
-        <w:tc>
-          <w:tcPr>
-            <w:tcW w:type="dxa" w:w="2300"/>
-            <w:shd w:fill="F7F3EA" w:val="clear"/>
-            <w:tcMar>
-              <w:top w:type="dxa" w:w="90"/>
-              <w:left w:type="dxa" w:w="120"/>
-              <w:bottom w:type="dxa" w:w="90"/>
-              <w:right w:type="dxa" w:w="120"/>
-            </w:tcMar>
-            <w:vAlign w:val="center"/>
-          </w:tcPr>
-          <w:p>
-            <w:pPr>
-              <w:jc w:val="left"/>
-            </w:pPr>
-            <w:r>
-              <w:rPr>
-                <w:b w:val="false"/>
-                <w:bCs w:val="false"/>
-                <w:color w:val="000000"/>
-                <w:sz w:val="20"/>
-                <w:szCs w:val="20"/>
-              </w:rPr>
-              <w:t xml:space="preserve">104동·105동·204동·205동·212동</w:t>
-            </w:r>
-          </w:p>
-        </w:tc>
-        <w:tc>
-          <w:tcPr>
-            <w:tcW w:type="dxa" w:w="2300"/>
-            <w:shd w:fill="F7F3EA" w:val="clear"/>
-            <w:tcMar>
-              <w:top w:type="dxa" w:w="90"/>
-              <w:left w:type="dxa" w:w="120"/>
-              <w:bottom w:type="dxa" w:w="90"/>
-              <w:right w:type="dxa" w:w="120"/>
-            </w:tcMar>
-            <w:vAlign w:val="center"/>
-          </w:tcPr>
-          <w:p>
-            <w:pPr>
-              <w:jc w:val="left"/>
-            </w:pPr>
-            <w:r>
-              <w:rPr>
-                <w:b w:val="false"/>
-                <w:bCs w:val="false"/>
-                <w:color w:val="000000"/>
-                <w:sz w:val="20"/>
-                <w:szCs w:val="20"/>
-              </w:rPr>
-              <w:t xml:space="preserve">지하철 진동·소음</w:t>
-            </w:r>
-          </w:p>
-        </w:tc>
-        <w:tc>
-          <w:tcPr>
-            <w:tcW w:type="dxa" w:w="4550"/>
-            <w:shd w:fill="F7F3EA" w:val="clear"/>
-            <w:tcMar>
-              <w:top w:type="dxa" w:w="90"/>
-              <w:left w:type="dxa" w:w="120"/>
-              <w:bottom w:type="dxa" w:w="90"/>
-              <w:right w:type="dxa" w:w="120"/>
-            </w:tcMar>
-            <w:vAlign w:val="center"/>
-          </w:tcPr>
-          <w:p>
-            <w:pPr>
-              <w:jc w:val="left"/>
-            </w:pPr>
-            <w:r>
-              <w:rPr>
-                <w:b w:val="false"/>
-                <w:bCs w:val="false"/>
-                <w:color w:val="000000"/>
-                <w:sz w:val="20"/>
-                <w:szCs w:val="20"/>
-              </w:rPr>
-              <w:t xml:space="preserve">11-1R 지하주차장 및 해당 동과 인접하여 지하철 7호선(광명사거리역)이 운행 중 — 지하층 구조·흙막이 설계가 지하철 인접 영향으로 실시설계 시 변경될 수 있음</w:t>
-            </w:r>
-          </w:p>
-        </w:tc>
-      </w:tr>
-      <w:tr>
-        <w:trPr>
-          <w:cantSplit/>
-        </w:trPr>
-        <w:tc>
-          <w:tcPr>
-            <w:tcW w:type="dxa" w:w="2300"/>
-            <w:tcMar>
-              <w:top w:type="dxa" w:w="90"/>
-              <w:left w:type="dxa" w:w="120"/>
-              <w:bottom w:type="dxa" w:w="90"/>
-              <w:right w:type="dxa" w:w="120"/>
-            </w:tcMar>
-            <w:vAlign w:val="center"/>
-          </w:tcPr>
-          <w:p>
-            <w:pPr>
-              <w:jc w:val="left"/>
-            </w:pPr>
-            <w:r>
-              <w:rPr>
-                <w:b w:val="false"/>
-                <w:bCs w:val="false"/>
-                <w:color w:val="000000"/>
-                <w:sz w:val="20"/>
-                <w:szCs w:val="20"/>
-              </w:rPr>
-              <w:t xml:space="preserve">103동·203동</w:t>
-            </w:r>
-          </w:p>
-        </w:tc>
-        <w:tc>
-          <w:tcPr>
-            <w:tcW w:type="dxa" w:w="2300"/>
-            <w:tcMar>
-              <w:top w:type="dxa" w:w="90"/>
-              <w:left w:type="dxa" w:w="120"/>
-              <w:bottom w:type="dxa" w:w="90"/>
-              <w:right w:type="dxa" w:w="120"/>
-            </w:tcMar>
-            <w:vAlign w:val="center"/>
-          </w:tcPr>
-          <w:p>
-            <w:pPr>
-              <w:jc w:val="left"/>
-            </w:pPr>
-            <w:r>
-              <w:rPr>
-                <w:b w:val="false"/>
-                <w:bCs w:val="false"/>
-                <w:color w:val="000000"/>
-                <w:sz w:val="20"/>
-                <w:szCs w:val="20"/>
-              </w:rPr>
-              <w:t xml:space="preserve">옥탑 소화수조 인접</w:t>
-            </w:r>
-          </w:p>
-        </w:tc>
-        <w:tc>
-          <w:tcPr>
-            <w:tcW w:type="dxa" w:w="4550"/>
-            <w:tcMar>
-              <w:top w:type="dxa" w:w="90"/>
-              <w:left w:type="dxa" w:w="120"/>
-              <w:bottom w:type="dxa" w:w="90"/>
-              <w:right w:type="dxa" w:w="120"/>
-            </w:tcMar>
-            <w:vAlign w:val="center"/>
-          </w:tcPr>
-          <w:p>
-            <w:pPr>
-              <w:jc w:val="left"/>
-            </w:pPr>
-            <w:r>
-              <w:rPr>
-                <w:b w:val="false"/>
-                <w:bCs w:val="false"/>
-                <w:color w:val="000000"/>
-                <w:sz w:val="20"/>
-                <w:szCs w:val="20"/>
-              </w:rPr>
-              <w:t xml:space="preserve">옥탑 소화수조에 인접한 세대는 소음·진동 등 환경권 침해 발생 가능</w:t>
-            </w:r>
-          </w:p>
-        </w:tc>
-      </w:tr>
-      <w:tr>
-        <w:trPr>
-          <w:cantSplit/>
-        </w:trPr>
-        <w:tc>
-          <w:tcPr>
-            <w:tcW w:type="dxa" w:w="2300"/>
-            <w:shd w:fill="F7F3EA" w:val="clear"/>
-            <w:tcMar>
-              <w:top w:type="dxa" w:w="90"/>
-              <w:left w:type="dxa" w:w="120"/>
-              <w:bottom w:type="dxa" w:w="90"/>
-              <w:right w:type="dxa" w:w="120"/>
-            </w:tcMar>
-            <w:vAlign w:val="center"/>
-          </w:tcPr>
-          <w:p>
-            <w:pPr>
-              <w:jc w:val="left"/>
-            </w:pPr>
-            <w:r>
-              <w:rPr>
-                <w:b w:val="false"/>
-                <w:bCs w:val="false"/>
-                <w:color w:val="000000"/>
-                <w:sz w:val="20"/>
-                <w:szCs w:val="20"/>
-              </w:rPr>
-              <w:t xml:space="preserve">101·102·103·106·108·109·110·201·202·203·204·206·208·209·210·211동 (총 16개동)</w:t>
-            </w:r>
-          </w:p>
-        </w:tc>
-        <w:tc>
-          <w:tcPr>
-            <w:tcW w:type="dxa" w:w="2300"/>
-            <w:shd w:fill="F7F3EA" w:val="clear"/>
-            <w:tcMar>
-              <w:top w:type="dxa" w:w="90"/>
-              <w:left w:type="dxa" w:w="120"/>
-              <w:bottom w:type="dxa" w:w="90"/>
-              <w:right w:type="dxa" w:w="120"/>
-            </w:tcMar>
-            <w:vAlign w:val="center"/>
-          </w:tcPr>
-          <w:p>
-            <w:pPr>
-              <w:jc w:val="left"/>
-            </w:pPr>
-            <w:r>
-              <w:rPr>
-                <w:b w:val="false"/>
-                <w:bCs w:val="false"/>
-                <w:color w:val="000000"/>
-                <w:sz w:val="20"/>
-                <w:szCs w:val="20"/>
-              </w:rPr>
-              <w:t xml:space="preserve">이동통신설비</w:t>
-            </w:r>
-          </w:p>
-        </w:tc>
-        <w:tc>
-          <w:tcPr>
-            <w:tcW w:type="dxa" w:w="4550"/>
-            <w:shd w:fill="F7F3EA" w:val="clear"/>
-            <w:tcMar>
-              <w:top w:type="dxa" w:w="90"/>
-              <w:left w:type="dxa" w:w="120"/>
-              <w:bottom w:type="dxa" w:w="90"/>
-              <w:right w:type="dxa" w:w="120"/>
-            </w:tcMar>
-            <w:vAlign w:val="center"/>
-          </w:tcPr>
-          <w:p>
-            <w:pPr>
-              <w:jc w:val="left"/>
-            </w:pPr>
-            <w:r>
-              <w:rPr>
-                <w:b w:val="false"/>
-                <w:bCs w:val="false"/>
-                <w:color w:val="000000"/>
-                <w:sz w:val="20"/>
-                <w:szCs w:val="20"/>
-              </w:rPr>
-              <w:t xml:space="preserve">옥상층에 이동통신 중계기·옥외안테나 설치 예정 — 원문에 "추후 이의제기 불가" 명시</w:t>
-            </w:r>
-          </w:p>
-        </w:tc>
-      </w:tr>
-      <w:tr>
-        <w:trPr>
-          <w:cantSplit/>
-        </w:trPr>
-        <w:tc>
-          <w:tcPr>
-            <w:tcW w:type="dxa" w:w="2300"/>
-            <w:tcMar>
-              <w:top w:type="dxa" w:w="90"/>
-              <w:left w:type="dxa" w:w="120"/>
-              <w:bottom w:type="dxa" w:w="90"/>
-              <w:right w:type="dxa" w:w="120"/>
-            </w:tcMar>
-            <w:vAlign w:val="center"/>
-          </w:tcPr>
-          <w:p>
-            <w:pPr>
-              <w:jc w:val="left"/>
-            </w:pPr>
-            <w:r>
-              <w:rPr>
-                <w:b w:val="false"/>
-                <w:bCs w:val="false"/>
-                <w:color w:val="000000"/>
-                <w:sz w:val="20"/>
-                <w:szCs w:val="20"/>
-              </w:rPr>
-              <w:t xml:space="preserve">11-2R구역 전체</w:t>
-            </w:r>
-          </w:p>
-        </w:tc>
-        <w:tc>
-          <w:tcPr>
-            <w:tcW w:type="dxa" w:w="2300"/>
-            <w:tcMar>
-              <w:top w:type="dxa" w:w="90"/>
-              <w:left w:type="dxa" w:w="120"/>
-              <w:bottom w:type="dxa" w:w="90"/>
-              <w:right w:type="dxa" w:w="120"/>
-            </w:tcMar>
-            <w:vAlign w:val="center"/>
-          </w:tcPr>
-          <w:p>
-            <w:pPr>
-              <w:jc w:val="left"/>
-            </w:pPr>
-            <w:r>
-              <w:rPr>
-                <w:b w:val="false"/>
-                <w:bCs w:val="false"/>
-                <w:color w:val="000000"/>
-                <w:sz w:val="20"/>
-                <w:szCs w:val="20"/>
-              </w:rPr>
-              <w:t xml:space="preserve">교통 접근성</w:t>
-            </w:r>
-          </w:p>
-        </w:tc>
-        <w:tc>
-          <w:tcPr>
-            <w:tcW w:type="dxa" w:w="4550"/>
-            <w:tcMar>
-              <w:top w:type="dxa" w:w="90"/>
-              <w:left w:type="dxa" w:w="120"/>
-              <w:bottom w:type="dxa" w:w="90"/>
-              <w:right w:type="dxa" w:w="120"/>
-            </w:tcMar>
-            <w:vAlign w:val="center"/>
-          </w:tcPr>
-          <w:p>
-            <w:pPr>
-              <w:jc w:val="left"/>
-            </w:pPr>
-            <w:r>
-              <w:rPr>
-                <w:b w:val="false"/>
-                <w:bCs w:val="false"/>
-                <w:color w:val="000000"/>
-                <w:sz w:val="20"/>
-                <w:szCs w:val="20"/>
-              </w:rPr>
-              <w:t xml:space="preserve">인접 제12R구역 재개발사업으로 차량 진출입로가 막혀 버스노선이 '오리로'로 우회할 수 있음</w:t>
-            </w:r>
-          </w:p>
-        </w:tc>
-      </w:tr>
-    </w:tbl>
-    <w:p>
-      <w:pPr>
-        <w:keepNext/>
-        <w:keepLines/>
-        <w:pBdr>
-          <w:left w:val="single" w:color="C89B3C" w:sz="18" w:space="6"/>
-        </w:pBdr>
-        <w:spacing w:after="100" w:before="240" w:line="276" w:lineRule="auto"/>
-        <w:ind w:left="80"/>
-      </w:pPr>
-      <w:r>
-        <w:rPr>
-          <w:b/>
-          <w:bCs/>
-          <w:color w:val="1F3864"/>
-          <w:sz w:val="22"/>
-          <w:szCs w:val="22"/>
-        </w:rPr>
-        <w:t xml:space="preserve">원문 인용 (동별 근거 문구)</w:t>
-      </w:r>
-    </w:p>
-    <w:p>
-      <w:pPr>
-        <w:keepNext/>
-        <w:keepLines/>
-        <w:pBdr>
-          <w:left w:val="single" w:color="999999" w:sz="16" w:space="8"/>
-        </w:pBdr>
-        <w:shd w:fill="F2F2F2" w:val="clear"/>
-        <w:spacing w:after="100" w:before="100" w:line="276" w:lineRule="auto"/>
-        <w:ind w:left="100"/>
-      </w:pPr>
-      <w:r>
-        <w:rPr>
-          <w:i/>
-          <w:iCs/>
-          <w:color w:val="595959"/>
-          <w:sz w:val="20"/>
-          <w:szCs w:val="20"/>
-        </w:rPr>
-        <w:t xml:space="preserve">"특히, 11-1R 지하주차장 및 104, 105동, 204, 205, 212동과 인접하여 7호선(광명사거리역)이 운행되고 있으므로 이를 인지하여 청약 신청 및 계약 체결하시기 바랍니다. 지하층 구조 및 흙막이 설계는 지하철 7호선 인접에 따른 영향으로 실시설계 시 상세한 검토 및 시공계획에 의해 변경 또는 증감이 발생할 수 있음을 반드시 확인하고 청약 및 계약하시기 바랍니다."</w:t>
-      </w:r>
-    </w:p>
-    <w:p>
-      <w:pPr>
-        <w:keepNext/>
-        <w:keepLines/>
-        <w:pBdr>
-          <w:left w:val="single" w:color="999999" w:sz="16" w:space="8"/>
-        </w:pBdr>
-        <w:shd w:fill="F2F2F2" w:val="clear"/>
-        <w:spacing w:after="100" w:before="100" w:line="276" w:lineRule="auto"/>
-        <w:ind w:left="100"/>
-      </w:pPr>
-      <w:r>
-        <w:rPr>
-          <w:i/>
-          <w:iCs/>
-          <w:color w:val="595959"/>
-          <w:sz w:val="20"/>
-          <w:szCs w:val="20"/>
-        </w:rPr>
-        <w:t xml:space="preserve">"옥탑 소화수조(203동, 103동 옥상)에 인접한 세대의 소음, 진동 등으로 인한 환경권 침해가 발생할 수 있습니다."</w:t>
-      </w:r>
-    </w:p>
-    <w:p>
-      <w:pPr>
-        <w:keepNext/>
-        <w:keepLines/>
-        <w:pBdr>
-          <w:left w:val="single" w:color="999999" w:sz="16" w:space="8"/>
-        </w:pBdr>
-        <w:shd w:fill="F2F2F2" w:val="clear"/>
-        <w:spacing w:after="100" w:before="100" w:line="276" w:lineRule="auto"/>
-        <w:ind w:left="100"/>
-      </w:pPr>
-      <w:r>
-        <w:rPr>
-          <w:i/>
-          <w:iCs/>
-          <w:color w:val="595959"/>
-          <w:sz w:val="20"/>
-          <w:szCs w:val="20"/>
-        </w:rPr>
-        <w:t xml:space="preserve">"단지 내에 기간통신사업자의 이동통신 중계기 및 옥외안테나가 설치 될 예정이며... 추후 이에 대한 문제를 제기할 수 없음을 사전 안내 드립니다. ※ 이동통신설비 설치 예정 위치 — 옥외안테나·중계장치(옥상층): 101동, 102동, 103동, 106동, 108동, 109동, 110동, 201동, 202동, 203동, 204동, 206동, 208동, 209동, 210동, 211동"</w:t>
-      </w:r>
-    </w:p>
-    <w:p>
-      <w:pPr>
-        <w:keepNext/>
-        <w:keepLines/>
-        <w:pBdr>
-          <w:left w:val="single" w:color="999999" w:sz="16" w:space="8"/>
-        </w:pBdr>
-        <w:shd w:fill="F2F2F2" w:val="clear"/>
-        <w:spacing w:after="100" w:before="100" w:line="276" w:lineRule="auto"/>
-        <w:ind w:left="100"/>
-      </w:pPr>
-      <w:r>
-        <w:rPr>
-          <w:i/>
-          <w:iCs/>
-          <w:color w:val="595959"/>
-          <w:sz w:val="20"/>
-          <w:szCs w:val="20"/>
-        </w:rPr>
-        <w:t xml:space="preserve">"본 아파트 11-2R구역 일대는, 제12R구역 재개발사업계획에 따라 차량 진출입로가 막힌 도로가 될 수 있으며, 차량 진출입로가 막히게 되면 기존 운행 중인 버스노선이 사업구역을 벗어나 '오리로'로 우회할 수 밖에 없는 상황입니다."</w:t>
-      </w:r>
-    </w:p>
-    <w:p>
-      <w:pPr>
-        <w:keepLines/>
-        <w:pBdr>
-          <w:left w:val="single" w:color="2E5395" w:sz="28"/>
-        </w:pBdr>
-        <w:shd w:fill="EDF1F8" w:val="clear"/>
-        <w:spacing w:after="240" w:before="100" w:line="276" w:lineRule="auto"/>
-        <w:ind w:left="140"/>
-      </w:pPr>
-      <w:r>
-        <w:rPr>
-          <w:b/>
-          <w:bCs/>
-          <w:color w:val="2E5395"/>
-        </w:rPr>
-        <w:t xml:space="preserve">법무법인제이엘 검토   </w:t>
-      </w:r>
-      <w:r>
-        <w:t xml:space="preserve">개선요청: 위 동에 해당하는 입주예정자에게는 계약 전 개별 안내문을 발송하여 해당 동의 특수사항을 명확히 인지한 상태에서 계약이 이루어지도록 해 줄 것을 요청합니다.</w:t>
-      </w:r>
-    </w:p>
-    <w:p>
-      <w:pPr>
-        <w:keepNext/>
-        <w:spacing w:after="0" w:before="420"/>
-      </w:pPr>
-      <w:r>
-        <w:t xml:space="preserve"/>
-      </w:r>
-    </w:p>
     <w:tbl>
       <w:tblPr>
         <w:tblW w:type="dxa" w:w="9350"/>
@@ -2578,59 +1579,121 @@
           <w:tcPr>
             <w:tcW w:type="dxa" w:w="9350"/>
             <w:tcBorders>
-              <w:bottom w:val="single" w:color="C89B3C" w:sz="24"/>
+              <w:top w:val="single" w:color="E2DED4" w:sz="4"/>
+              <w:left w:val="single" w:color="C00000" w:sz="32"/>
+              <w:bottom w:val="single" w:color="E2DED4" w:sz="4"/>
+              <w:right w:val="single" w:color="E2DED4" w:sz="4"/>
             </w:tcBorders>
-            <w:shd w:fill="1F3864" w:val="clear"/>
-            <w:tcMar>
-              <w:top w:type="dxa" w:w="140"/>
-              <w:left w:type="dxa" w:w="200"/>
-              <w:bottom w:type="dxa" w:w="140"/>
-              <w:right w:type="dxa" w:w="200"/>
-            </w:tcMar>
-          </w:tcPr>
-          <w:p>
-            <w:r>
-              <w:rPr>
-                <w:b/>
-                <w:bCs/>
-                <w:color w:val="C89B3C"/>
-                <w:sz w:val="24"/>
-                <w:szCs w:val="24"/>
-              </w:rPr>
-              <w:t xml:space="preserve">4   </w:t>
-            </w:r>
-            <w:r>
-              <w:rPr>
-                <w:b/>
-                <w:bCs/>
-                <w:color w:val="FFFFFF"/>
-                <w:sz w:val="24"/>
-                <w:szCs w:val="24"/>
-              </w:rPr>
-              <w:t xml:space="preserve">입지 분석</w:t>
+            <w:tcMar>
+              <w:top w:type="dxa" w:w="180"/>
+              <w:left w:type="dxa" w:w="240"/>
+              <w:bottom w:type="dxa" w:w="200"/>
+              <w:right w:type="dxa" w:w="220"/>
+            </w:tcMar>
+          </w:tcPr>
+          <w:p>
+            <w:pPr>
+              <w:keepNext/>
+              <w:keepLines/>
+              <w:spacing w:after="40" w:line="276" w:lineRule="auto"/>
+            </w:pPr>
+            <w:r>
+              <w:rPr>
+                <w:b/>
+                <w:bCs/>
+                <w:color w:val="8A8F99"/>
+                <w:sz w:val="18"/>
+                <w:szCs w:val="18"/>
+              </w:rPr>
+              <w:t xml:space="preserve">02   </w:t>
+            </w:r>
+            <w:r>
+              <w:rPr>
+                <w:b/>
+                <w:bCs/>
+                <w:color w:val="1F3864"/>
+                <w:sz w:val="23"/>
+                <w:szCs w:val="23"/>
+              </w:rPr>
+              <w:t xml:space="preserve">조합원·일반분양 마감재 및 창호 차등</w:t>
+            </w:r>
+            <w:r>
+              <w:rPr>
+                <w:b/>
+                <w:bCs/>
+                <w:color w:val="C00000"/>
+                <w:sz w:val="18"/>
+                <w:szCs w:val="18"/>
+              </w:rPr>
+              <w:t xml:space="preserve">   ［상］</w:t>
+            </w:r>
+          </w:p>
+          <w:p>
+            <w:pPr>
+              <w:keepNext/>
+              <w:keepLines/>
+              <w:spacing w:after="60" w:before="160" w:line="276" w:lineRule="auto"/>
+            </w:pPr>
+            <w:r>
+              <w:rPr>
+                <w:b/>
+                <w:bCs/>
+                <w:color w:val="595959"/>
+                <w:sz w:val="16"/>
+                <w:szCs w:val="16"/>
+              </w:rPr>
+              <w:t xml:space="preserve">원문 인용</w:t>
+            </w:r>
+          </w:p>
+          <w:p>
+            <w:pPr>
+              <w:keepNext/>
+              <w:keepLines/>
+              <w:pBdr>
+                <w:top w:val="single" w:color="E2DED4" w:sz="4"/>
+                <w:bottom w:val="single" w:color="E2DED4" w:sz="4"/>
+                <w:left w:val="single" w:color="E2DED4" w:sz="4"/>
+                <w:right w:val="single" w:color="E2DED4" w:sz="4"/>
+              </w:pBdr>
+              <w:shd w:fill="F7F3EA" w:val="clear"/>
+              <w:spacing w:after="160" w:before="100" w:line="288" w:lineRule="auto"/>
+              <w:ind w:left="160" w:right="160"/>
+            </w:pPr>
+            <w:r>
+              <w:rPr>
+                <w:color w:val="2B2E33"/>
+                <w:sz w:val="20"/>
+                <w:szCs w:val="20"/>
+              </w:rPr>
+              <w:t xml:space="preserve">“본 아파트는 재개발정비사업으로 공급되는 아파트로서 동일 주택형에 아파트라도 조합원 분양분과 일반 분양분에 대해 무상제공품목 및 마감재 등이 상이한 부분에 대하여 확인 후 청약하시기 바랍니다. 본 아파트에 적용되는 창호는 조합원 분양세대와 일반 분양세대에 대해 창호 업체, 브랜드, 사양, 성능, 디자인, 방충망의 형태 등 상이한 부분이 있습니다.”</w:t>
+            </w:r>
+          </w:p>
+          <w:p>
+            <w:pPr>
+              <w:keepLines/>
+              <w:spacing w:after="40" w:before="20" w:line="280" w:lineRule="auto"/>
+            </w:pPr>
+            <w:r>
+              <w:rPr>
+                <w:b/>
+                <w:bCs/>
+                <w:color w:val="2E5395"/>
+                <w:sz w:val="20"/>
+                <w:szCs w:val="20"/>
+              </w:rPr>
+              <w:t xml:space="preserve">✓  개선요청   </w:t>
+            </w:r>
+            <w:r>
+              <w:rPr>
+                <w:sz w:val="20"/>
+                <w:szCs w:val="20"/>
+              </w:rPr>
+              <w:t xml:space="preserve">일반분양 세대와 조합원 분양 세대 간 마감재·창호의 구체적 사양 비교표를 계약 전 견본주택에 게시해 줄 것을 요청합니다.</w:t>
             </w:r>
           </w:p>
         </w:tc>
       </w:tr>
     </w:tbl>
-    <w:p>
-      <w:pPr>
-        <w:keepNext/>
-        <w:spacing w:after="0" w:before="160"/>
-      </w:pPr>
-      <w:r>
-        <w:t xml:space="preserve"/>
-      </w:r>
-    </w:p>
-    <w:p>
-      <w:pPr>
-        <w:keepLines/>
-        <w:spacing w:after="120" w:line="276" w:lineRule="auto"/>
-      </w:pPr>
-      <w:r>
-        <w:t xml:space="preserve">카카오맵 로컬 API 실측 조회 및 V-World 용도지역 API 실측 폴리곤 데이터를 교차검증하여 입지를 평가하였습니다.</w:t>
-      </w:r>
-    </w:p>
     <w:tbl>
       <w:tblPr>
         <w:tblW w:type="dxa" w:w="9350"/>
@@ -2644,6 +1707,1543 @@
         </w:tblBorders>
       </w:tblPr>
       <w:tblGrid>
+        <w:gridCol w:w="9350"/>
+      </w:tblGrid>
+      <w:tr>
+        <w:trPr>
+          <w:cantSplit/>
+        </w:trPr>
+        <w:tc>
+          <w:tcPr>
+            <w:tcW w:type="dxa" w:w="9350"/>
+            <w:tcBorders>
+              <w:top w:val="single" w:color="E2DED4" w:sz="4"/>
+              <w:left w:val="single" w:color="C00000" w:sz="32"/>
+              <w:bottom w:val="single" w:color="E2DED4" w:sz="4"/>
+              <w:right w:val="single" w:color="E2DED4" w:sz="4"/>
+            </w:tcBorders>
+            <w:tcMar>
+              <w:top w:type="dxa" w:w="180"/>
+              <w:left w:type="dxa" w:w="240"/>
+              <w:bottom w:type="dxa" w:w="200"/>
+              <w:right w:type="dxa" w:w="220"/>
+            </w:tcMar>
+          </w:tcPr>
+          <w:p>
+            <w:pPr>
+              <w:keepNext/>
+              <w:keepLines/>
+              <w:spacing w:after="40" w:line="276" w:lineRule="auto"/>
+            </w:pPr>
+            <w:r>
+              <w:rPr>
+                <w:b/>
+                <w:bCs/>
+                <w:color w:val="8A8F99"/>
+                <w:sz w:val="18"/>
+                <w:szCs w:val="18"/>
+              </w:rPr>
+              <w:t xml:space="preserve">03   </w:t>
+            </w:r>
+            <w:r>
+              <w:rPr>
+                <w:b/>
+                <w:bCs/>
+                <w:color w:val="1F3864"/>
+                <w:sz w:val="23"/>
+                <w:szCs w:val="23"/>
+              </w:rPr>
+              <w:t xml:space="preserve">인접 재개발사업으로 인한 교통 접근성 저하</w:t>
+            </w:r>
+            <w:r>
+              <w:rPr>
+                <w:b/>
+                <w:bCs/>
+                <w:color w:val="C00000"/>
+                <w:sz w:val="18"/>
+                <w:szCs w:val="18"/>
+              </w:rPr>
+              <w:t xml:space="preserve">   ［상］</w:t>
+            </w:r>
+          </w:p>
+          <w:p>
+            <w:pPr>
+              <w:keepNext/>
+              <w:keepLines/>
+              <w:spacing w:after="60" w:before="160" w:line="276" w:lineRule="auto"/>
+            </w:pPr>
+            <w:r>
+              <w:rPr>
+                <w:b/>
+                <w:bCs/>
+                <w:color w:val="595959"/>
+                <w:sz w:val="16"/>
+                <w:szCs w:val="16"/>
+              </w:rPr>
+              <w:t xml:space="preserve">원문 인용</w:t>
+            </w:r>
+          </w:p>
+          <w:p>
+            <w:pPr>
+              <w:keepNext/>
+              <w:keepLines/>
+              <w:pBdr>
+                <w:top w:val="single" w:color="E2DED4" w:sz="4"/>
+                <w:bottom w:val="single" w:color="E2DED4" w:sz="4"/>
+                <w:left w:val="single" w:color="E2DED4" w:sz="4"/>
+                <w:right w:val="single" w:color="E2DED4" w:sz="4"/>
+              </w:pBdr>
+              <w:shd w:fill="F7F3EA" w:val="clear"/>
+              <w:spacing w:after="160" w:before="100" w:line="288" w:lineRule="auto"/>
+              <w:ind w:left="160" w:right="160"/>
+            </w:pPr>
+            <w:r>
+              <w:rPr>
+                <w:color w:val="2B2E33"/>
+                <w:sz w:val="20"/>
+                <w:szCs w:val="20"/>
+              </w:rPr>
+              <w:t xml:space="preserve">“본 아파트 11-2R구역 일대는, 제12R구역 재개발사업계획에 따라 차량 진출입로가 막힌 도로가 될 수 있으며, 차량 진출입로가 막히게 되면 기존 운행 중인 버스노선이 사업구역을 벗어나 '오리로'로 우회할 수 밖에 없는 상황입니다. 따라서 입주 후 버스노선 서비스를 받기 위해서는 '오리로' 도로변까지 도보 등으로 이동해야 할 수 있습니다.”</w:t>
+            </w:r>
+          </w:p>
+          <w:p>
+            <w:pPr>
+              <w:keepLines/>
+              <w:spacing w:after="40" w:before="20" w:line="280" w:lineRule="auto"/>
+            </w:pPr>
+            <w:r>
+              <w:rPr>
+                <w:b/>
+                <w:bCs/>
+                <w:color w:val="2E5395"/>
+                <w:sz w:val="20"/>
+                <w:szCs w:val="20"/>
+              </w:rPr>
+              <w:t xml:space="preserve">✓  개선요청   </w:t>
+            </w:r>
+            <w:r>
+              <w:rPr>
+                <w:sz w:val="20"/>
+                <w:szCs w:val="20"/>
+              </w:rPr>
+              <w:t xml:space="preserve">제12R구역 사업 진행 상황을 입주예정자협의회에 정기적으로 공유하고, 버스노선 우회가 확정될 경우 대체 교통수단(마을버스 신설 등)을 광명시와 사전 협의해 줄 것을 요청합니다.</w:t>
+            </w:r>
+          </w:p>
+        </w:tc>
+      </w:tr>
+    </w:tbl>
+    <w:tbl>
+      <w:tblPr>
+        <w:tblW w:type="dxa" w:w="9350"/>
+        <w:tblBorders>
+          <w:top w:val="single" w:color="auto" w:sz="4"/>
+          <w:left w:val="single" w:color="auto" w:sz="4"/>
+          <w:bottom w:val="single" w:color="auto" w:sz="4"/>
+          <w:right w:val="single" w:color="auto" w:sz="4"/>
+          <w:insideH w:val="single" w:color="auto" w:sz="4"/>
+          <w:insideV w:val="single" w:color="auto" w:sz="4"/>
+        </w:tblBorders>
+      </w:tblPr>
+      <w:tblGrid>
+        <w:gridCol w:w="9350"/>
+      </w:tblGrid>
+      <w:tr>
+        <w:trPr>
+          <w:cantSplit/>
+        </w:trPr>
+        <w:tc>
+          <w:tcPr>
+            <w:tcW w:type="dxa" w:w="9350"/>
+            <w:tcBorders>
+              <w:top w:val="single" w:color="E2DED4" w:sz="4"/>
+              <w:left w:val="single" w:color="C00000" w:sz="32"/>
+              <w:bottom w:val="single" w:color="E2DED4" w:sz="4"/>
+              <w:right w:val="single" w:color="E2DED4" w:sz="4"/>
+            </w:tcBorders>
+            <w:tcMar>
+              <w:top w:type="dxa" w:w="180"/>
+              <w:left w:type="dxa" w:w="240"/>
+              <w:bottom w:type="dxa" w:w="200"/>
+              <w:right w:type="dxa" w:w="220"/>
+            </w:tcMar>
+          </w:tcPr>
+          <w:p>
+            <w:pPr>
+              <w:keepNext/>
+              <w:keepLines/>
+              <w:spacing w:after="40" w:line="276" w:lineRule="auto"/>
+            </w:pPr>
+            <w:r>
+              <w:rPr>
+                <w:b/>
+                <w:bCs/>
+                <w:color w:val="8A8F99"/>
+                <w:sz w:val="18"/>
+                <w:szCs w:val="18"/>
+              </w:rPr>
+              <w:t xml:space="preserve">04   </w:t>
+            </w:r>
+            <w:r>
+              <w:rPr>
+                <w:b/>
+                <w:bCs/>
+                <w:color w:val="1F3864"/>
+                <w:sz w:val="23"/>
+                <w:szCs w:val="23"/>
+              </w:rPr>
+              <w:t xml:space="preserve">국공립어린이집 조건부 설치</w:t>
+            </w:r>
+            <w:r>
+              <w:rPr>
+                <w:b/>
+                <w:bCs/>
+                <w:color w:val="C00000"/>
+                <w:sz w:val="18"/>
+                <w:szCs w:val="18"/>
+              </w:rPr>
+              <w:t xml:space="preserve">   ［상］</w:t>
+            </w:r>
+          </w:p>
+          <w:p>
+            <w:pPr>
+              <w:keepNext/>
+              <w:keepLines/>
+              <w:spacing w:after="60" w:before="160" w:line="276" w:lineRule="auto"/>
+            </w:pPr>
+            <w:r>
+              <w:rPr>
+                <w:b/>
+                <w:bCs/>
+                <w:color w:val="595959"/>
+                <w:sz w:val="16"/>
+                <w:szCs w:val="16"/>
+              </w:rPr>
+              <w:t xml:space="preserve">원문 인용</w:t>
+            </w:r>
+          </w:p>
+          <w:p>
+            <w:pPr>
+              <w:keepNext/>
+              <w:keepLines/>
+              <w:pBdr>
+                <w:top w:val="single" w:color="E2DED4" w:sz="4"/>
+                <w:bottom w:val="single" w:color="E2DED4" w:sz="4"/>
+                <w:left w:val="single" w:color="E2DED4" w:sz="4"/>
+                <w:right w:val="single" w:color="E2DED4" w:sz="4"/>
+              </w:pBdr>
+              <w:shd w:fill="F7F3EA" w:val="clear"/>
+              <w:spacing w:after="160" w:before="100" w:line="288" w:lineRule="auto"/>
+              <w:ind w:left="160" w:right="160"/>
+            </w:pPr>
+            <w:r>
+              <w:rPr>
+                <w:color w:val="2B2E33"/>
+                <w:sz w:val="20"/>
+                <w:szCs w:val="20"/>
+              </w:rPr>
+              <w:t xml:space="preserve">“본 시행사는 공동주택 사용검사 신청 전까지 국공립어린이집 설치 운영에 관한 협약을 광명시청과 체결 할 예정입니다. 단 입주(예정)자등의 과반수가 서면으로 이를 동의하지 않을 경우 국공립어린이집이 설치되지 않을 수 있습니다.”</w:t>
+            </w:r>
+          </w:p>
+          <w:p>
+            <w:pPr>
+              <w:keepLines/>
+              <w:spacing w:after="40" w:before="20" w:line="280" w:lineRule="auto"/>
+            </w:pPr>
+            <w:r>
+              <w:rPr>
+                <w:b/>
+                <w:bCs/>
+                <w:color w:val="2E5395"/>
+                <w:sz w:val="20"/>
+                <w:szCs w:val="20"/>
+              </w:rPr>
+              <w:t xml:space="preserve">✓  개선요청   </w:t>
+            </w:r>
+            <w:r>
+              <w:rPr>
+                <w:sz w:val="20"/>
+                <w:szCs w:val="20"/>
+              </w:rPr>
+              <w:t xml:space="preserve">국공립어린이집 설치가 사실상 확정 사항인지, 협약 체결 진행 경과를 입주 전 입주예정자협의회에 공유해 줄 것을 요청합니다.</w:t>
+            </w:r>
+          </w:p>
+        </w:tc>
+      </w:tr>
+    </w:tbl>
+    <w:tbl>
+      <w:tblPr>
+        <w:tblW w:type="dxa" w:w="9350"/>
+        <w:tblBorders>
+          <w:top w:val="single" w:color="auto" w:sz="4"/>
+          <w:left w:val="single" w:color="auto" w:sz="4"/>
+          <w:bottom w:val="single" w:color="auto" w:sz="4"/>
+          <w:right w:val="single" w:color="auto" w:sz="4"/>
+          <w:insideH w:val="single" w:color="auto" w:sz="4"/>
+          <w:insideV w:val="single" w:color="auto" w:sz="4"/>
+        </w:tblBorders>
+      </w:tblPr>
+      <w:tblGrid>
+        <w:gridCol w:w="9350"/>
+      </w:tblGrid>
+      <w:tr>
+        <w:trPr>
+          <w:cantSplit/>
+        </w:trPr>
+        <w:tc>
+          <w:tcPr>
+            <w:tcW w:type="dxa" w:w="9350"/>
+            <w:tcBorders>
+              <w:top w:val="single" w:color="E2DED4" w:sz="4"/>
+              <w:left w:val="single" w:color="C00000" w:sz="32"/>
+              <w:bottom w:val="single" w:color="E2DED4" w:sz="4"/>
+              <w:right w:val="single" w:color="E2DED4" w:sz="4"/>
+            </w:tcBorders>
+            <w:tcMar>
+              <w:top w:type="dxa" w:w="180"/>
+              <w:left w:type="dxa" w:w="240"/>
+              <w:bottom w:type="dxa" w:w="200"/>
+              <w:right w:type="dxa" w:w="220"/>
+            </w:tcMar>
+          </w:tcPr>
+          <w:p>
+            <w:pPr>
+              <w:keepNext/>
+              <w:keepLines/>
+              <w:spacing w:after="40" w:line="276" w:lineRule="auto"/>
+            </w:pPr>
+            <w:r>
+              <w:rPr>
+                <w:b/>
+                <w:bCs/>
+                <w:color w:val="8A8F99"/>
+                <w:sz w:val="18"/>
+                <w:szCs w:val="18"/>
+              </w:rPr>
+              <w:t xml:space="preserve">05   </w:t>
+            </w:r>
+            <w:r>
+              <w:rPr>
+                <w:b/>
+                <w:bCs/>
+                <w:color w:val="1F3864"/>
+                <w:sz w:val="23"/>
+                <w:szCs w:val="23"/>
+              </w:rPr>
+              <w:t xml:space="preserve">기부채납 시설의 입주민 전용 사용 불가</w:t>
+            </w:r>
+            <w:r>
+              <w:rPr>
+                <w:b/>
+                <w:bCs/>
+                <w:color w:val="C00000"/>
+                <w:sz w:val="18"/>
+                <w:szCs w:val="18"/>
+              </w:rPr>
+              <w:t xml:space="preserve">   ［상］</w:t>
+            </w:r>
+          </w:p>
+          <w:p>
+            <w:pPr>
+              <w:keepNext/>
+              <w:keepLines/>
+              <w:spacing w:after="60" w:before="160" w:line="276" w:lineRule="auto"/>
+            </w:pPr>
+            <w:r>
+              <w:rPr>
+                <w:b/>
+                <w:bCs/>
+                <w:color w:val="595959"/>
+                <w:sz w:val="16"/>
+                <w:szCs w:val="16"/>
+              </w:rPr>
+              <w:t xml:space="preserve">원문 인용</w:t>
+            </w:r>
+          </w:p>
+          <w:p>
+            <w:pPr>
+              <w:keepNext/>
+              <w:keepLines/>
+              <w:pBdr>
+                <w:top w:val="single" w:color="E2DED4" w:sz="4"/>
+                <w:bottom w:val="single" w:color="E2DED4" w:sz="4"/>
+                <w:left w:val="single" w:color="E2DED4" w:sz="4"/>
+                <w:right w:val="single" w:color="E2DED4" w:sz="4"/>
+              </w:pBdr>
+              <w:shd w:fill="F7F3EA" w:val="clear"/>
+              <w:spacing w:after="160" w:before="100" w:line="288" w:lineRule="auto"/>
+              <w:ind w:left="160" w:right="160"/>
+            </w:pPr>
+            <w:r>
+              <w:rPr>
+                <w:color w:val="2B2E33"/>
+                <w:sz w:val="20"/>
+                <w:szCs w:val="20"/>
+              </w:rPr>
+              <w:t xml:space="preserve">“정비구역 내에 설치되는 도로, 어린이공원, 녹지 및 공공청사는 기부채납 부지로 단지 내 도로, 어린이공원, 녹지 및 공공청사 아니므로 입주민 전용으로 사용할 수 없으며... 지구단위계획 등 상위계획에 의해 설치되는 공지 및 공공보행통로등은 외부인이 이용 및 통행할 수 있습니다.”</w:t>
+            </w:r>
+          </w:p>
+          <w:p>
+            <w:pPr>
+              <w:keepLines/>
+              <w:spacing w:after="40" w:before="20" w:line="280" w:lineRule="auto"/>
+            </w:pPr>
+            <w:r>
+              <w:rPr>
+                <w:b/>
+                <w:bCs/>
+                <w:color w:val="2E5395"/>
+                <w:sz w:val="20"/>
+                <w:szCs w:val="20"/>
+              </w:rPr>
+              <w:t xml:space="preserve">✓  개선요청   </w:t>
+            </w:r>
+            <w:r>
+              <w:rPr>
+                <w:sz w:val="20"/>
+                <w:szCs w:val="20"/>
+              </w:rPr>
+              <w:t xml:space="preserve">홍보 자료상 조경·공원 이미지가 실제로는 외부인과 공유하는 기부채납 시설임을 계약 전 명확히 고지해 줄 것을 요청합니다.</w:t>
+            </w:r>
+          </w:p>
+        </w:tc>
+      </w:tr>
+    </w:tbl>
+    <w:tbl>
+      <w:tblPr>
+        <w:tblW w:type="dxa" w:w="9350"/>
+        <w:tblBorders>
+          <w:top w:val="single" w:color="auto" w:sz="4"/>
+          <w:left w:val="single" w:color="auto" w:sz="4"/>
+          <w:bottom w:val="single" w:color="auto" w:sz="4"/>
+          <w:right w:val="single" w:color="auto" w:sz="4"/>
+          <w:insideH w:val="single" w:color="auto" w:sz="4"/>
+          <w:insideV w:val="single" w:color="auto" w:sz="4"/>
+        </w:tblBorders>
+      </w:tblPr>
+      <w:tblGrid>
+        <w:gridCol w:w="9350"/>
+      </w:tblGrid>
+      <w:tr>
+        <w:trPr>
+          <w:cantSplit/>
+        </w:trPr>
+        <w:tc>
+          <w:tcPr>
+            <w:tcW w:type="dxa" w:w="9350"/>
+            <w:tcBorders>
+              <w:top w:val="single" w:color="E2DED4" w:sz="4"/>
+              <w:left w:val="single" w:color="C00000" w:sz="32"/>
+              <w:bottom w:val="single" w:color="E2DED4" w:sz="4"/>
+              <w:right w:val="single" w:color="E2DED4" w:sz="4"/>
+            </w:tcBorders>
+            <w:tcMar>
+              <w:top w:type="dxa" w:w="180"/>
+              <w:left w:type="dxa" w:w="240"/>
+              <w:bottom w:type="dxa" w:w="200"/>
+              <w:right w:type="dxa" w:w="220"/>
+            </w:tcMar>
+          </w:tcPr>
+          <w:p>
+            <w:pPr>
+              <w:keepNext/>
+              <w:keepLines/>
+              <w:spacing w:after="40" w:line="276" w:lineRule="auto"/>
+            </w:pPr>
+            <w:r>
+              <w:rPr>
+                <w:b/>
+                <w:bCs/>
+                <w:color w:val="8A8F99"/>
+                <w:sz w:val="18"/>
+                <w:szCs w:val="18"/>
+              </w:rPr>
+              <w:t xml:space="preserve">06   </w:t>
+            </w:r>
+            <w:r>
+              <w:rPr>
+                <w:b/>
+                <w:bCs/>
+                <w:color w:val="1F3864"/>
+                <w:sz w:val="23"/>
+                <w:szCs w:val="23"/>
+              </w:rPr>
+              <w:t xml:space="preserve">이동통신 중계기 설치 관련 이의제기 금지</w:t>
+            </w:r>
+            <w:r>
+              <w:rPr>
+                <w:b/>
+                <w:bCs/>
+                <w:color w:val="C00000"/>
+                <w:sz w:val="18"/>
+                <w:szCs w:val="18"/>
+              </w:rPr>
+              <w:t xml:space="preserve">   ［상］</w:t>
+            </w:r>
+          </w:p>
+          <w:p>
+            <w:pPr>
+              <w:keepNext/>
+              <w:keepLines/>
+              <w:spacing w:after="60" w:before="160" w:line="276" w:lineRule="auto"/>
+            </w:pPr>
+            <w:r>
+              <w:rPr>
+                <w:b/>
+                <w:bCs/>
+                <w:color w:val="595959"/>
+                <w:sz w:val="16"/>
+                <w:szCs w:val="16"/>
+              </w:rPr>
+              <w:t xml:space="preserve">원문 인용</w:t>
+            </w:r>
+          </w:p>
+          <w:p>
+            <w:pPr>
+              <w:keepNext/>
+              <w:keepLines/>
+              <w:pBdr>
+                <w:top w:val="single" w:color="E2DED4" w:sz="4"/>
+                <w:bottom w:val="single" w:color="E2DED4" w:sz="4"/>
+                <w:left w:val="single" w:color="E2DED4" w:sz="4"/>
+                <w:right w:val="single" w:color="E2DED4" w:sz="4"/>
+              </w:pBdr>
+              <w:shd w:fill="F7F3EA" w:val="clear"/>
+              <w:spacing w:after="160" w:before="100" w:line="288" w:lineRule="auto"/>
+              <w:ind w:left="160" w:right="160"/>
+            </w:pPr>
+            <w:r>
+              <w:rPr>
+                <w:color w:val="2B2E33"/>
+                <w:sz w:val="20"/>
+                <w:szCs w:val="20"/>
+              </w:rPr>
+              <w:t xml:space="preserve">“단지 내에 기간통신사업자의 이동통신 중계기 및 옥외안테나가 설치 될 예정이며... 추후 이에 대한 문제를 제기할 수 없음을 사전 안내 드립니다. (옥외안테나·중계장치 설치: 101·102·103·106·108·109·110·201·202·203·204·206·208·209·210·211동 옥상층)”</w:t>
+            </w:r>
+          </w:p>
+          <w:p>
+            <w:pPr>
+              <w:keepLines/>
+              <w:spacing w:after="40" w:before="20" w:line="280" w:lineRule="auto"/>
+            </w:pPr>
+            <w:r>
+              <w:rPr>
+                <w:b/>
+                <w:bCs/>
+                <w:color w:val="2E5395"/>
+                <w:sz w:val="20"/>
+                <w:szCs w:val="20"/>
+              </w:rPr>
+              <w:t xml:space="preserve">✓  개선요청   </w:t>
+            </w:r>
+            <w:r>
+              <w:rPr>
+                <w:sz w:val="20"/>
+                <w:szCs w:val="20"/>
+              </w:rPr>
+              <w:t xml:space="preserve">전자파 노출 저감을 위한 설치 위치 선정 기준(국립전파연구원 인체보호기준 대비 여유마진 등)을 해당 동 입주예정자에게 사전 공개해 줄 것을 요청합니다.</w:t>
+            </w:r>
+          </w:p>
+        </w:tc>
+      </w:tr>
+    </w:tbl>
+    <w:tbl>
+      <w:tblPr>
+        <w:tblW w:type="dxa" w:w="9350"/>
+        <w:tblBorders>
+          <w:top w:val="single" w:color="auto" w:sz="4"/>
+          <w:left w:val="single" w:color="auto" w:sz="4"/>
+          <w:bottom w:val="single" w:color="auto" w:sz="4"/>
+          <w:right w:val="single" w:color="auto" w:sz="4"/>
+          <w:insideH w:val="single" w:color="auto" w:sz="4"/>
+          <w:insideV w:val="single" w:color="auto" w:sz="4"/>
+        </w:tblBorders>
+      </w:tblPr>
+      <w:tblGrid>
+        <w:gridCol w:w="9350"/>
+      </w:tblGrid>
+      <w:tr>
+        <w:trPr>
+          <w:cantSplit/>
+        </w:trPr>
+        <w:tc>
+          <w:tcPr>
+            <w:tcW w:type="dxa" w:w="9350"/>
+            <w:tcBorders>
+              <w:top w:val="single" w:color="E2DED4" w:sz="4"/>
+              <w:left w:val="single" w:color="C00000" w:sz="32"/>
+              <w:bottom w:val="single" w:color="E2DED4" w:sz="4"/>
+              <w:right w:val="single" w:color="E2DED4" w:sz="4"/>
+            </w:tcBorders>
+            <w:tcMar>
+              <w:top w:type="dxa" w:w="180"/>
+              <w:left w:type="dxa" w:w="240"/>
+              <w:bottom w:type="dxa" w:w="200"/>
+              <w:right w:type="dxa" w:w="220"/>
+            </w:tcMar>
+          </w:tcPr>
+          <w:p>
+            <w:pPr>
+              <w:keepNext/>
+              <w:keepLines/>
+              <w:spacing w:after="40" w:line="276" w:lineRule="auto"/>
+            </w:pPr>
+            <w:r>
+              <w:rPr>
+                <w:b/>
+                <w:bCs/>
+                <w:color w:val="8A8F99"/>
+                <w:sz w:val="18"/>
+                <w:szCs w:val="18"/>
+              </w:rPr>
+              <w:t xml:space="preserve">07   </w:t>
+            </w:r>
+            <w:r>
+              <w:rPr>
+                <w:b/>
+                <w:bCs/>
+                <w:color w:val="1F3864"/>
+                <w:sz w:val="23"/>
+                <w:szCs w:val="23"/>
+              </w:rPr>
+              <w:t xml:space="preserve">세대창고 습기 피해 시공사 면책</w:t>
+            </w:r>
+            <w:r>
+              <w:rPr>
+                <w:b/>
+                <w:bCs/>
+                <w:color w:val="C00000"/>
+                <w:sz w:val="18"/>
+                <w:szCs w:val="18"/>
+              </w:rPr>
+              <w:t xml:space="preserve">   ［상］</w:t>
+            </w:r>
+          </w:p>
+          <w:p>
+            <w:pPr>
+              <w:keepNext/>
+              <w:keepLines/>
+              <w:spacing w:after="60" w:before="160" w:line="276" w:lineRule="auto"/>
+            </w:pPr>
+            <w:r>
+              <w:rPr>
+                <w:b/>
+                <w:bCs/>
+                <w:color w:val="595959"/>
+                <w:sz w:val="16"/>
+                <w:szCs w:val="16"/>
+              </w:rPr>
+              <w:t xml:space="preserve">원문 인용</w:t>
+            </w:r>
+          </w:p>
+          <w:p>
+            <w:pPr>
+              <w:keepNext/>
+              <w:keepLines/>
+              <w:pBdr>
+                <w:top w:val="single" w:color="E2DED4" w:sz="4"/>
+                <w:bottom w:val="single" w:color="E2DED4" w:sz="4"/>
+                <w:left w:val="single" w:color="E2DED4" w:sz="4"/>
+                <w:right w:val="single" w:color="E2DED4" w:sz="4"/>
+              </w:pBdr>
+              <w:shd w:fill="F7F3EA" w:val="clear"/>
+              <w:spacing w:after="160" w:before="100" w:line="288" w:lineRule="auto"/>
+              <w:ind w:left="160" w:right="160"/>
+            </w:pPr>
+            <w:r>
+              <w:rPr>
+                <w:color w:val="2B2E33"/>
+                <w:sz w:val="20"/>
+                <w:szCs w:val="20"/>
+              </w:rPr>
+              <w:t xml:space="preserve">“지하 세대 창고의 위치에 따라 습기에 취약한 물품은 보관을 지양하여 주시기 바랍니다. 이로 인한 피해에 대해서는 시공사의 책임은 없으니, 이 점을 충분히 인지하여 주시기 바랍니다.”</w:t>
+            </w:r>
+          </w:p>
+          <w:p>
+            <w:pPr>
+              <w:keepLines/>
+              <w:spacing w:after="40" w:before="20" w:line="280" w:lineRule="auto"/>
+            </w:pPr>
+            <w:r>
+              <w:rPr>
+                <w:b/>
+                <w:bCs/>
+                <w:color w:val="2E5395"/>
+                <w:sz w:val="20"/>
+                <w:szCs w:val="20"/>
+              </w:rPr>
+              <w:t xml:space="preserve">✓  개선요청   </w:t>
+            </w:r>
+            <w:r>
+              <w:rPr>
+                <w:sz w:val="20"/>
+                <w:szCs w:val="20"/>
+              </w:rPr>
+              <w:t xml:space="preserve">습기 취약 우려가 있는 지하 창고에는 최소한의 제습·환기 설비를 기본 반영해 줄 것을 요청합니다.</w:t>
+            </w:r>
+          </w:p>
+        </w:tc>
+      </w:tr>
+    </w:tbl>
+    <w:p>
+      <w:pPr>
+        <w:keepLines/>
+        <w:spacing w:after="120" w:line="276" w:lineRule="auto"/>
+      </w:pPr>
+      <w:r>
+        <w:t xml:space="preserve">참고사항: 공사 중 천재지변·전염병·정부정책 변경 등 불가항력 사유로 입주가 지연되는 경우 지체보상금이 발생하지 않는다는 조항이 있습니다. 입주예정자 관심도가 낮은 항목으로 참고용으로만 기재합니다.</w:t>
+      </w:r>
+    </w:p>
+    <w:p>
+      <w:pPr>
+        <w:keepNext/>
+        <w:spacing w:after="0" w:before="420"/>
+      </w:pPr>
+      <w:r>
+        <w:t xml:space="preserve"/>
+      </w:r>
+    </w:p>
+    <w:tbl>
+      <w:tblPr>
+        <w:tblW w:type="dxa" w:w="9350"/>
+        <w:tblBorders>
+          <w:top w:val="single" w:color="auto" w:sz="4"/>
+          <w:left w:val="single" w:color="auto" w:sz="4"/>
+          <w:bottom w:val="single" w:color="auto" w:sz="4"/>
+          <w:right w:val="single" w:color="auto" w:sz="4"/>
+          <w:insideH w:val="single" w:color="auto" w:sz="4"/>
+          <w:insideV w:val="single" w:color="auto" w:sz="4"/>
+        </w:tblBorders>
+      </w:tblPr>
+      <w:tblGrid>
+        <w:gridCol w:w="9350"/>
+      </w:tblGrid>
+      <w:tr>
+        <w:trPr>
+          <w:cantSplit/>
+        </w:trPr>
+        <w:tc>
+          <w:tcPr>
+            <w:tcW w:type="dxa" w:w="9350"/>
+            <w:tcBorders>
+              <w:bottom w:val="single" w:color="C89B3C" w:sz="24"/>
+            </w:tcBorders>
+            <w:shd w:fill="1F3864" w:val="clear"/>
+            <w:tcMar>
+              <w:top w:type="dxa" w:w="140"/>
+              <w:left w:type="dxa" w:w="200"/>
+              <w:bottom w:type="dxa" w:w="140"/>
+              <w:right w:type="dxa" w:w="200"/>
+            </w:tcMar>
+          </w:tcPr>
+          <w:p>
+            <w:r>
+              <w:rPr>
+                <w:b/>
+                <w:bCs/>
+                <w:color w:val="C89B3C"/>
+                <w:sz w:val="24"/>
+                <w:szCs w:val="24"/>
+              </w:rPr>
+              <w:t xml:space="preserve">3   </w:t>
+            </w:r>
+            <w:r>
+              <w:rPr>
+                <w:b/>
+                <w:bCs/>
+                <w:color w:val="FFFFFF"/>
+                <w:sz w:val="24"/>
+                <w:szCs w:val="24"/>
+              </w:rPr>
+              <w:t xml:space="preserve">동별·위치별 유의사항</w:t>
+            </w:r>
+          </w:p>
+        </w:tc>
+      </w:tr>
+    </w:tbl>
+    <w:p>
+      <w:pPr>
+        <w:keepNext/>
+        <w:spacing w:after="0" w:before="160"/>
+      </w:pPr>
+      <w:r>
+        <w:t xml:space="preserve"/>
+      </w:r>
+    </w:p>
+    <w:p>
+      <w:pPr>
+        <w:keepLines/>
+        <w:spacing w:after="120" w:line="276" w:lineRule="auto"/>
+      </w:pPr>
+      <w:r>
+        <w:t xml:space="preserve">공고문은 특정 동의 소음·진동·통신설비 영향을 개별적으로 명시하고 있습니다. 아래는 원문에서 동 번호가 직접 언급된 항목을 전수 정리한 매트릭스입니다.</w:t>
+      </w:r>
+    </w:p>
+    <w:tbl>
+      <w:tblPr>
+        <w:tblW w:type="dxa" w:w="9150"/>
+        <w:tblBorders>
+          <w:top w:val="single" w:color="E2DED4" w:sz="4"/>
+          <w:left w:val="single" w:color="E2DED4" w:sz="4"/>
+          <w:bottom w:val="single" w:color="E2DED4" w:sz="4"/>
+          <w:right w:val="single" w:color="E2DED4" w:sz="4"/>
+          <w:insideH w:val="single" w:color="E2DED4" w:sz="4"/>
+          <w:insideV w:val="single" w:color="E2DED4" w:sz="4"/>
+        </w:tblBorders>
+      </w:tblPr>
+      <w:tblGrid>
+        <w:gridCol w:w="2300"/>
+        <w:gridCol w:w="2300"/>
+        <w:gridCol w:w="4550"/>
+      </w:tblGrid>
+      <w:tr>
+        <w:trPr>
+          <w:cantSplit/>
+        </w:trPr>
+        <w:tc>
+          <w:tcPr>
+            <w:tcW w:type="dxa" w:w="2300"/>
+            <w:shd w:fill="1F3864" w:val="clear"/>
+            <w:tcMar>
+              <w:top w:type="dxa" w:w="90"/>
+              <w:left w:type="dxa" w:w="120"/>
+              <w:bottom w:type="dxa" w:w="90"/>
+              <w:right w:type="dxa" w:w="120"/>
+            </w:tcMar>
+            <w:vAlign w:val="center"/>
+          </w:tcPr>
+          <w:p>
+            <w:pPr>
+              <w:jc w:val="left"/>
+            </w:pPr>
+            <w:r>
+              <w:rPr>
+                <w:b/>
+                <w:bCs/>
+                <w:color w:val="FFFFFF"/>
+                <w:sz w:val="20"/>
+                <w:szCs w:val="20"/>
+              </w:rPr>
+              <w:t xml:space="preserve">대상 동</w:t>
+            </w:r>
+          </w:p>
+        </w:tc>
+        <w:tc>
+          <w:tcPr>
+            <w:tcW w:type="dxa" w:w="2300"/>
+            <w:shd w:fill="1F3864" w:val="clear"/>
+            <w:tcMar>
+              <w:top w:type="dxa" w:w="90"/>
+              <w:left w:type="dxa" w:w="120"/>
+              <w:bottom w:type="dxa" w:w="90"/>
+              <w:right w:type="dxa" w:w="120"/>
+            </w:tcMar>
+            <w:vAlign w:val="center"/>
+          </w:tcPr>
+          <w:p>
+            <w:pPr>
+              <w:jc w:val="left"/>
+            </w:pPr>
+            <w:r>
+              <w:rPr>
+                <w:b/>
+                <w:bCs/>
+                <w:color w:val="FFFFFF"/>
+                <w:sz w:val="20"/>
+                <w:szCs w:val="20"/>
+              </w:rPr>
+              <w:t xml:space="preserve">유형</w:t>
+            </w:r>
+          </w:p>
+        </w:tc>
+        <w:tc>
+          <w:tcPr>
+            <w:tcW w:type="dxa" w:w="4550"/>
+            <w:shd w:fill="1F3864" w:val="clear"/>
+            <w:tcMar>
+              <w:top w:type="dxa" w:w="90"/>
+              <w:left w:type="dxa" w:w="120"/>
+              <w:bottom w:type="dxa" w:w="90"/>
+              <w:right w:type="dxa" w:w="120"/>
+            </w:tcMar>
+            <w:vAlign w:val="center"/>
+          </w:tcPr>
+          <w:p>
+            <w:pPr>
+              <w:jc w:val="left"/>
+            </w:pPr>
+            <w:r>
+              <w:rPr>
+                <w:b/>
+                <w:bCs/>
+                <w:color w:val="FFFFFF"/>
+                <w:sz w:val="20"/>
+                <w:szCs w:val="20"/>
+              </w:rPr>
+              <w:t xml:space="preserve">내용</w:t>
+            </w:r>
+          </w:p>
+        </w:tc>
+      </w:tr>
+      <w:tr>
+        <w:trPr>
+          <w:cantSplit/>
+        </w:trPr>
+        <w:tc>
+          <w:tcPr>
+            <w:tcW w:type="dxa" w:w="2300"/>
+            <w:shd w:fill="F7F3EA" w:val="clear"/>
+            <w:tcMar>
+              <w:top w:type="dxa" w:w="90"/>
+              <w:left w:type="dxa" w:w="120"/>
+              <w:bottom w:type="dxa" w:w="90"/>
+              <w:right w:type="dxa" w:w="120"/>
+            </w:tcMar>
+            <w:vAlign w:val="center"/>
+          </w:tcPr>
+          <w:p>
+            <w:pPr>
+              <w:jc w:val="left"/>
+            </w:pPr>
+            <w:r>
+              <w:rPr>
+                <w:b w:val="false"/>
+                <w:bCs w:val="false"/>
+                <w:color w:val="000000"/>
+                <w:sz w:val="20"/>
+                <w:szCs w:val="20"/>
+              </w:rPr>
+              <w:t xml:space="preserve">104동·105동·204동·205동·212동</w:t>
+            </w:r>
+          </w:p>
+        </w:tc>
+        <w:tc>
+          <w:tcPr>
+            <w:tcW w:type="dxa" w:w="2300"/>
+            <w:shd w:fill="F7F3EA" w:val="clear"/>
+            <w:tcMar>
+              <w:top w:type="dxa" w:w="90"/>
+              <w:left w:type="dxa" w:w="120"/>
+              <w:bottom w:type="dxa" w:w="90"/>
+              <w:right w:type="dxa" w:w="120"/>
+            </w:tcMar>
+            <w:vAlign w:val="center"/>
+          </w:tcPr>
+          <w:p>
+            <w:pPr>
+              <w:jc w:val="left"/>
+            </w:pPr>
+            <w:r>
+              <w:rPr>
+                <w:b w:val="false"/>
+                <w:bCs w:val="false"/>
+                <w:color w:val="000000"/>
+                <w:sz w:val="20"/>
+                <w:szCs w:val="20"/>
+              </w:rPr>
+              <w:t xml:space="preserve">지하철 진동·소음</w:t>
+            </w:r>
+          </w:p>
+        </w:tc>
+        <w:tc>
+          <w:tcPr>
+            <w:tcW w:type="dxa" w:w="4550"/>
+            <w:shd w:fill="F7F3EA" w:val="clear"/>
+            <w:tcMar>
+              <w:top w:type="dxa" w:w="90"/>
+              <w:left w:type="dxa" w:w="120"/>
+              <w:bottom w:type="dxa" w:w="90"/>
+              <w:right w:type="dxa" w:w="120"/>
+            </w:tcMar>
+            <w:vAlign w:val="center"/>
+          </w:tcPr>
+          <w:p>
+            <w:pPr>
+              <w:jc w:val="left"/>
+            </w:pPr>
+            <w:r>
+              <w:rPr>
+                <w:b w:val="false"/>
+                <w:bCs w:val="false"/>
+                <w:color w:val="000000"/>
+                <w:sz w:val="20"/>
+                <w:szCs w:val="20"/>
+              </w:rPr>
+              <w:t xml:space="preserve">11-1R 지하주차장 및 해당 동과 인접하여 지하철 7호선(광명사거리역)이 운행 중 — 지하층 구조·흙막이 설계가 지하철 인접 영향으로 실시설계 시 변경될 수 있음</w:t>
+            </w:r>
+          </w:p>
+        </w:tc>
+      </w:tr>
+      <w:tr>
+        <w:trPr>
+          <w:cantSplit/>
+        </w:trPr>
+        <w:tc>
+          <w:tcPr>
+            <w:tcW w:type="dxa" w:w="2300"/>
+            <w:tcMar>
+              <w:top w:type="dxa" w:w="90"/>
+              <w:left w:type="dxa" w:w="120"/>
+              <w:bottom w:type="dxa" w:w="90"/>
+              <w:right w:type="dxa" w:w="120"/>
+            </w:tcMar>
+            <w:vAlign w:val="center"/>
+          </w:tcPr>
+          <w:p>
+            <w:pPr>
+              <w:jc w:val="left"/>
+            </w:pPr>
+            <w:r>
+              <w:rPr>
+                <w:b w:val="false"/>
+                <w:bCs w:val="false"/>
+                <w:color w:val="000000"/>
+                <w:sz w:val="20"/>
+                <w:szCs w:val="20"/>
+              </w:rPr>
+              <w:t xml:space="preserve">103동·203동</w:t>
+            </w:r>
+          </w:p>
+        </w:tc>
+        <w:tc>
+          <w:tcPr>
+            <w:tcW w:type="dxa" w:w="2300"/>
+            <w:tcMar>
+              <w:top w:type="dxa" w:w="90"/>
+              <w:left w:type="dxa" w:w="120"/>
+              <w:bottom w:type="dxa" w:w="90"/>
+              <w:right w:type="dxa" w:w="120"/>
+            </w:tcMar>
+            <w:vAlign w:val="center"/>
+          </w:tcPr>
+          <w:p>
+            <w:pPr>
+              <w:jc w:val="left"/>
+            </w:pPr>
+            <w:r>
+              <w:rPr>
+                <w:b w:val="false"/>
+                <w:bCs w:val="false"/>
+                <w:color w:val="000000"/>
+                <w:sz w:val="20"/>
+                <w:szCs w:val="20"/>
+              </w:rPr>
+              <w:t xml:space="preserve">옥탑 소화수조 인접</w:t>
+            </w:r>
+          </w:p>
+        </w:tc>
+        <w:tc>
+          <w:tcPr>
+            <w:tcW w:type="dxa" w:w="4550"/>
+            <w:tcMar>
+              <w:top w:type="dxa" w:w="90"/>
+              <w:left w:type="dxa" w:w="120"/>
+              <w:bottom w:type="dxa" w:w="90"/>
+              <w:right w:type="dxa" w:w="120"/>
+            </w:tcMar>
+            <w:vAlign w:val="center"/>
+          </w:tcPr>
+          <w:p>
+            <w:pPr>
+              <w:jc w:val="left"/>
+            </w:pPr>
+            <w:r>
+              <w:rPr>
+                <w:b w:val="false"/>
+                <w:bCs w:val="false"/>
+                <w:color w:val="000000"/>
+                <w:sz w:val="20"/>
+                <w:szCs w:val="20"/>
+              </w:rPr>
+              <w:t xml:space="preserve">옥탑 소화수조에 인접한 세대는 소음·진동 등 환경권 침해 발생 가능</w:t>
+            </w:r>
+          </w:p>
+        </w:tc>
+      </w:tr>
+      <w:tr>
+        <w:trPr>
+          <w:cantSplit/>
+        </w:trPr>
+        <w:tc>
+          <w:tcPr>
+            <w:tcW w:type="dxa" w:w="2300"/>
+            <w:shd w:fill="F7F3EA" w:val="clear"/>
+            <w:tcMar>
+              <w:top w:type="dxa" w:w="90"/>
+              <w:left w:type="dxa" w:w="120"/>
+              <w:bottom w:type="dxa" w:w="90"/>
+              <w:right w:type="dxa" w:w="120"/>
+            </w:tcMar>
+            <w:vAlign w:val="center"/>
+          </w:tcPr>
+          <w:p>
+            <w:pPr>
+              <w:jc w:val="left"/>
+            </w:pPr>
+            <w:r>
+              <w:rPr>
+                <w:b w:val="false"/>
+                <w:bCs w:val="false"/>
+                <w:color w:val="000000"/>
+                <w:sz w:val="20"/>
+                <w:szCs w:val="20"/>
+              </w:rPr>
+              <w:t xml:space="preserve">101·102·103·106·108·109·110·201·202·203·204·206·208·209·210·211동 (총 16개동)</w:t>
+            </w:r>
+          </w:p>
+        </w:tc>
+        <w:tc>
+          <w:tcPr>
+            <w:tcW w:type="dxa" w:w="2300"/>
+            <w:shd w:fill="F7F3EA" w:val="clear"/>
+            <w:tcMar>
+              <w:top w:type="dxa" w:w="90"/>
+              <w:left w:type="dxa" w:w="120"/>
+              <w:bottom w:type="dxa" w:w="90"/>
+              <w:right w:type="dxa" w:w="120"/>
+            </w:tcMar>
+            <w:vAlign w:val="center"/>
+          </w:tcPr>
+          <w:p>
+            <w:pPr>
+              <w:jc w:val="left"/>
+            </w:pPr>
+            <w:r>
+              <w:rPr>
+                <w:b w:val="false"/>
+                <w:bCs w:val="false"/>
+                <w:color w:val="000000"/>
+                <w:sz w:val="20"/>
+                <w:szCs w:val="20"/>
+              </w:rPr>
+              <w:t xml:space="preserve">이동통신설비</w:t>
+            </w:r>
+          </w:p>
+        </w:tc>
+        <w:tc>
+          <w:tcPr>
+            <w:tcW w:type="dxa" w:w="4550"/>
+            <w:shd w:fill="F7F3EA" w:val="clear"/>
+            <w:tcMar>
+              <w:top w:type="dxa" w:w="90"/>
+              <w:left w:type="dxa" w:w="120"/>
+              <w:bottom w:type="dxa" w:w="90"/>
+              <w:right w:type="dxa" w:w="120"/>
+            </w:tcMar>
+            <w:vAlign w:val="center"/>
+          </w:tcPr>
+          <w:p>
+            <w:pPr>
+              <w:jc w:val="left"/>
+            </w:pPr>
+            <w:r>
+              <w:rPr>
+                <w:b w:val="false"/>
+                <w:bCs w:val="false"/>
+                <w:color w:val="000000"/>
+                <w:sz w:val="20"/>
+                <w:szCs w:val="20"/>
+              </w:rPr>
+              <w:t xml:space="preserve">옥상층에 이동통신 중계기·옥외안테나 설치 예정 — 원문에 "추후 이의제기 불가" 명시</w:t>
+            </w:r>
+          </w:p>
+        </w:tc>
+      </w:tr>
+      <w:tr>
+        <w:trPr>
+          <w:cantSplit/>
+        </w:trPr>
+        <w:tc>
+          <w:tcPr>
+            <w:tcW w:type="dxa" w:w="2300"/>
+            <w:tcMar>
+              <w:top w:type="dxa" w:w="90"/>
+              <w:left w:type="dxa" w:w="120"/>
+              <w:bottom w:type="dxa" w:w="90"/>
+              <w:right w:type="dxa" w:w="120"/>
+            </w:tcMar>
+            <w:vAlign w:val="center"/>
+          </w:tcPr>
+          <w:p>
+            <w:pPr>
+              <w:jc w:val="left"/>
+            </w:pPr>
+            <w:r>
+              <w:rPr>
+                <w:b w:val="false"/>
+                <w:bCs w:val="false"/>
+                <w:color w:val="000000"/>
+                <w:sz w:val="20"/>
+                <w:szCs w:val="20"/>
+              </w:rPr>
+              <w:t xml:space="preserve">11-2R구역 전체</w:t>
+            </w:r>
+          </w:p>
+        </w:tc>
+        <w:tc>
+          <w:tcPr>
+            <w:tcW w:type="dxa" w:w="2300"/>
+            <w:tcMar>
+              <w:top w:type="dxa" w:w="90"/>
+              <w:left w:type="dxa" w:w="120"/>
+              <w:bottom w:type="dxa" w:w="90"/>
+              <w:right w:type="dxa" w:w="120"/>
+            </w:tcMar>
+            <w:vAlign w:val="center"/>
+          </w:tcPr>
+          <w:p>
+            <w:pPr>
+              <w:jc w:val="left"/>
+            </w:pPr>
+            <w:r>
+              <w:rPr>
+                <w:b w:val="false"/>
+                <w:bCs w:val="false"/>
+                <w:color w:val="000000"/>
+                <w:sz w:val="20"/>
+                <w:szCs w:val="20"/>
+              </w:rPr>
+              <w:t xml:space="preserve">교통 접근성</w:t>
+            </w:r>
+          </w:p>
+        </w:tc>
+        <w:tc>
+          <w:tcPr>
+            <w:tcW w:type="dxa" w:w="4550"/>
+            <w:tcMar>
+              <w:top w:type="dxa" w:w="90"/>
+              <w:left w:type="dxa" w:w="120"/>
+              <w:bottom w:type="dxa" w:w="90"/>
+              <w:right w:type="dxa" w:w="120"/>
+            </w:tcMar>
+            <w:vAlign w:val="center"/>
+          </w:tcPr>
+          <w:p>
+            <w:pPr>
+              <w:jc w:val="left"/>
+            </w:pPr>
+            <w:r>
+              <w:rPr>
+                <w:b w:val="false"/>
+                <w:bCs w:val="false"/>
+                <w:color w:val="000000"/>
+                <w:sz w:val="20"/>
+                <w:szCs w:val="20"/>
+              </w:rPr>
+              <w:t xml:space="preserve">인접 제12R구역 재개발사업으로 차량 진출입로가 막혀 버스노선이 '오리로'로 우회할 수 있음</w:t>
+            </w:r>
+          </w:p>
+        </w:tc>
+      </w:tr>
+    </w:tbl>
+    <w:p>
+      <w:pPr>
+        <w:keepNext/>
+        <w:keepLines/>
+        <w:pBdr>
+          <w:left w:val="single" w:color="C89B3C" w:sz="18" w:space="6"/>
+        </w:pBdr>
+        <w:spacing w:after="100" w:before="240" w:line="276" w:lineRule="auto"/>
+        <w:ind w:left="80"/>
+      </w:pPr>
+      <w:r>
+        <w:rPr>
+          <w:b/>
+          <w:bCs/>
+          <w:color w:val="1F3864"/>
+          <w:sz w:val="22"/>
+          <w:szCs w:val="22"/>
+        </w:rPr>
+        <w:t xml:space="preserve">원문 인용 (동별 근거 문구)</w:t>
+      </w:r>
+    </w:p>
+    <w:p>
+      <w:pPr>
+        <w:keepNext/>
+        <w:keepLines/>
+        <w:spacing w:after="60" w:before="160" w:line="276" w:lineRule="auto"/>
+      </w:pPr>
+      <w:r>
+        <w:rPr>
+          <w:b/>
+          <w:bCs/>
+          <w:color w:val="595959"/>
+          <w:sz w:val="16"/>
+          <w:szCs w:val="16"/>
+        </w:rPr>
+        <w:t xml:space="preserve">원문 인용</w:t>
+      </w:r>
+    </w:p>
+    <w:p>
+      <w:pPr>
+        <w:keepNext/>
+        <w:keepLines/>
+        <w:pBdr>
+          <w:top w:val="single" w:color="E2DED4" w:sz="4"/>
+          <w:bottom w:val="single" w:color="E2DED4" w:sz="4"/>
+          <w:left w:val="single" w:color="E2DED4" w:sz="4"/>
+          <w:right w:val="single" w:color="E2DED4" w:sz="4"/>
+        </w:pBdr>
+        <w:shd w:fill="F7F3EA" w:val="clear"/>
+        <w:spacing w:after="160" w:before="100" w:line="288" w:lineRule="auto"/>
+        <w:ind w:left="160" w:right="160"/>
+      </w:pPr>
+      <w:r>
+        <w:rPr>
+          <w:color w:val="2B2E33"/>
+          <w:sz w:val="20"/>
+          <w:szCs w:val="20"/>
+        </w:rPr>
+        <w:t xml:space="preserve">“특히, 11-1R 지하주차장 및 104, 105동, 204, 205, 212동과 인접하여 7호선(광명사거리역)이 운행되고 있으므로 이를 인지하여 청약 신청 및 계약 체결하시기 바랍니다. 지하층 구조 및 흙막이 설계는 지하철 7호선 인접에 따른 영향으로 실시설계 시 상세한 검토 및 시공계획에 의해 변경 또는 증감이 발생할 수 있음을 반드시 확인하고 청약 및 계약하시기 바랍니다.”</w:t>
+      </w:r>
+    </w:p>
+    <w:p>
+      <w:pPr>
+        <w:keepNext/>
+        <w:keepLines/>
+        <w:spacing w:after="60" w:before="160" w:line="276" w:lineRule="auto"/>
+      </w:pPr>
+      <w:r>
+        <w:rPr>
+          <w:b/>
+          <w:bCs/>
+          <w:color w:val="595959"/>
+          <w:sz w:val="16"/>
+          <w:szCs w:val="16"/>
+        </w:rPr>
+        <w:t xml:space="preserve">원문 인용</w:t>
+      </w:r>
+    </w:p>
+    <w:p>
+      <w:pPr>
+        <w:keepNext/>
+        <w:keepLines/>
+        <w:pBdr>
+          <w:top w:val="single" w:color="E2DED4" w:sz="4"/>
+          <w:bottom w:val="single" w:color="E2DED4" w:sz="4"/>
+          <w:left w:val="single" w:color="E2DED4" w:sz="4"/>
+          <w:right w:val="single" w:color="E2DED4" w:sz="4"/>
+        </w:pBdr>
+        <w:shd w:fill="F7F3EA" w:val="clear"/>
+        <w:spacing w:after="160" w:before="100" w:line="288" w:lineRule="auto"/>
+        <w:ind w:left="160" w:right="160"/>
+      </w:pPr>
+      <w:r>
+        <w:rPr>
+          <w:color w:val="2B2E33"/>
+          <w:sz w:val="20"/>
+          <w:szCs w:val="20"/>
+        </w:rPr>
+        <w:t xml:space="preserve">“옥탑 소화수조(203동, 103동 옥상)에 인접한 세대의 소음, 진동 등으로 인한 환경권 침해가 발생할 수 있습니다.”</w:t>
+      </w:r>
+    </w:p>
+    <w:p>
+      <w:pPr>
+        <w:keepNext/>
+        <w:keepLines/>
+        <w:spacing w:after="60" w:before="160" w:line="276" w:lineRule="auto"/>
+      </w:pPr>
+      <w:r>
+        <w:rPr>
+          <w:b/>
+          <w:bCs/>
+          <w:color w:val="595959"/>
+          <w:sz w:val="16"/>
+          <w:szCs w:val="16"/>
+        </w:rPr>
+        <w:t xml:space="preserve">원문 인용</w:t>
+      </w:r>
+    </w:p>
+    <w:p>
+      <w:pPr>
+        <w:keepNext/>
+        <w:keepLines/>
+        <w:pBdr>
+          <w:top w:val="single" w:color="E2DED4" w:sz="4"/>
+          <w:bottom w:val="single" w:color="E2DED4" w:sz="4"/>
+          <w:left w:val="single" w:color="E2DED4" w:sz="4"/>
+          <w:right w:val="single" w:color="E2DED4" w:sz="4"/>
+        </w:pBdr>
+        <w:shd w:fill="F7F3EA" w:val="clear"/>
+        <w:spacing w:after="160" w:before="100" w:line="288" w:lineRule="auto"/>
+        <w:ind w:left="160" w:right="160"/>
+      </w:pPr>
+      <w:r>
+        <w:rPr>
+          <w:color w:val="2B2E33"/>
+          <w:sz w:val="20"/>
+          <w:szCs w:val="20"/>
+        </w:rPr>
+        <w:t xml:space="preserve">“단지 내에 기간통신사업자의 이동통신 중계기 및 옥외안테나가 설치 될 예정이며... 추후 이에 대한 문제를 제기할 수 없음을 사전 안내 드립니다. ※ 이동통신설비 설치 예정 위치 — 옥외안테나·중계장치(옥상층): 101동, 102동, 103동, 106동, 108동, 109동, 110동, 201동, 202동, 203동, 204동, 206동, 208동, 209동, 210동, 211동”</w:t>
+      </w:r>
+    </w:p>
+    <w:p>
+      <w:pPr>
+        <w:keepNext/>
+        <w:keepLines/>
+        <w:spacing w:after="60" w:before="160" w:line="276" w:lineRule="auto"/>
+      </w:pPr>
+      <w:r>
+        <w:rPr>
+          <w:b/>
+          <w:bCs/>
+          <w:color w:val="595959"/>
+          <w:sz w:val="16"/>
+          <w:szCs w:val="16"/>
+        </w:rPr>
+        <w:t xml:space="preserve">원문 인용</w:t>
+      </w:r>
+    </w:p>
+    <w:p>
+      <w:pPr>
+        <w:keepNext/>
+        <w:keepLines/>
+        <w:pBdr>
+          <w:top w:val="single" w:color="E2DED4" w:sz="4"/>
+          <w:bottom w:val="single" w:color="E2DED4" w:sz="4"/>
+          <w:left w:val="single" w:color="E2DED4" w:sz="4"/>
+          <w:right w:val="single" w:color="E2DED4" w:sz="4"/>
+        </w:pBdr>
+        <w:shd w:fill="F7F3EA" w:val="clear"/>
+        <w:spacing w:after="160" w:before="100" w:line="288" w:lineRule="auto"/>
+        <w:ind w:left="160" w:right="160"/>
+      </w:pPr>
+      <w:r>
+        <w:rPr>
+          <w:color w:val="2B2E33"/>
+          <w:sz w:val="20"/>
+          <w:szCs w:val="20"/>
+        </w:rPr>
+        <w:t xml:space="preserve">“본 아파트 11-2R구역 일대는, 제12R구역 재개발사업계획에 따라 차량 진출입로가 막힌 도로가 될 수 있으며, 차량 진출입로가 막히게 되면 기존 운행 중인 버스노선이 사업구역을 벗어나 '오리로'로 우회할 수 밖에 없는 상황입니다.”</w:t>
+      </w:r>
+    </w:p>
+    <w:p>
+      <w:pPr>
+        <w:keepLines/>
+        <w:pBdr>
+          <w:left w:val="single" w:color="2E5395" w:sz="28"/>
+        </w:pBdr>
+        <w:shd w:fill="EDF1F8" w:val="clear"/>
+        <w:spacing w:after="260" w:before="40" w:line="280" w:lineRule="auto"/>
+        <w:ind w:left="140"/>
+      </w:pPr>
+      <w:r>
+        <w:rPr>
+          <w:b/>
+          <w:bCs/>
+          <w:color w:val="1F3864"/>
+        </w:rPr>
+        <w:t xml:space="preserve">✓  </w:t>
+      </w:r>
+      <w:r>
+        <w:rPr>
+          <w:b/>
+          <w:bCs/>
+          <w:color w:val="2E5395"/>
+        </w:rPr>
+        <w:t xml:space="preserve">법무법인제이엘 검토   </w:t>
+      </w:r>
+      <w:r>
+        <w:t xml:space="preserve">개선요청: 위 동에 해당하는 입주예정자에게는 계약 전 개별 안내문을 발송하여 해당 동의 특수사항을 명확히 인지한 상태에서 계약이 이루어지도록 해 줄 것을 요청합니다.</w:t>
+      </w:r>
+    </w:p>
+    <w:p>
+      <w:pPr>
+        <w:keepNext/>
+        <w:spacing w:after="0" w:before="420"/>
+      </w:pPr>
+      <w:r>
+        <w:t xml:space="preserve"/>
+      </w:r>
+    </w:p>
+    <w:tbl>
+      <w:tblPr>
+        <w:tblW w:type="dxa" w:w="9350"/>
+        <w:tblBorders>
+          <w:top w:val="single" w:color="auto" w:sz="4"/>
+          <w:left w:val="single" w:color="auto" w:sz="4"/>
+          <w:bottom w:val="single" w:color="auto" w:sz="4"/>
+          <w:right w:val="single" w:color="auto" w:sz="4"/>
+          <w:insideH w:val="single" w:color="auto" w:sz="4"/>
+          <w:insideV w:val="single" w:color="auto" w:sz="4"/>
+        </w:tblBorders>
+      </w:tblPr>
+      <w:tblGrid>
+        <w:gridCol w:w="9350"/>
+      </w:tblGrid>
+      <w:tr>
+        <w:trPr>
+          <w:cantSplit/>
+        </w:trPr>
+        <w:tc>
+          <w:tcPr>
+            <w:tcW w:type="dxa" w:w="9350"/>
+            <w:tcBorders>
+              <w:bottom w:val="single" w:color="C89B3C" w:sz="24"/>
+            </w:tcBorders>
+            <w:shd w:fill="1F3864" w:val="clear"/>
+            <w:tcMar>
+              <w:top w:type="dxa" w:w="140"/>
+              <w:left w:type="dxa" w:w="200"/>
+              <w:bottom w:type="dxa" w:w="140"/>
+              <w:right w:type="dxa" w:w="200"/>
+            </w:tcMar>
+          </w:tcPr>
+          <w:p>
+            <w:r>
+              <w:rPr>
+                <w:b/>
+                <w:bCs/>
+                <w:color w:val="C89B3C"/>
+                <w:sz w:val="24"/>
+                <w:szCs w:val="24"/>
+              </w:rPr>
+              <w:t xml:space="preserve">4   </w:t>
+            </w:r>
+            <w:r>
+              <w:rPr>
+                <w:b/>
+                <w:bCs/>
+                <w:color w:val="FFFFFF"/>
+                <w:sz w:val="24"/>
+                <w:szCs w:val="24"/>
+              </w:rPr>
+              <w:t xml:space="preserve">입지 분석</w:t>
+            </w:r>
+          </w:p>
+        </w:tc>
+      </w:tr>
+    </w:tbl>
+    <w:p>
+      <w:pPr>
+        <w:keepNext/>
+        <w:spacing w:after="0" w:before="160"/>
+      </w:pPr>
+      <w:r>
+        <w:t xml:space="preserve"/>
+      </w:r>
+    </w:p>
+    <w:p>
+      <w:pPr>
+        <w:keepLines/>
+        <w:spacing w:after="120" w:line="276" w:lineRule="auto"/>
+      </w:pPr>
+      <w:r>
+        <w:t xml:space="preserve">카카오맵 로컬 API 실측 조회 및 V-World 용도지역 API 실측 폴리곤 데이터를 교차검증하여 입지를 평가하였습니다.</w:t>
+      </w:r>
+    </w:p>
+    <w:tbl>
+      <w:tblPr>
+        <w:tblW w:type="dxa" w:w="9350"/>
+        <w:tblBorders>
+          <w:top w:val="single" w:color="E2DED4" w:sz="4"/>
+          <w:left w:val="single" w:color="E2DED4" w:sz="4"/>
+          <w:bottom w:val="single" w:color="E2DED4" w:sz="4"/>
+          <w:right w:val="single" w:color="E2DED4" w:sz="4"/>
+          <w:insideH w:val="single" w:color="E2DED4" w:sz="4"/>
+          <w:insideV w:val="single" w:color="E2DED4" w:sz="4"/>
+        </w:tblBorders>
+      </w:tblPr>
+      <w:tblGrid>
         <w:gridCol w:w="2200"/>
         <w:gridCol w:w="1400"/>
         <w:gridCol w:w="5750"/>
@@ -2744,7 +3344,7 @@
         <w:tc>
           <w:tcPr>
             <w:tcW w:type="dxa" w:w="2200"/>
-            <w:shd w:fill="F7F3EA" w:val="clear"/>
+            <w:shd w:fill="EAF3EA" w:val="clear"/>
             <w:tcMar>
               <w:top w:type="dxa" w:w="90"/>
               <w:left w:type="dxa" w:w="120"/>
@@ -2772,7 +3372,7 @@
         <w:tc>
           <w:tcPr>
             <w:tcW w:type="dxa" w:w="1400"/>
-            <w:shd w:fill="F7F3EA" w:val="clear"/>
+            <w:shd w:fill="EAF3EA" w:val="clear"/>
             <w:tcMar>
               <w:top w:type="dxa" w:w="90"/>
               <w:left w:type="dxa" w:w="120"/>
@@ -2800,7 +3400,7 @@
         <w:tc>
           <w:tcPr>
             <w:tcW w:type="dxa" w:w="5750"/>
-            <w:shd w:fill="F7F3EA" w:val="clear"/>
+            <w:shd w:fill="EAF3EA" w:val="clear"/>
             <w:tcMar>
               <w:top w:type="dxa" w:w="90"/>
               <w:left w:type="dxa" w:w="120"/>
@@ -2833,6 +3433,7 @@
         <w:tc>
           <w:tcPr>
             <w:tcW w:type="dxa" w:w="2200"/>
+            <w:shd w:fill="EAF3EA" w:val="clear"/>
             <w:tcMar>
               <w:top w:type="dxa" w:w="90"/>
               <w:left w:type="dxa" w:w="120"/>
@@ -2860,6 +3461,7 @@
         <w:tc>
           <w:tcPr>
             <w:tcW w:type="dxa" w:w="1400"/>
+            <w:shd w:fill="EAF3EA" w:val="clear"/>
             <w:tcMar>
               <w:top w:type="dxa" w:w="90"/>
               <w:left w:type="dxa" w:w="120"/>
@@ -2887,6 +3489,7 @@
         <w:tc>
           <w:tcPr>
             <w:tcW w:type="dxa" w:w="5750"/>
+            <w:shd w:fill="EAF3EA" w:val="clear"/>
             <w:tcMar>
               <w:top w:type="dxa" w:w="90"/>
               <w:left w:type="dxa" w:w="120"/>
@@ -3008,6 +3611,7 @@
         <w:tc>
           <w:tcPr>
             <w:tcW w:type="dxa" w:w="2200"/>
+            <w:shd w:fill="FBEAEA" w:val="clear"/>
             <w:tcMar>
               <w:top w:type="dxa" w:w="90"/>
               <w:left w:type="dxa" w:w="120"/>
@@ -3035,6 +3639,7 @@
         <w:tc>
           <w:tcPr>
             <w:tcW w:type="dxa" w:w="1400"/>
+            <w:shd w:fill="FBEAEA" w:val="clear"/>
             <w:tcMar>
               <w:top w:type="dxa" w:w="90"/>
               <w:left w:type="dxa" w:w="120"/>
@@ -3062,6 +3667,7 @@
         <w:tc>
           <w:tcPr>
             <w:tcW w:type="dxa" w:w="5750"/>
+            <w:shd w:fill="FBEAEA" w:val="clear"/>
             <w:tcMar>
               <w:top w:type="dxa" w:w="90"/>
               <w:left w:type="dxa" w:w="120"/>
@@ -3094,7 +3700,7 @@
         <w:tc>
           <w:tcPr>
             <w:tcW w:type="dxa" w:w="2200"/>
-            <w:shd w:fill="F7F3EA" w:val="clear"/>
+            <w:shd w:fill="FBEAEA" w:val="clear"/>
             <w:tcMar>
               <w:top w:type="dxa" w:w="90"/>
               <w:left w:type="dxa" w:w="120"/>
@@ -3122,7 +3728,7 @@
         <w:tc>
           <w:tcPr>
             <w:tcW w:type="dxa" w:w="1400"/>
-            <w:shd w:fill="F7F3EA" w:val="clear"/>
+            <w:shd w:fill="FBEAEA" w:val="clear"/>
             <w:tcMar>
               <w:top w:type="dxa" w:w="90"/>
               <w:left w:type="dxa" w:w="120"/>
@@ -3150,7 +3756,7 @@
         <w:tc>
           <w:tcPr>
             <w:tcW w:type="dxa" w:w="5750"/>
-            <w:shd w:fill="F7F3EA" w:val="clear"/>
+            <w:shd w:fill="FBEAEA" w:val="clear"/>
             <w:tcMar>
               <w:top w:type="dxa" w:w="90"/>
               <w:left w:type="dxa" w:w="120"/>
@@ -3323,22 +3929,40 @@
       <w:pPr>
         <w:keepNext/>
         <w:keepLines/>
+        <w:spacing w:after="60" w:before="160" w:line="276" w:lineRule="auto"/>
+      </w:pPr>
+      <w:r>
+        <w:rPr>
+          <w:b/>
+          <w:bCs/>
+          <w:color w:val="595959"/>
+          <w:sz w:val="16"/>
+          <w:szCs w:val="16"/>
+        </w:rPr>
+        <w:t xml:space="preserve">원문 인용</w:t>
+      </w:r>
+    </w:p>
+    <w:p>
+      <w:pPr>
+        <w:keepNext/>
+        <w:keepLines/>
         <w:pBdr>
-          <w:left w:val="single" w:color="999999" w:sz="16" w:space="8"/>
+          <w:top w:val="single" w:color="E2DED4" w:sz="4"/>
+          <w:bottom w:val="single" w:color="E2DED4" w:sz="4"/>
+          <w:left w:val="single" w:color="E2DED4" w:sz="4"/>
+          <w:right w:val="single" w:color="E2DED4" w:sz="4"/>
         </w:pBdr>
-        <w:shd w:fill="F2F2F2" w:val="clear"/>
-        <w:spacing w:after="100" w:before="100" w:line="276" w:lineRule="auto"/>
-        <w:ind w:left="100"/>
+        <w:shd w:fill="F7F3EA" w:val="clear"/>
+        <w:spacing w:after="160" w:before="100" w:line="288" w:lineRule="auto"/>
+        <w:ind w:left="160" w:right="160"/>
       </w:pPr>
       <w:r>
         <w:rPr>
-          <w:i/>
-          <w:iCs/>
-          <w:color w:val="595959"/>
+          <w:color w:val="2B2E33"/>
           <w:sz w:val="20"/>
           <w:szCs w:val="20"/>
         </w:rPr>
-        <w:t xml:space="preserve">"본 아파트는 단지 배치상 동별, 향별, 층별 차이 및 세대 상호 간의 향⋅층에 따라 일조권, 조망권, 환경권(소음⋅진동 등) 및 사생활이 침해당할 수 있으므로 이 사실을 사전에 충분히 확인한 후 청약신청 및 계약을 체결하여야 합니다."</w:t>
+        <w:t xml:space="preserve">“본 아파트는 단지 배치상 동별, 향별, 층별 차이 및 세대 상호 간의 향⋅층에 따라 일조권, 조망권, 환경권(소음⋅진동 등) 및 사생활이 침해당할 수 있으므로 이 사실을 사전에 충분히 확인한 후 청약신청 및 계약을 체결하여야 합니다.”</w:t>
       </w:r>
     </w:p>
     <w:p>
@@ -3348,9 +3972,17 @@
           <w:left w:val="single" w:color="2E5395" w:sz="28"/>
         </w:pBdr>
         <w:shd w:fill="EDF1F8" w:val="clear"/>
-        <w:spacing w:after="240" w:before="100" w:line="276" w:lineRule="auto"/>
+        <w:spacing w:after="260" w:before="40" w:line="280" w:lineRule="auto"/>
         <w:ind w:left="140"/>
       </w:pPr>
+      <w:r>
+        <w:rPr>
+          <w:b/>
+          <w:bCs/>
+          <w:color w:val="1F3864"/>
+        </w:rPr>
+        <w:t xml:space="preserve">✓  </w:t>
+      </w:r>
       <w:r>
         <w:rPr>
           <w:b/>
@@ -3494,22 +4126,40 @@
       <w:pPr>
         <w:keepNext/>
         <w:keepLines/>
+        <w:spacing w:after="60" w:before="160" w:line="276" w:lineRule="auto"/>
+      </w:pPr>
+      <w:r>
+        <w:rPr>
+          <w:b/>
+          <w:bCs/>
+          <w:color w:val="595959"/>
+          <w:sz w:val="16"/>
+          <w:szCs w:val="16"/>
+        </w:rPr>
+        <w:t xml:space="preserve">원문 인용</w:t>
+      </w:r>
+    </w:p>
+    <w:p>
+      <w:pPr>
+        <w:keepNext/>
+        <w:keepLines/>
         <w:pBdr>
-          <w:left w:val="single" w:color="999999" w:sz="16" w:space="8"/>
+          <w:top w:val="single" w:color="E2DED4" w:sz="4"/>
+          <w:bottom w:val="single" w:color="E2DED4" w:sz="4"/>
+          <w:left w:val="single" w:color="E2DED4" w:sz="4"/>
+          <w:right w:val="single" w:color="E2DED4" w:sz="4"/>
         </w:pBdr>
-        <w:shd w:fill="F2F2F2" w:val="clear"/>
-        <w:spacing w:after="100" w:before="100" w:line="276" w:lineRule="auto"/>
-        <w:ind w:left="100"/>
+        <w:shd w:fill="F7F3EA" w:val="clear"/>
+        <w:spacing w:after="160" w:before="100" w:line="288" w:lineRule="auto"/>
+        <w:ind w:left="160" w:right="160"/>
       </w:pPr>
       <w:r>
         <w:rPr>
-          <w:i/>
-          <w:iCs/>
-          <w:color w:val="595959"/>
+          <w:color w:val="2B2E33"/>
           <w:sz w:val="20"/>
           <w:szCs w:val="20"/>
         </w:rPr>
-        <w:t xml:space="preserve">"■ 내진성능 및 능력 공개 — 본 아파트는 「건축법」 제48조 및 제48조의3에 따른 건축물의 내진성능 확보 여부와 내진능력 공개에 의거 메르칼리 진도 등급을 기준으로 내진능력을 아래와 같이 공개합니다. [표] 내진능력 109~110, 209동 VII-0.197g / 101~108동, 201~208동, 210~212동 VII-0.204g / 301~303동 VII-0.158g ※ 내진능력 : 건축물이 지진 발생 시에 견딜 수 있는 능력."</w:t>
+        <w:t xml:space="preserve">“■ 내진성능 및 능력 공개 — 본 아파트는 「건축법」 제48조 및 제48조의3에 따른 건축물의 내진성능 확보 여부와 내진능력 공개에 의거 메르칼리 진도 등급을 기준으로 내진능력을 아래와 같이 공개합니다. [표] 내진능력 109~110, 209동 VII-0.197g / 101~108동, 201~208동, 210~212동 VII-0.204g / 301~303동 VII-0.158g ※ 내진능력 : 건축물이 지진 발생 시에 견딜 수 있는 능력.”</w:t>
       </w:r>
     </w:p>
     <w:p>
@@ -3525,12 +4175,12 @@
       <w:tblPr>
         <w:tblW w:type="dxa" w:w="8750"/>
         <w:tblBorders>
-          <w:top w:val="single" w:color="auto" w:sz="4"/>
-          <w:left w:val="single" w:color="auto" w:sz="4"/>
-          <w:bottom w:val="single" w:color="auto" w:sz="4"/>
-          <w:right w:val="single" w:color="auto" w:sz="4"/>
-          <w:insideH w:val="single" w:color="auto" w:sz="4"/>
-          <w:insideV w:val="single" w:color="auto" w:sz="4"/>
+          <w:top w:val="single" w:color="E2DED4" w:sz="4"/>
+          <w:left w:val="single" w:color="E2DED4" w:sz="4"/>
+          <w:bottom w:val="single" w:color="E2DED4" w:sz="4"/>
+          <w:right w:val="single" w:color="E2DED4" w:sz="4"/>
+          <w:insideH w:val="single" w:color="E2DED4" w:sz="4"/>
+          <w:insideV w:val="single" w:color="E2DED4" w:sz="4"/>
         </w:tblBorders>
       </w:tblPr>
       <w:tblGrid>
@@ -3899,9 +4549,17 @@
           <w:left w:val="single" w:color="2E5395" w:sz="28"/>
         </w:pBdr>
         <w:shd w:fill="EDF1F8" w:val="clear"/>
-        <w:spacing w:after="240" w:before="100" w:line="276" w:lineRule="auto"/>
+        <w:spacing w:after="260" w:before="40" w:line="280" w:lineRule="auto"/>
         <w:ind w:left="140"/>
       </w:pPr>
+      <w:r>
+        <w:rPr>
+          <w:b/>
+          <w:bCs/>
+          <w:color w:val="1F3864"/>
+        </w:rPr>
+        <w:t xml:space="preserve">✓  </w:t>
+      </w:r>
       <w:r>
         <w:rPr>
           <w:b/>
@@ -3939,12 +4597,12 @@
       <w:tblPr>
         <w:tblW w:type="dxa" w:w="8750"/>
         <w:tblBorders>
-          <w:top w:val="single" w:color="auto" w:sz="4"/>
-          <w:left w:val="single" w:color="auto" w:sz="4"/>
-          <w:bottom w:val="single" w:color="auto" w:sz="4"/>
-          <w:right w:val="single" w:color="auto" w:sz="4"/>
-          <w:insideH w:val="single" w:color="auto" w:sz="4"/>
-          <w:insideV w:val="single" w:color="auto" w:sz="4"/>
+          <w:top w:val="single" w:color="E2DED4" w:sz="4"/>
+          <w:left w:val="single" w:color="E2DED4" w:sz="4"/>
+          <w:bottom w:val="single" w:color="E2DED4" w:sz="4"/>
+          <w:right w:val="single" w:color="E2DED4" w:sz="4"/>
+          <w:insideH w:val="single" w:color="E2DED4" w:sz="4"/>
+          <w:insideV w:val="single" w:color="E2DED4" w:sz="4"/>
         </w:tblBorders>
       </w:tblPr>
       <w:tblGrid>
@@ -4318,22 +4976,40 @@
       <w:pPr>
         <w:keepNext/>
         <w:keepLines/>
+        <w:spacing w:after="60" w:before="160" w:line="276" w:lineRule="auto"/>
+      </w:pPr>
+      <w:r>
+        <w:rPr>
+          <w:b/>
+          <w:bCs/>
+          <w:color w:val="595959"/>
+          <w:sz w:val="16"/>
+          <w:szCs w:val="16"/>
+        </w:rPr>
+        <w:t xml:space="preserve">원문 인용</w:t>
+      </w:r>
+    </w:p>
+    <w:p>
+      <w:pPr>
+        <w:keepNext/>
+        <w:keepLines/>
         <w:pBdr>
-          <w:left w:val="single" w:color="999999" w:sz="16" w:space="8"/>
+          <w:top w:val="single" w:color="E2DED4" w:sz="4"/>
+          <w:bottom w:val="single" w:color="E2DED4" w:sz="4"/>
+          <w:left w:val="single" w:color="E2DED4" w:sz="4"/>
+          <w:right w:val="single" w:color="E2DED4" w:sz="4"/>
         </w:pBdr>
-        <w:shd w:fill="F2F2F2" w:val="clear"/>
-        <w:spacing w:after="100" w:before="100" w:line="276" w:lineRule="auto"/>
-        <w:ind w:left="100"/>
+        <w:shd w:fill="F7F3EA" w:val="clear"/>
+        <w:spacing w:after="160" w:before="100" w:line="288" w:lineRule="auto"/>
+        <w:ind w:left="160" w:right="160"/>
       </w:pPr>
       <w:r>
         <w:rPr>
-          <w:i/>
-          <w:iCs/>
-          <w:color w:val="595959"/>
+          <w:color w:val="2B2E33"/>
           <w:sz w:val="20"/>
           <w:szCs w:val="20"/>
         </w:rPr>
-        <w:t xml:space="preserve">"화재 시 대피할 수 있는 하향식 피난구는... 하향식 피난구로 인해 층간소음 및 방범상의 문제가 발생할 수 있으나 인·허가상 불가피한 사항이므로 시공자가 책임지지 않으며, 또한 하향식 피난구를 통해 소음 및 누수가 발생할 수 있습니다."</w:t>
+        <w:t xml:space="preserve">“화재 시 대피할 수 있는 하향식 피난구는... 하향식 피난구로 인해 층간소음 및 방범상의 문제가 발생할 수 있으나 인·허가상 불가피한 사항이므로 시공자가 책임지지 않으며, 또한 하향식 피난구를 통해 소음 및 누수가 발생할 수 있습니다.”</w:t>
       </w:r>
     </w:p>
     <w:p>
@@ -4343,9 +5019,17 @@
           <w:left w:val="single" w:color="2E5395" w:sz="28"/>
         </w:pBdr>
         <w:shd w:fill="EDF1F8" w:val="clear"/>
-        <w:spacing w:after="240" w:before="100" w:line="276" w:lineRule="auto"/>
+        <w:spacing w:after="260" w:before="40" w:line="280" w:lineRule="auto"/>
         <w:ind w:left="140"/>
       </w:pPr>
+      <w:r>
+        <w:rPr>
+          <w:b/>
+          <w:bCs/>
+          <w:color w:val="1F3864"/>
+        </w:rPr>
+        <w:t xml:space="preserve">✓  </w:t>
+      </w:r>
       <w:r>
         <w:rPr>
           <w:b/>
@@ -4383,12 +5067,12 @@
       <w:tblPr>
         <w:tblW w:type="dxa" w:w="8750"/>
         <w:tblBorders>
-          <w:top w:val="single" w:color="auto" w:sz="4"/>
-          <w:left w:val="single" w:color="auto" w:sz="4"/>
-          <w:bottom w:val="single" w:color="auto" w:sz="4"/>
-          <w:right w:val="single" w:color="auto" w:sz="4"/>
-          <w:insideH w:val="single" w:color="auto" w:sz="4"/>
-          <w:insideV w:val="single" w:color="auto" w:sz="4"/>
+          <w:top w:val="single" w:color="E2DED4" w:sz="4"/>
+          <w:left w:val="single" w:color="E2DED4" w:sz="4"/>
+          <w:bottom w:val="single" w:color="E2DED4" w:sz="4"/>
+          <w:right w:val="single" w:color="E2DED4" w:sz="4"/>
+          <w:insideH w:val="single" w:color="E2DED4" w:sz="4"/>
+          <w:insideV w:val="single" w:color="E2DED4" w:sz="4"/>
         </w:tblBorders>
       </w:tblPr>
       <w:tblGrid>
@@ -4762,22 +5446,40 @@
       <w:pPr>
         <w:keepNext/>
         <w:keepLines/>
+        <w:spacing w:after="60" w:before="160" w:line="276" w:lineRule="auto"/>
+      </w:pPr>
+      <w:r>
+        <w:rPr>
+          <w:b/>
+          <w:bCs/>
+          <w:color w:val="595959"/>
+          <w:sz w:val="16"/>
+          <w:szCs w:val="16"/>
+        </w:rPr>
+        <w:t xml:space="preserve">원문 인용</w:t>
+      </w:r>
+    </w:p>
+    <w:p>
+      <w:pPr>
+        <w:keepNext/>
+        <w:keepLines/>
         <w:pBdr>
-          <w:left w:val="single" w:color="999999" w:sz="16" w:space="8"/>
+          <w:top w:val="single" w:color="E2DED4" w:sz="4"/>
+          <w:bottom w:val="single" w:color="E2DED4" w:sz="4"/>
+          <w:left w:val="single" w:color="E2DED4" w:sz="4"/>
+          <w:right w:val="single" w:color="E2DED4" w:sz="4"/>
         </w:pBdr>
-        <w:shd w:fill="F2F2F2" w:val="clear"/>
-        <w:spacing w:after="100" w:before="100" w:line="276" w:lineRule="auto"/>
-        <w:ind w:left="100"/>
+        <w:shd w:fill="F7F3EA" w:val="clear"/>
+        <w:spacing w:after="160" w:before="100" w:line="288" w:lineRule="auto"/>
+        <w:ind w:left="160" w:right="160"/>
       </w:pPr>
       <w:r>
         <w:rPr>
-          <w:i/>
-          <w:iCs/>
-          <w:color w:val="595959"/>
+          <w:color w:val="2B2E33"/>
           <w:sz w:val="20"/>
           <w:szCs w:val="20"/>
         </w:rPr>
-        <w:t xml:space="preserve">"단지 내 조경식재, 수경시설, 조경시설물, 야간조명 및 외벽 로고설치 등의 관리에 따른 유지, 보수, 관리 일체의 비용은 관리규약에 따르며... 이는 입주자 부담입니다."</w:t>
+        <w:t xml:space="preserve">“단지 내 조경식재, 수경시설, 조경시설물, 야간조명 및 외벽 로고설치 등의 관리에 따른 유지, 보수, 관리 일체의 비용은 관리규약에 따르며... 이는 입주자 부담입니다.”</w:t>
       </w:r>
     </w:p>
     <w:p>
@@ -4787,9 +5489,17 @@
           <w:left w:val="single" w:color="2E5395" w:sz="28"/>
         </w:pBdr>
         <w:shd w:fill="EDF1F8" w:val="clear"/>
-        <w:spacing w:after="240" w:before="100" w:line="276" w:lineRule="auto"/>
+        <w:spacing w:after="260" w:before="40" w:line="280" w:lineRule="auto"/>
         <w:ind w:left="140"/>
       </w:pPr>
+      <w:r>
+        <w:rPr>
+          <w:b/>
+          <w:bCs/>
+          <w:color w:val="1F3864"/>
+        </w:rPr>
+        <w:t xml:space="preserve">✓  </w:t>
+      </w:r>
       <w:r>
         <w:rPr>
           <w:b/>
@@ -4827,12 +5537,12 @@
       <w:tblPr>
         <w:tblW w:type="dxa" w:w="8750"/>
         <w:tblBorders>
-          <w:top w:val="single" w:color="auto" w:sz="4"/>
-          <w:left w:val="single" w:color="auto" w:sz="4"/>
-          <w:bottom w:val="single" w:color="auto" w:sz="4"/>
-          <w:right w:val="single" w:color="auto" w:sz="4"/>
-          <w:insideH w:val="single" w:color="auto" w:sz="4"/>
-          <w:insideV w:val="single" w:color="auto" w:sz="4"/>
+          <w:top w:val="single" w:color="E2DED4" w:sz="4"/>
+          <w:left w:val="single" w:color="E2DED4" w:sz="4"/>
+          <w:bottom w:val="single" w:color="E2DED4" w:sz="4"/>
+          <w:right w:val="single" w:color="E2DED4" w:sz="4"/>
+          <w:insideH w:val="single" w:color="E2DED4" w:sz="4"/>
+          <w:insideV w:val="single" w:color="E2DED4" w:sz="4"/>
         </w:tblBorders>
       </w:tblPr>
       <w:tblGrid>
@@ -5206,22 +5916,40 @@
       <w:pPr>
         <w:keepNext/>
         <w:keepLines/>
+        <w:spacing w:after="60" w:before="160" w:line="276" w:lineRule="auto"/>
+      </w:pPr>
+      <w:r>
+        <w:rPr>
+          <w:b/>
+          <w:bCs/>
+          <w:color w:val="595959"/>
+          <w:sz w:val="16"/>
+          <w:szCs w:val="16"/>
+        </w:rPr>
+        <w:t xml:space="preserve">원문 인용</w:t>
+      </w:r>
+    </w:p>
+    <w:p>
+      <w:pPr>
+        <w:keepNext/>
+        <w:keepLines/>
         <w:pBdr>
-          <w:left w:val="single" w:color="999999" w:sz="16" w:space="8"/>
+          <w:top w:val="single" w:color="E2DED4" w:sz="4"/>
+          <w:bottom w:val="single" w:color="E2DED4" w:sz="4"/>
+          <w:left w:val="single" w:color="E2DED4" w:sz="4"/>
+          <w:right w:val="single" w:color="E2DED4" w:sz="4"/>
         </w:pBdr>
-        <w:shd w:fill="F2F2F2" w:val="clear"/>
-        <w:spacing w:after="100" w:before="100" w:line="276" w:lineRule="auto"/>
-        <w:ind w:left="100"/>
+        <w:shd w:fill="F7F3EA" w:val="clear"/>
+        <w:spacing w:after="160" w:before="100" w:line="288" w:lineRule="auto"/>
+        <w:ind w:left="160" w:right="160"/>
       </w:pPr>
       <w:r>
         <w:rPr>
-          <w:i/>
-          <w:iCs/>
-          <w:color w:val="595959"/>
+          <w:color w:val="2B2E33"/>
           <w:sz w:val="20"/>
           <w:szCs w:val="20"/>
         </w:rPr>
-        <w:t xml:space="preserve">"본 건물 옥상에는 태양광 발전설비 등이 설치 될 예정이며, 기기 작동 시 하부 세대에 소음, 냄새, 그을음, 진동 등에 의한 사생활권 등의 환경권 침해를 받을 수 있음을 확인하시고 계약체결 하시기 바랍니다."</w:t>
+        <w:t xml:space="preserve">“본 건물 옥상에는 태양광 발전설비 등이 설치 될 예정이며, 기기 작동 시 하부 세대에 소음, 냄새, 그을음, 진동 등에 의한 사생활권 등의 환경권 침해를 받을 수 있음을 확인하시고 계약체결 하시기 바랍니다.”</w:t>
       </w:r>
     </w:p>
     <w:p>
@@ -5231,9 +5959,17 @@
           <w:left w:val="single" w:color="2E5395" w:sz="28"/>
         </w:pBdr>
         <w:shd w:fill="EDF1F8" w:val="clear"/>
-        <w:spacing w:after="240" w:before="100" w:line="276" w:lineRule="auto"/>
+        <w:spacing w:after="260" w:before="40" w:line="280" w:lineRule="auto"/>
         <w:ind w:left="140"/>
       </w:pPr>
+      <w:r>
+        <w:rPr>
+          <w:b/>
+          <w:bCs/>
+          <w:color w:val="1F3864"/>
+        </w:rPr>
+        <w:t xml:space="preserve">✓  </w:t>
+      </w:r>
       <w:r>
         <w:rPr>
           <w:b/>
@@ -5335,12 +6071,12 @@
       <w:tblPr>
         <w:tblW w:type="dxa" w:w="8650"/>
         <w:tblBorders>
-          <w:top w:val="single" w:color="auto" w:sz="4"/>
-          <w:left w:val="single" w:color="auto" w:sz="4"/>
-          <w:bottom w:val="single" w:color="auto" w:sz="4"/>
-          <w:right w:val="single" w:color="auto" w:sz="4"/>
-          <w:insideH w:val="single" w:color="auto" w:sz="4"/>
-          <w:insideV w:val="single" w:color="auto" w:sz="4"/>
+          <w:top w:val="single" w:color="E2DED4" w:sz="4"/>
+          <w:left w:val="single" w:color="E2DED4" w:sz="4"/>
+          <w:bottom w:val="single" w:color="E2DED4" w:sz="4"/>
+          <w:right w:val="single" w:color="E2DED4" w:sz="4"/>
+          <w:insideH w:val="single" w:color="E2DED4" w:sz="4"/>
+          <w:insideV w:val="single" w:color="E2DED4" w:sz="4"/>
         </w:tblBorders>
       </w:tblPr>
       <w:tblGrid>
@@ -5724,22 +6460,40 @@
       <w:pPr>
         <w:keepNext/>
         <w:keepLines/>
+        <w:spacing w:after="60" w:before="160" w:line="276" w:lineRule="auto"/>
+      </w:pPr>
+      <w:r>
+        <w:rPr>
+          <w:b/>
+          <w:bCs/>
+          <w:color w:val="595959"/>
+          <w:sz w:val="16"/>
+          <w:szCs w:val="16"/>
+        </w:rPr>
+        <w:t xml:space="preserve">원문 인용</w:t>
+      </w:r>
+    </w:p>
+    <w:p>
+      <w:pPr>
+        <w:keepNext/>
+        <w:keepLines/>
         <w:pBdr>
-          <w:left w:val="single" w:color="999999" w:sz="16" w:space="8"/>
+          <w:top w:val="single" w:color="E2DED4" w:sz="4"/>
+          <w:bottom w:val="single" w:color="E2DED4" w:sz="4"/>
+          <w:left w:val="single" w:color="E2DED4" w:sz="4"/>
+          <w:right w:val="single" w:color="E2DED4" w:sz="4"/>
         </w:pBdr>
-        <w:shd w:fill="F2F2F2" w:val="clear"/>
-        <w:spacing w:after="100" w:before="100" w:line="276" w:lineRule="auto"/>
-        <w:ind w:left="100"/>
+        <w:shd w:fill="F7F3EA" w:val="clear"/>
+        <w:spacing w:after="160" w:before="100" w:line="288" w:lineRule="auto"/>
+        <w:ind w:left="160" w:right="160"/>
       </w:pPr>
       <w:r>
         <w:rPr>
-          <w:i/>
-          <w:iCs/>
-          <w:color w:val="595959"/>
+          <w:color w:val="2B2E33"/>
           <w:sz w:val="20"/>
           <w:szCs w:val="20"/>
         </w:rPr>
-        <w:t xml:space="preserve">"본 아파트는 재개발정비사업으로 공급되는 아파트로서 동일 주택형에 아파트라도 조합원 분양분과 일반 분양분에 대해 무상제공품목 및 마감재 등이 상이한 부분에 대하여 확인 후 청약하시기 바랍니다. 본 아파트에 적용되는 창호는 조합원 분양세대와 일반 분양세대에 대해 창호 업체, 브랜드, 사양, 성능, 디자인, 방충망의 형태 등 상이한 부분이 있습니다."</w:t>
+        <w:t xml:space="preserve">“본 아파트는 재개발정비사업으로 공급되는 아파트로서 동일 주택형에 아파트라도 조합원 분양분과 일반 분양분에 대해 무상제공품목 및 마감재 등이 상이한 부분에 대하여 확인 후 청약하시기 바랍니다. 본 아파트에 적용되는 창호는 조합원 분양세대와 일반 분양세대에 대해 창호 업체, 브랜드, 사양, 성능, 디자인, 방충망의 형태 등 상이한 부분이 있습니다.”</w:t>
       </w:r>
     </w:p>
     <w:p>
@@ -5749,9 +6503,17 @@
           <w:left w:val="single" w:color="2E5395" w:sz="28"/>
         </w:pBdr>
         <w:shd w:fill="EDF1F8" w:val="clear"/>
-        <w:spacing w:after="240" w:before="100" w:line="276" w:lineRule="auto"/>
+        <w:spacing w:after="260" w:before="40" w:line="280" w:lineRule="auto"/>
         <w:ind w:left="140"/>
       </w:pPr>
+      <w:r>
+        <w:rPr>
+          <w:b/>
+          <w:bCs/>
+          <w:color w:val="1F3864"/>
+        </w:rPr>
+        <w:t xml:space="preserve">✓  </w:t>
+      </w:r>
       <w:r>
         <w:rPr>
           <w:b/>
@@ -5925,12 +6687,12 @@
       <w:tblPr>
         <w:tblW w:type="dxa" w:w="9150"/>
         <w:tblBorders>
-          <w:top w:val="single" w:color="auto" w:sz="4"/>
-          <w:left w:val="single" w:color="auto" w:sz="4"/>
-          <w:bottom w:val="single" w:color="auto" w:sz="4"/>
-          <w:right w:val="single" w:color="auto" w:sz="4"/>
-          <w:insideH w:val="single" w:color="auto" w:sz="4"/>
-          <w:insideV w:val="single" w:color="auto" w:sz="4"/>
+          <w:top w:val="single" w:color="E2DED4" w:sz="4"/>
+          <w:left w:val="single" w:color="E2DED4" w:sz="4"/>
+          <w:bottom w:val="single" w:color="E2DED4" w:sz="4"/>
+          <w:right w:val="single" w:color="E2DED4" w:sz="4"/>
+          <w:insideH w:val="single" w:color="E2DED4" w:sz="4"/>
+          <w:insideV w:val="single" w:color="E2DED4" w:sz="4"/>
         </w:tblBorders>
       </w:tblPr>
       <w:tblGrid>

--- a/힐스테이트_광명11_검토보고서.docx
+++ b/힐스테이트_광명11_검토보고서.docx
@@ -2,14 +2,6 @@
 <file path=word/document.xml><?xml version="1.0" encoding="utf-8"?>
 <w:document xmlns:wpc="http://schemas.microsoft.com/office/word/2010/wordprocessingCanvas" xmlns:mc="http://schemas.openxmlformats.org/markup-compatibility/2006" xmlns:o="urn:schemas-microsoft-com:office:office" xmlns:r="http://schemas.openxmlformats.org/officeDocument/2006/relationships" xmlns:m="http://schemas.openxmlformats.org/officeDocument/2006/math" xmlns:v="urn:schemas-microsoft-com:vml" xmlns:wp14="http://schemas.microsoft.com/office/word/2010/wordprocessingDrawing" xmlns:wp="http://schemas.openxmlformats.org/drawingml/2006/wordprocessingDrawing" xmlns:w10="urn:schemas-microsoft-com:office:word" xmlns:w="http://schemas.openxmlformats.org/wordprocessingml/2006/main" xmlns:w14="http://schemas.microsoft.com/office/word/2010/wordml" xmlns:w15="http://schemas.microsoft.com/office/word/2012/wordml" xmlns:wpg="http://schemas.microsoft.com/office/word/2010/wordprocessingGroup" xmlns:wpi="http://schemas.microsoft.com/office/word/2010/wordprocessingInk" xmlns:wne="http://schemas.microsoft.com/office/word/2006/wordml" xmlns:wps="http://schemas.microsoft.com/office/word/2010/wordprocessingShape" xmlns:cx="http://schemas.microsoft.com/office/drawing/2014/chartex" xmlns:cx1="http://schemas.microsoft.com/office/drawing/2015/9/8/chartex" xmlns:cx2="http://schemas.microsoft.com/office/drawing/2015/10/21/chartex" xmlns:cx3="http://schemas.microsoft.com/office/drawing/2016/5/9/chartex" xmlns:cx4="http://schemas.microsoft.com/office/drawing/2016/5/10/chartex" xmlns:cx5="http://schemas.microsoft.com/office/drawing/2016/5/11/chartex" xmlns:cx6="http://schemas.microsoft.com/office/drawing/2016/5/12/chartex" xmlns:cx7="http://schemas.microsoft.com/office/drawing/2016/5/13/chartex" xmlns:cx8="http://schemas.microsoft.com/office/drawing/2016/5/14/chartex" xmlns:aink="http://schemas.microsoft.com/office/drawing/2016/ink" xmlns:am3d="http://schemas.microsoft.com/office/drawing/2017/model3d" xmlns:w16cex="http://schemas.microsoft.com/office/word/2018/wordml/cex" xmlns:w16cid="http://schemas.microsoft.com/office/word/2016/wordml/cid" xmlns:w16="http://schemas.microsoft.com/office/word/2018/wordml" xmlns:w16sdtdh="http://schemas.microsoft.com/office/word/2020/wordml/sdtdatahash" xmlns:w16se="http://schemas.microsoft.com/office/word/2015/wordml/symex" mc:Ignorable="w14 w15 wp14">
   <w:body>
-    <w:p>
-      <w:pPr>
-        <w:spacing w:after="0" w:before="600"/>
-      </w:pPr>
-      <w:r>
-        <w:t xml:space="preserve"/>
-      </w:r>
-    </w:p>
     <w:p>
       <w:pPr>
         <w:pBdr>
@@ -2935,27 +2927,6 @@
         </w:tc>
       </w:tr>
     </w:tbl>
-    <w:p>
-      <w:pPr>
-        <w:keepNext/>
-        <w:keepLines/>
-        <w:pBdr>
-          <w:left w:val="single" w:color="C89B3C" w:sz="18" w:space="6"/>
-        </w:pBdr>
-        <w:spacing w:after="100" w:before="240" w:line="276" w:lineRule="auto"/>
-        <w:ind w:left="80"/>
-      </w:pPr>
-      <w:r>
-        <w:rPr>
-          <w:b/>
-          <w:bCs/>
-          <w:color w:val="1F3864"/>
-          <w:sz w:val="22"/>
-          <w:szCs w:val="22"/>
-        </w:rPr>
-        <w:t xml:space="preserve">원문 인용 (동별 근거 문구)</w:t>
-      </w:r>
-    </w:p>
     <w:p>
       <w:pPr>
         <w:keepNext/>
@@ -4119,7 +4090,7 @@
           <w:sz w:val="22"/>
           <w:szCs w:val="22"/>
         </w:rPr>
-        <w:t xml:space="preserve">내진능력 — 원문 인용 (동별 편차)</w:t>
+        <w:t xml:space="preserve">내진능력 (동별 편차)</w:t>
       </w:r>
     </w:p>
     <w:p>
